--- a/docs/CV_Architect_Manuale_utente.docx
+++ b/docs/CV_Architect_Manuale_utente.docx
@@ -43,7 +43,7 @@
         <w:spacing w:after="120"/>
       </w:pPr>
       <w:r>
-        <w:t>Aggiornato al 19 ottobre 2026 — Antonio Esposito</w:t>
+        <w:t>Aggiornato al 21 ottobre 2026 — Antonio Esposito</w:t>
       </w:r>
     </w:p>
     <w:p>
@@ -65,7 +65,7 @@
     <w:sdt>
       <w:sdtPr>
         <w:alias w:val="Indice"/>
-        <w:id w:val="-530266591"/>
+        <w:id w:val="2123107194"/>
       </w:sdtPr>
       <w:sdtEndPr/>
       <w:sdtContent>
@@ -93,7 +93,7 @@
           <w:r>
             <w:fldChar w:fldCharType="separate"/>
           </w:r>
-          <w:hyperlink w:anchor="_Toc243340885" w:history="1">
+          <w:hyperlink w:anchor="_Toc243505487" w:history="1">
             <w:r>
               <w:rPr>
                 <w:rStyle w:val="Collegamentoipertestuale"/>
@@ -117,7 +117,7 @@
               <w:rPr>
                 <w:noProof/>
               </w:rPr>
-              <w:instrText xml:space="preserve"> PAGEREF _Toc243340885 \h </w:instrText>
+              <w:instrText xml:space="preserve"> PAGEREF _Toc243505487 \h </w:instrText>
             </w:r>
             <w:r>
               <w:rPr>
@@ -159,7 +159,7 @@
               <w14:ligatures w14:val="standardContextual"/>
             </w:rPr>
           </w:pPr>
-          <w:hyperlink w:anchor="_Toc243340886" w:history="1">
+          <w:hyperlink w:anchor="_Toc243505488" w:history="1">
             <w:r>
               <w:rPr>
                 <w:rStyle w:val="Collegamentoipertestuale"/>
@@ -183,7 +183,7 @@
               <w:rPr>
                 <w:noProof/>
               </w:rPr>
-              <w:instrText xml:space="preserve"> PAGEREF _Toc243340886 \h </w:instrText>
+              <w:instrText xml:space="preserve"> PAGEREF _Toc243505488 \h </w:instrText>
             </w:r>
             <w:r>
               <w:rPr>
@@ -225,7 +225,7 @@
               <w14:ligatures w14:val="standardContextual"/>
             </w:rPr>
           </w:pPr>
-          <w:hyperlink w:anchor="_Toc243340887" w:history="1">
+          <w:hyperlink w:anchor="_Toc243505489" w:history="1">
             <w:r>
               <w:rPr>
                 <w:rStyle w:val="Collegamentoipertestuale"/>
@@ -249,7 +249,7 @@
               <w:rPr>
                 <w:noProof/>
               </w:rPr>
-              <w:instrText xml:space="preserve"> PAGEREF _Toc243340887 \h </w:instrText>
+              <w:instrText xml:space="preserve"> PAGEREF _Toc243505489 \h </w:instrText>
             </w:r>
             <w:r>
               <w:rPr>
@@ -291,7 +291,7 @@
               <w14:ligatures w14:val="standardContextual"/>
             </w:rPr>
           </w:pPr>
-          <w:hyperlink w:anchor="_Toc243340888" w:history="1">
+          <w:hyperlink w:anchor="_Toc243505490" w:history="1">
             <w:r>
               <w:rPr>
                 <w:rStyle w:val="Collegamentoipertestuale"/>
@@ -315,7 +315,7 @@
               <w:rPr>
                 <w:noProof/>
               </w:rPr>
-              <w:instrText xml:space="preserve"> PAGEREF _Toc243340888 \h </w:instrText>
+              <w:instrText xml:space="preserve"> PAGEREF _Toc243505490 \h </w:instrText>
             </w:r>
             <w:r>
               <w:rPr>
@@ -357,7 +357,7 @@
               <w14:ligatures w14:val="standardContextual"/>
             </w:rPr>
           </w:pPr>
-          <w:hyperlink w:anchor="_Toc243340889" w:history="1">
+          <w:hyperlink w:anchor="_Toc243505491" w:history="1">
             <w:r>
               <w:rPr>
                 <w:rStyle w:val="Collegamentoipertestuale"/>
@@ -381,7 +381,7 @@
               <w:rPr>
                 <w:noProof/>
               </w:rPr>
-              <w:instrText xml:space="preserve"> PAGEREF _Toc243340889 \h </w:instrText>
+              <w:instrText xml:space="preserve"> PAGEREF _Toc243505491 \h </w:instrText>
             </w:r>
             <w:r>
               <w:rPr>
@@ -423,7 +423,7 @@
               <w14:ligatures w14:val="standardContextual"/>
             </w:rPr>
           </w:pPr>
-          <w:hyperlink w:anchor="_Toc243340890" w:history="1">
+          <w:hyperlink w:anchor="_Toc243505492" w:history="1">
             <w:r>
               <w:rPr>
                 <w:rStyle w:val="Collegamentoipertestuale"/>
@@ -447,7 +447,7 @@
               <w:rPr>
                 <w:noProof/>
               </w:rPr>
-              <w:instrText xml:space="preserve"> PAGEREF _Toc243340890 \h </w:instrText>
+              <w:instrText xml:space="preserve"> PAGEREF _Toc243505492 \h </w:instrText>
             </w:r>
             <w:r>
               <w:rPr>
@@ -489,7 +489,7 @@
               <w14:ligatures w14:val="standardContextual"/>
             </w:rPr>
           </w:pPr>
-          <w:hyperlink w:anchor="_Toc243340891" w:history="1">
+          <w:hyperlink w:anchor="_Toc243505493" w:history="1">
             <w:r>
               <w:rPr>
                 <w:rStyle w:val="Collegamentoipertestuale"/>
@@ -513,7 +513,7 @@
               <w:rPr>
                 <w:noProof/>
               </w:rPr>
-              <w:instrText xml:space="preserve"> PAGEREF _Toc243340891 \h </w:instrText>
+              <w:instrText xml:space="preserve"> PAGEREF _Toc243505493 \h </w:instrText>
             </w:r>
             <w:r>
               <w:rPr>
@@ -555,7 +555,7 @@
               <w14:ligatures w14:val="standardContextual"/>
             </w:rPr>
           </w:pPr>
-          <w:hyperlink w:anchor="_Toc243340892" w:history="1">
+          <w:hyperlink w:anchor="_Toc243505494" w:history="1">
             <w:r>
               <w:rPr>
                 <w:rStyle w:val="Collegamentoipertestuale"/>
@@ -579,7 +579,7 @@
               <w:rPr>
                 <w:noProof/>
               </w:rPr>
-              <w:instrText xml:space="preserve"> PAGEREF _Toc243340892 \h </w:instrText>
+              <w:instrText xml:space="preserve"> PAGEREF _Toc243505494 \h </w:instrText>
             </w:r>
             <w:r>
               <w:rPr>
@@ -621,13 +621,13 @@
               <w14:ligatures w14:val="standardContextual"/>
             </w:rPr>
           </w:pPr>
-          <w:hyperlink w:anchor="_Toc243340893" w:history="1">
+          <w:hyperlink w:anchor="_Toc243505495" w:history="1">
             <w:r>
               <w:rPr>
                 <w:rStyle w:val="Collegamentoipertestuale"/>
                 <w:noProof/>
               </w:rPr>
-              <w:t>Scadenza</w:t>
+              <w:t>Senza crediti</w:t>
             </w:r>
             <w:r>
               <w:rPr>
@@ -645,7 +645,7 @@
               <w:rPr>
                 <w:noProof/>
               </w:rPr>
-              <w:instrText xml:space="preserve"> PAGEREF _Toc243340893 \h </w:instrText>
+              <w:instrText xml:space="preserve"> PAGEREF _Toc243505495 \h </w:instrText>
             </w:r>
             <w:r>
               <w:rPr>
@@ -687,13 +687,13 @@
               <w14:ligatures w14:val="standardContextual"/>
             </w:rPr>
           </w:pPr>
-          <w:hyperlink w:anchor="_Toc243340894" w:history="1">
+          <w:hyperlink w:anchor="_Toc243505496" w:history="1">
             <w:r>
               <w:rPr>
                 <w:rStyle w:val="Collegamentoipertestuale"/>
                 <w:noProof/>
               </w:rPr>
-              <w:t>Acquistare crediti</w:t>
+              <w:t>La pagina «Come funziona»</w:t>
             </w:r>
             <w:r>
               <w:rPr>
@@ -711,7 +711,7 @@
               <w:rPr>
                 <w:noProof/>
               </w:rPr>
-              <w:instrText xml:space="preserve"> PAGEREF _Toc243340894 \h </w:instrText>
+              <w:instrText xml:space="preserve"> PAGEREF _Toc243505496 \h </w:instrText>
             </w:r>
             <w:r>
               <w:rPr>
@@ -728,7 +728,7 @@
               <w:rPr>
                 <w:noProof/>
               </w:rPr>
-              <w:t>6</w:t>
+              <w:t>7</w:t>
             </w:r>
             <w:r>
               <w:rPr>
@@ -753,13 +753,13 @@
               <w14:ligatures w14:val="standardContextual"/>
             </w:rPr>
           </w:pPr>
-          <w:hyperlink w:anchor="_Toc243340895" w:history="1">
+          <w:hyperlink w:anchor="_Toc243505497" w:history="1">
             <w:r>
               <w:rPr>
                 <w:rStyle w:val="Collegamentoipertestuale"/>
                 <w:noProof/>
               </w:rPr>
-              <w:t>Limiti di utilizzo</w:t>
+              <w:t>Scadenza</w:t>
             </w:r>
             <w:r>
               <w:rPr>
@@ -777,7 +777,7 @@
               <w:rPr>
                 <w:noProof/>
               </w:rPr>
-              <w:instrText xml:space="preserve"> PAGEREF _Toc243340895 \h </w:instrText>
+              <w:instrText xml:space="preserve"> PAGEREF _Toc243505497 \h </w:instrText>
             </w:r>
             <w:r>
               <w:rPr>
@@ -794,7 +794,7 @@
               <w:rPr>
                 <w:noProof/>
               </w:rPr>
-              <w:t>6</w:t>
+              <w:t>8</w:t>
             </w:r>
             <w:r>
               <w:rPr>
@@ -819,12 +819,144 @@
               <w14:ligatures w14:val="standardContextual"/>
             </w:rPr>
           </w:pPr>
-          <w:hyperlink w:anchor="_Toc243340896" w:history="1">
+          <w:hyperlink w:anchor="_Toc243505498" w:history="1">
             <w:r>
               <w:rPr>
                 <w:rStyle w:val="Collegamentoipertestuale"/>
                 <w:noProof/>
               </w:rPr>
+              <w:t>Acquistare crediti</w:t>
+            </w:r>
+            <w:r>
+              <w:rPr>
+                <w:noProof/>
+              </w:rPr>
+              <w:tab/>
+            </w:r>
+            <w:r>
+              <w:rPr>
+                <w:noProof/>
+              </w:rPr>
+              <w:fldChar w:fldCharType="begin"/>
+            </w:r>
+            <w:r>
+              <w:rPr>
+                <w:noProof/>
+              </w:rPr>
+              <w:instrText xml:space="preserve"> PAGEREF _Toc243505498 \h </w:instrText>
+            </w:r>
+            <w:r>
+              <w:rPr>
+                <w:noProof/>
+              </w:rPr>
+            </w:r>
+            <w:r>
+              <w:rPr>
+                <w:noProof/>
+              </w:rPr>
+              <w:fldChar w:fldCharType="separate"/>
+            </w:r>
+            <w:r>
+              <w:rPr>
+                <w:noProof/>
+              </w:rPr>
+              <w:t>8</w:t>
+            </w:r>
+            <w:r>
+              <w:rPr>
+                <w:noProof/>
+              </w:rPr>
+              <w:fldChar w:fldCharType="end"/>
+            </w:r>
+          </w:hyperlink>
+        </w:p>
+        <w:p>
+          <w:pPr>
+            <w:pStyle w:val="Sommario2"/>
+            <w:tabs>
+              <w:tab w:val="right" w:leader="dot" w:pos="9628"/>
+            </w:tabs>
+            <w:rPr>
+              <w:rFonts w:asciiTheme="minorHAnsi" w:eastAsiaTheme="minorEastAsia" w:hAnsiTheme="minorHAnsi" w:cstheme="minorBidi"/>
+              <w:noProof/>
+              <w:kern w:val="2"/>
+              <w:sz w:val="24"/>
+              <w:szCs w:val="24"/>
+              <w14:ligatures w14:val="standardContextual"/>
+            </w:rPr>
+          </w:pPr>
+          <w:hyperlink w:anchor="_Toc243505499" w:history="1">
+            <w:r>
+              <w:rPr>
+                <w:rStyle w:val="Collegamentoipertestuale"/>
+                <w:noProof/>
+              </w:rPr>
+              <w:t>Limiti di utilizzo</w:t>
+            </w:r>
+            <w:r>
+              <w:rPr>
+                <w:noProof/>
+              </w:rPr>
+              <w:tab/>
+            </w:r>
+            <w:r>
+              <w:rPr>
+                <w:noProof/>
+              </w:rPr>
+              <w:fldChar w:fldCharType="begin"/>
+            </w:r>
+            <w:r>
+              <w:rPr>
+                <w:noProof/>
+              </w:rPr>
+              <w:instrText xml:space="preserve"> PAGEREF _Toc243505499 \h </w:instrText>
+            </w:r>
+            <w:r>
+              <w:rPr>
+                <w:noProof/>
+              </w:rPr>
+            </w:r>
+            <w:r>
+              <w:rPr>
+                <w:noProof/>
+              </w:rPr>
+              <w:fldChar w:fldCharType="separate"/>
+            </w:r>
+            <w:r>
+              <w:rPr>
+                <w:noProof/>
+              </w:rPr>
+              <w:t>9</w:t>
+            </w:r>
+            <w:r>
+              <w:rPr>
+                <w:noProof/>
+              </w:rPr>
+              <w:fldChar w:fldCharType="end"/>
+            </w:r>
+          </w:hyperlink>
+        </w:p>
+        <w:p>
+          <w:pPr>
+            <w:pStyle w:val="Sommario2"/>
+            <w:tabs>
+              <w:tab w:val="right" w:leader="dot" w:pos="9628"/>
+            </w:tabs>
+            <w:rPr>
+              <w:rFonts w:asciiTheme="minorHAnsi" w:eastAsiaTheme="minorEastAsia" w:hAnsiTheme="minorHAnsi" w:cstheme="minorBidi"/>
+              <w:noProof/>
+              <w:kern w:val="2"/>
+              <w:sz w:val="24"/>
+              <w:szCs w:val="24"/>
+              <w14:ligatures w14:val="standardContextual"/>
+            </w:rPr>
+          </w:pPr>
+          <w:hyperlink w:anchor="_Toc243505500" w:history="1">
+            <w:r>
+              <w:rPr>
+                <w:rStyle w:val="Collegamentoipertestuale"/>
+                <w:noProof/>
+              </w:rPr>
               <w:t>Uso gratuito senza AI</w:t>
             </w:r>
             <w:r>
@@ -843,7 +975,7 @@
               <w:rPr>
                 <w:noProof/>
               </w:rPr>
-              <w:instrText xml:space="preserve"> PAGEREF _Toc243340896 \h </w:instrText>
+              <w:instrText xml:space="preserve"> PAGEREF _Toc243505500 \h </w:instrText>
             </w:r>
             <w:r>
               <w:rPr>
@@ -860,7 +992,7 @@
               <w:rPr>
                 <w:noProof/>
               </w:rPr>
-              <w:t>7</w:t>
+              <w:t>9</w:t>
             </w:r>
             <w:r>
               <w:rPr>
@@ -885,7 +1017,7 @@
               <w14:ligatures w14:val="standardContextual"/>
             </w:rPr>
           </w:pPr>
-          <w:hyperlink w:anchor="_Toc243340897" w:history="1">
+          <w:hyperlink w:anchor="_Toc243505501" w:history="1">
             <w:r>
               <w:rPr>
                 <w:rStyle w:val="Collegamentoipertestuale"/>
@@ -909,7 +1041,7 @@
               <w:rPr>
                 <w:noProof/>
               </w:rPr>
-              <w:instrText xml:space="preserve"> PAGEREF _Toc243340897 \h </w:instrText>
+              <w:instrText xml:space="preserve"> PAGEREF _Toc243505501 \h </w:instrText>
             </w:r>
             <w:r>
               <w:rPr>
@@ -926,7 +1058,7 @@
               <w:rPr>
                 <w:noProof/>
               </w:rPr>
-              <w:t>7</w:t>
+              <w:t>10</w:t>
             </w:r>
             <w:r>
               <w:rPr>
@@ -951,7 +1083,7 @@
               <w14:ligatures w14:val="standardContextual"/>
             </w:rPr>
           </w:pPr>
-          <w:hyperlink w:anchor="_Toc243340898" w:history="1">
+          <w:hyperlink w:anchor="_Toc243505502" w:history="1">
             <w:r>
               <w:rPr>
                 <w:rStyle w:val="Collegamentoipertestuale"/>
@@ -975,7 +1107,7 @@
               <w:rPr>
                 <w:noProof/>
               </w:rPr>
-              <w:instrText xml:space="preserve"> PAGEREF _Toc243340898 \h </w:instrText>
+              <w:instrText xml:space="preserve"> PAGEREF _Toc243505502 \h </w:instrText>
             </w:r>
             <w:r>
               <w:rPr>
@@ -992,7 +1124,7 @@
               <w:rPr>
                 <w:noProof/>
               </w:rPr>
-              <w:t>7</w:t>
+              <w:t>10</w:t>
             </w:r>
             <w:r>
               <w:rPr>
@@ -1017,7 +1149,7 @@
               <w14:ligatures w14:val="standardContextual"/>
             </w:rPr>
           </w:pPr>
-          <w:hyperlink w:anchor="_Toc243340899" w:history="1">
+          <w:hyperlink w:anchor="_Toc243505503" w:history="1">
             <w:r>
               <w:rPr>
                 <w:rStyle w:val="Collegamentoipertestuale"/>
@@ -1041,7 +1173,7 @@
               <w:rPr>
                 <w:noProof/>
               </w:rPr>
-              <w:instrText xml:space="preserve"> PAGEREF _Toc243340899 \h </w:instrText>
+              <w:instrText xml:space="preserve"> PAGEREF _Toc243505503 \h </w:instrText>
             </w:r>
             <w:r>
               <w:rPr>
@@ -1058,7 +1190,7 @@
               <w:rPr>
                 <w:noProof/>
               </w:rPr>
-              <w:t>10</w:t>
+              <w:t>13</w:t>
             </w:r>
             <w:r>
               <w:rPr>
@@ -1083,7 +1215,7 @@
               <w14:ligatures w14:val="standardContextual"/>
             </w:rPr>
           </w:pPr>
-          <w:hyperlink w:anchor="_Toc243340900" w:history="1">
+          <w:hyperlink w:anchor="_Toc243505504" w:history="1">
             <w:r>
               <w:rPr>
                 <w:rStyle w:val="Collegamentoipertestuale"/>
@@ -1107,7 +1239,7 @@
               <w:rPr>
                 <w:noProof/>
               </w:rPr>
-              <w:instrText xml:space="preserve"> PAGEREF _Toc243340900 \h </w:instrText>
+              <w:instrText xml:space="preserve"> PAGEREF _Toc243505504 \h </w:instrText>
             </w:r>
             <w:r>
               <w:rPr>
@@ -1124,7 +1256,7 @@
               <w:rPr>
                 <w:noProof/>
               </w:rPr>
-              <w:t>13</w:t>
+              <w:t>17</w:t>
             </w:r>
             <w:r>
               <w:rPr>
@@ -1149,7 +1281,7 @@
               <w14:ligatures w14:val="standardContextual"/>
             </w:rPr>
           </w:pPr>
-          <w:hyperlink w:anchor="_Toc243340901" w:history="1">
+          <w:hyperlink w:anchor="_Toc243505505" w:history="1">
             <w:r>
               <w:rPr>
                 <w:rStyle w:val="Collegamentoipertestuale"/>
@@ -1173,7 +1305,7 @@
               <w:rPr>
                 <w:noProof/>
               </w:rPr>
-              <w:instrText xml:space="preserve"> PAGEREF _Toc243340901 \h </w:instrText>
+              <w:instrText xml:space="preserve"> PAGEREF _Toc243505505 \h </w:instrText>
             </w:r>
             <w:r>
               <w:rPr>
@@ -1190,7 +1322,7 @@
               <w:rPr>
                 <w:noProof/>
               </w:rPr>
-              <w:t>14</w:t>
+              <w:t>18</w:t>
             </w:r>
             <w:r>
               <w:rPr>
@@ -1215,7 +1347,7 @@
               <w14:ligatures w14:val="standardContextual"/>
             </w:rPr>
           </w:pPr>
-          <w:hyperlink w:anchor="_Toc243340902" w:history="1">
+          <w:hyperlink w:anchor="_Toc243505506" w:history="1">
             <w:r>
               <w:rPr>
                 <w:rStyle w:val="Collegamentoipertestuale"/>
@@ -1239,7 +1371,7 @@
               <w:rPr>
                 <w:noProof/>
               </w:rPr>
-              <w:instrText xml:space="preserve"> PAGEREF _Toc243340902 \h </w:instrText>
+              <w:instrText xml:space="preserve"> PAGEREF _Toc243505506 \h </w:instrText>
             </w:r>
             <w:r>
               <w:rPr>
@@ -1256,7 +1388,73 @@
               <w:rPr>
                 <w:noProof/>
               </w:rPr>
-              <w:t>15</w:t>
+              <w:t>18</w:t>
+            </w:r>
+            <w:r>
+              <w:rPr>
+                <w:noProof/>
+              </w:rPr>
+              <w:fldChar w:fldCharType="end"/>
+            </w:r>
+          </w:hyperlink>
+        </w:p>
+        <w:p>
+          <w:pPr>
+            <w:pStyle w:val="Sommario2"/>
+            <w:tabs>
+              <w:tab w:val="right" w:leader="dot" w:pos="9628"/>
+            </w:tabs>
+            <w:rPr>
+              <w:rFonts w:asciiTheme="minorHAnsi" w:eastAsiaTheme="minorEastAsia" w:hAnsiTheme="minorHAnsi" w:cstheme="minorBidi"/>
+              <w:noProof/>
+              <w:kern w:val="2"/>
+              <w:sz w:val="24"/>
+              <w:szCs w:val="24"/>
+              <w14:ligatures w14:val="standardContextual"/>
+            </w:rPr>
+          </w:pPr>
+          <w:hyperlink w:anchor="_Toc243505507" w:history="1">
+            <w:r>
+              <w:rPr>
+                <w:rStyle w:val="Collegamentoipertestuale"/>
+                <w:noProof/>
+              </w:rPr>
+              <w:t>La tua candidatura completa</w:t>
+            </w:r>
+            <w:r>
+              <w:rPr>
+                <w:noProof/>
+              </w:rPr>
+              <w:tab/>
+            </w:r>
+            <w:r>
+              <w:rPr>
+                <w:noProof/>
+              </w:rPr>
+              <w:fldChar w:fldCharType="begin"/>
+            </w:r>
+            <w:r>
+              <w:rPr>
+                <w:noProof/>
+              </w:rPr>
+              <w:instrText xml:space="preserve"> PAGEREF _Toc243505507 \h </w:instrText>
+            </w:r>
+            <w:r>
+              <w:rPr>
+                <w:noProof/>
+              </w:rPr>
+            </w:r>
+            <w:r>
+              <w:rPr>
+                <w:noProof/>
+              </w:rPr>
+              <w:fldChar w:fldCharType="separate"/>
+            </w:r>
+            <w:r>
+              <w:rPr>
+                <w:noProof/>
+              </w:rPr>
+              <w:t>21</w:t>
             </w:r>
             <w:r>
               <w:rPr>
@@ -1281,7 +1479,7 @@
               <w14:ligatures w14:val="standardContextual"/>
             </w:rPr>
           </w:pPr>
-          <w:hyperlink w:anchor="_Toc243340903" w:history="1">
+          <w:hyperlink w:anchor="_Toc243505508" w:history="1">
             <w:r>
               <w:rPr>
                 <w:rStyle w:val="Collegamentoipertestuale"/>
@@ -1305,7 +1503,7 @@
               <w:rPr>
                 <w:noProof/>
               </w:rPr>
-              <w:instrText xml:space="preserve"> PAGEREF _Toc243340903 \h </w:instrText>
+              <w:instrText xml:space="preserve"> PAGEREF _Toc243505508 \h </w:instrText>
             </w:r>
             <w:r>
               <w:rPr>
@@ -1322,7 +1520,7 @@
               <w:rPr>
                 <w:noProof/>
               </w:rPr>
-              <w:t>16</w:t>
+              <w:t>21</w:t>
             </w:r>
             <w:r>
               <w:rPr>
@@ -1347,7 +1545,7 @@
               <w14:ligatures w14:val="standardContextual"/>
             </w:rPr>
           </w:pPr>
-          <w:hyperlink w:anchor="_Toc243340904" w:history="1">
+          <w:hyperlink w:anchor="_Toc243505509" w:history="1">
             <w:r>
               <w:rPr>
                 <w:rStyle w:val="Collegamentoipertestuale"/>
@@ -1371,7 +1569,7 @@
               <w:rPr>
                 <w:noProof/>
               </w:rPr>
-              <w:instrText xml:space="preserve"> PAGEREF _Toc243340904 \h </w:instrText>
+              <w:instrText xml:space="preserve"> PAGEREF _Toc243505509 \h </w:instrText>
             </w:r>
             <w:r>
               <w:rPr>
@@ -1388,7 +1586,7 @@
               <w:rPr>
                 <w:noProof/>
               </w:rPr>
-              <w:t>16</w:t>
+              <w:t>21</w:t>
             </w:r>
             <w:r>
               <w:rPr>
@@ -1413,7 +1611,7 @@
               <w14:ligatures w14:val="standardContextual"/>
             </w:rPr>
           </w:pPr>
-          <w:hyperlink w:anchor="_Toc243340905" w:history="1">
+          <w:hyperlink w:anchor="_Toc243505510" w:history="1">
             <w:r>
               <w:rPr>
                 <w:rStyle w:val="Collegamentoipertestuale"/>
@@ -1437,7 +1635,7 @@
               <w:rPr>
                 <w:noProof/>
               </w:rPr>
-              <w:instrText xml:space="preserve"> PAGEREF _Toc243340905 \h </w:instrText>
+              <w:instrText xml:space="preserve"> PAGEREF _Toc243505510 \h </w:instrText>
             </w:r>
             <w:r>
               <w:rPr>
@@ -1454,7 +1652,7 @@
               <w:rPr>
                 <w:noProof/>
               </w:rPr>
-              <w:t>17</w:t>
+              <w:t>23</w:t>
             </w:r>
             <w:r>
               <w:rPr>
@@ -1479,7 +1677,7 @@
               <w14:ligatures w14:val="standardContextual"/>
             </w:rPr>
           </w:pPr>
-          <w:hyperlink w:anchor="_Toc243340906" w:history="1">
+          <w:hyperlink w:anchor="_Toc243505511" w:history="1">
             <w:r>
               <w:rPr>
                 <w:rStyle w:val="Collegamentoipertestuale"/>
@@ -1503,7 +1701,7 @@
               <w:rPr>
                 <w:noProof/>
               </w:rPr>
-              <w:instrText xml:space="preserve"> PAGEREF _Toc243340906 \h </w:instrText>
+              <w:instrText xml:space="preserve"> PAGEREF _Toc243505511 \h </w:instrText>
             </w:r>
             <w:r>
               <w:rPr>
@@ -1520,7 +1718,7 @@
               <w:rPr>
                 <w:noProof/>
               </w:rPr>
-              <w:t>17</w:t>
+              <w:t>24</w:t>
             </w:r>
             <w:r>
               <w:rPr>
@@ -1545,7 +1743,7 @@
               <w14:ligatures w14:val="standardContextual"/>
             </w:rPr>
           </w:pPr>
-          <w:hyperlink w:anchor="_Toc243340907" w:history="1">
+          <w:hyperlink w:anchor="_Toc243505512" w:history="1">
             <w:r>
               <w:rPr>
                 <w:rStyle w:val="Collegamentoipertestuale"/>
@@ -1569,7 +1767,7 @@
               <w:rPr>
                 <w:noProof/>
               </w:rPr>
-              <w:instrText xml:space="preserve"> PAGEREF _Toc243340907 \h </w:instrText>
+              <w:instrText xml:space="preserve"> PAGEREF _Toc243505512 \h </w:instrText>
             </w:r>
             <w:r>
               <w:rPr>
@@ -1586,7 +1784,7 @@
               <w:rPr>
                 <w:noProof/>
               </w:rPr>
-              <w:t>18</w:t>
+              <w:t>25</w:t>
             </w:r>
             <w:r>
               <w:rPr>
@@ -1611,7 +1809,7 @@
               <w14:ligatures w14:val="standardContextual"/>
             </w:rPr>
           </w:pPr>
-          <w:hyperlink w:anchor="_Toc243340908" w:history="1">
+          <w:hyperlink w:anchor="_Toc243505513" w:history="1">
             <w:r>
               <w:rPr>
                 <w:rStyle w:val="Collegamentoipertestuale"/>
@@ -1635,7 +1833,7 @@
               <w:rPr>
                 <w:noProof/>
               </w:rPr>
-              <w:instrText xml:space="preserve"> PAGEREF _Toc243340908 \h </w:instrText>
+              <w:instrText xml:space="preserve"> PAGEREF _Toc243505513 \h </w:instrText>
             </w:r>
             <w:r>
               <w:rPr>
@@ -1652,7 +1850,7 @@
               <w:rPr>
                 <w:noProof/>
               </w:rPr>
-              <w:t>18</w:t>
+              <w:t>25</w:t>
             </w:r>
             <w:r>
               <w:rPr>
@@ -1677,7 +1875,7 @@
               <w14:ligatures w14:val="standardContextual"/>
             </w:rPr>
           </w:pPr>
-          <w:hyperlink w:anchor="_Toc243340909" w:history="1">
+          <w:hyperlink w:anchor="_Toc243505514" w:history="1">
             <w:r>
               <w:rPr>
                 <w:rStyle w:val="Collegamentoipertestuale"/>
@@ -1701,7 +1899,7 @@
               <w:rPr>
                 <w:noProof/>
               </w:rPr>
-              <w:instrText xml:space="preserve"> PAGEREF _Toc243340909 \h </w:instrText>
+              <w:instrText xml:space="preserve"> PAGEREF _Toc243505514 \h </w:instrText>
             </w:r>
             <w:r>
               <w:rPr>
@@ -1718,7 +1916,7 @@
               <w:rPr>
                 <w:noProof/>
               </w:rPr>
-              <w:t>18</w:t>
+              <w:t>25</w:t>
             </w:r>
             <w:r>
               <w:rPr>
@@ -1743,7 +1941,7 @@
               <w14:ligatures w14:val="standardContextual"/>
             </w:rPr>
           </w:pPr>
-          <w:hyperlink w:anchor="_Toc243340910" w:history="1">
+          <w:hyperlink w:anchor="_Toc243505515" w:history="1">
             <w:r>
               <w:rPr>
                 <w:rStyle w:val="Collegamentoipertestuale"/>
@@ -1767,7 +1965,7 @@
               <w:rPr>
                 <w:noProof/>
               </w:rPr>
-              <w:instrText xml:space="preserve"> PAGEREF _Toc243340910 \h </w:instrText>
+              <w:instrText xml:space="preserve"> PAGEREF _Toc243505515 \h </w:instrText>
             </w:r>
             <w:r>
               <w:rPr>
@@ -1784,7 +1982,7 @@
               <w:rPr>
                 <w:noProof/>
               </w:rPr>
-              <w:t>18</w:t>
+              <w:t>25</w:t>
             </w:r>
             <w:r>
               <w:rPr>
@@ -1809,7 +2007,7 @@
               <w14:ligatures w14:val="standardContextual"/>
             </w:rPr>
           </w:pPr>
-          <w:hyperlink w:anchor="_Toc243340911" w:history="1">
+          <w:hyperlink w:anchor="_Toc243505516" w:history="1">
             <w:r>
               <w:rPr>
                 <w:rStyle w:val="Collegamentoipertestuale"/>
@@ -1833,7 +2031,7 @@
               <w:rPr>
                 <w:noProof/>
               </w:rPr>
-              <w:instrText xml:space="preserve"> PAGEREF _Toc243340911 \h </w:instrText>
+              <w:instrText xml:space="preserve"> PAGEREF _Toc243505516 \h </w:instrText>
             </w:r>
             <w:r>
               <w:rPr>
@@ -1850,7 +2048,7 @@
               <w:rPr>
                 <w:noProof/>
               </w:rPr>
-              <w:t>19</w:t>
+              <w:t>26</w:t>
             </w:r>
             <w:r>
               <w:rPr>
@@ -1872,7 +2070,7 @@
         <w:pStyle w:val="Titolo1"/>
         <w:pageBreakBefore/>
       </w:pPr>
-      <w:bookmarkStart w:id="0" w:name="_Toc243340885"/>
+      <w:bookmarkStart w:id="0" w:name="_Toc243505487"/>
       <w:r>
         <w:lastRenderedPageBreak/>
         <w:t>1. Scopo</w:t>
@@ -1923,14 +2121,14 @@
         <w:ind w:left="160" w:right="160"/>
       </w:pPr>
       <w:r>
-        <w:t>Le schermate del percorso guidato (capitoli 5–9) usano una candidata di esempio con dati inventati e possono differire nei dettagli grafici dalla versione attuale, ad esempio nell'intestazione.</w:t>
+        <w:t>Le schermate del percorso guidato (capitoli 5–10) usano una candidata di esempio con dati inventati e mostrano la versione attuale dell'app.</w:t>
       </w:r>
     </w:p>
     <w:p>
       <w:pPr>
         <w:pStyle w:val="Titolo1"/>
       </w:pPr>
-      <w:bookmarkStart w:id="1" w:name="_Toc243340886"/>
+      <w:bookmarkStart w:id="1" w:name="_Toc243505488"/>
       <w:r>
         <w:t>2. Accesso e account</w:t>
       </w:r>
@@ -1941,7 +2139,13 @@
         <w:spacing w:after="120"/>
       </w:pPr>
       <w:r>
-        <w:t>Chi apre il sito senza aver fatto l'accesso vede la pagina di benvenuto: cosa fa il servizio, il modulo di accesso o registrazione, le domande frequenti, il link «Contattaci» e i link a Termini e Privacy.</w:t>
+        <w:t>Chi apre il sito senza aver fatto l'accesso vede la pagina di benvenuto: cosa fa il servizio (i 3 passi e la traduzione in inglese), il link «</w:t>
+      </w:r>
+      <w:r>
+        <w:t>👀</w:t>
+      </w:r>
+      <w:r>
+        <w:t xml:space="preserve"> Guarda come funziona, con esempi», il modulo di accesso o registrazione, le domande frequenti, il link «Contattaci» e i link a Termini e Privacy.</w:t>
       </w:r>
     </w:p>
     <w:p>
@@ -1955,8 +2159,8 @@
           <w:noProof/>
         </w:rPr>
         <w:drawing>
-          <wp:inline distT="0" distB="0" distL="0" distR="0" wp14:anchorId="28D286C1" wp14:editId="2F88747A">
-            <wp:extent cx="3524250" cy="5543550"/>
+          <wp:inline distT="0" distB="0" distL="0" distR="0" wp14:anchorId="217C8FBF" wp14:editId="42A353A6">
+            <wp:extent cx="4572000" cy="4667250"/>
             <wp:effectExtent l="0" t="0" r="0" b="0"/>
             <wp:docPr id="1" name="Immagine 1"/>
             <wp:cNvGraphicFramePr>
@@ -1981,7 +2185,7 @@
                   <pic:spPr bwMode="auto">
                     <a:xfrm>
                       <a:off x="0" y="0"/>
-                      <a:ext cx="3524250" cy="5543550"/>
+                      <a:ext cx="4572000" cy="4667250"/>
                     </a:xfrm>
                     <a:prstGeom prst="rect">
                       <a:avLst/>
@@ -2007,14 +2211,32 @@
           <w:sz w:val="19"/>
           <w:szCs w:val="19"/>
         </w:rPr>
-        <w:t>Figura 1 – Pagina di benvenuto con accesso, registrazione e domande frequenti.</w:t>
+        <w:t>Figura 1 – Pagina di benvenuto: i 3 passi, la traduzione in inglese, il link «Come funziona» e l'accesso.</w:t>
+      </w:r>
+    </w:p>
+    <w:p>
+      <w:pPr>
+        <w:spacing w:after="120"/>
+      </w:pPr>
+      <w:r>
+        <w:t xml:space="preserve">La pagina </w:t>
+      </w:r>
+      <w:r>
+        <w:rPr>
+          <w:b/>
+          <w:bCs/>
+        </w:rPr>
+        <w:t>«Come funziona»</w:t>
+      </w:r>
+      <w:r>
+        <w:t xml:space="preserve"> (capitolo 4) si apre anche senza account: mostra con gli screenshot cosa si ottiene con un credito.</w:t>
       </w:r>
     </w:p>
     <w:p>
       <w:pPr>
         <w:pStyle w:val="Titolo2"/>
       </w:pPr>
-      <w:bookmarkStart w:id="2" w:name="_Toc243340887"/>
+      <w:bookmarkStart w:id="2" w:name="_Toc243505489"/>
       <w:r>
         <w:lastRenderedPageBreak/>
         <w:t>Registrazione</w:t>
@@ -2041,7 +2263,7 @@
         <w:t>nome e cognome</w:t>
       </w:r>
       <w:r>
-        <w:t xml:space="preserve"> (obbligatori), email e password (almeno 8 caratteri) e ripeti la password. Nome e cognome compaiono anche nei pagamenti con Stripe.</w:t>
+        <w:t xml:space="preserve"> (obbligatori), email e password (almeno 8 caratteri) e ripeti la password. Nome e cognome compaiono anche nei pagamenti con Stripe. Sopra il modulo una riga ricorda che la registrazione è gratuita e che l'AI si usa con i crediti.</w:t>
       </w:r>
     </w:p>
     <w:p>
@@ -2091,8 +2313,8 @@
           <w:noProof/>
         </w:rPr>
         <w:drawing>
-          <wp:inline distT="0" distB="0" distL="0" distR="0" wp14:anchorId="20E94869" wp14:editId="308BA0B0">
-            <wp:extent cx="4572000" cy="2705100"/>
+          <wp:inline distT="0" distB="0" distL="0" distR="0" wp14:anchorId="0ECCE92A" wp14:editId="6619AC46">
+            <wp:extent cx="4572000" cy="3362325"/>
             <wp:effectExtent l="0" t="0" r="0" b="0"/>
             <wp:docPr id="2" name="Immagine 2"/>
             <wp:cNvGraphicFramePr>
@@ -2117,7 +2339,7 @@
                   <pic:spPr bwMode="auto">
                     <a:xfrm>
                       <a:off x="0" y="0"/>
-                      <a:ext cx="4572000" cy="2705100"/>
+                      <a:ext cx="4572000" cy="3362325"/>
                     </a:xfrm>
                     <a:prstGeom prst="rect">
                       <a:avLst/>
@@ -2150,7 +2372,7 @@
       <w:pPr>
         <w:pStyle w:val="Titolo2"/>
       </w:pPr>
-      <w:bookmarkStart w:id="3" w:name="_Toc243340888"/>
+      <w:bookmarkStart w:id="3" w:name="_Toc243505490"/>
       <w:r>
         <w:t>Accesso e password</w:t>
       </w:r>
@@ -2186,7 +2408,7 @@
       <w:pPr>
         <w:pStyle w:val="Titolo2"/>
       </w:pPr>
-      <w:bookmarkStart w:id="4" w:name="_Toc243340889"/>
+      <w:bookmarkStart w:id="4" w:name="_Toc243505491"/>
       <w:r>
         <w:t>Eliminare l'account</w:t>
       </w:r>
@@ -2204,7 +2426,7 @@
       <w:pPr>
         <w:pStyle w:val="Titolo1"/>
       </w:pPr>
-      <w:bookmarkStart w:id="5" w:name="_Toc243340890"/>
+      <w:bookmarkStart w:id="5" w:name="_Toc243505492"/>
       <w:r>
         <w:t>3. Barra in alto e menu</w:t>
       </w:r>
@@ -2355,7 +2577,7 @@
           </w:tcPr>
           <w:p>
             <w:r>
-              <w:t>Percorso guidato · Nuova candidatura (quando c'è un CV) · Le mie candidature (se attivo) · Ricomincia da capo</w:t>
+              <w:t>Percorso guidato · Come funziona · Nuova candidatura (quando c'è un CV) · Le mie candidature (se attivo) · Ricomincia da capo</w:t>
             </w:r>
           </w:p>
         </w:tc>
@@ -2425,6 +2647,7 @@
           </w:tcPr>
           <w:p>
             <w:r>
+              <w:lastRenderedPageBreak/>
               <w:t>Informazioni legali</w:t>
             </w:r>
           </w:p>
@@ -2510,10 +2733,9 @@
         <w:rPr>
           <w:noProof/>
         </w:rPr>
-        <w:lastRenderedPageBreak/>
         <w:drawing>
-          <wp:inline distT="0" distB="0" distL="0" distR="0" wp14:anchorId="77A050C8" wp14:editId="5C48087C">
-            <wp:extent cx="2381250" cy="4133850"/>
+          <wp:inline distT="0" distB="0" distL="0" distR="0" wp14:anchorId="01F2E63B" wp14:editId="5E770F04">
+            <wp:extent cx="2381250" cy="4410075"/>
             <wp:effectExtent l="0" t="0" r="0" b="0"/>
             <wp:docPr id="3" name="Immagine 3"/>
             <wp:cNvGraphicFramePr>
@@ -2538,7 +2760,7 @@
                   <pic:spPr bwMode="auto">
                     <a:xfrm>
                       <a:off x="0" y="0"/>
-                      <a:ext cx="2381250" cy="4133850"/>
+                      <a:ext cx="2381250" cy="4410075"/>
                     </a:xfrm>
                     <a:prstGeom prst="rect">
                       <a:avLst/>
@@ -2564,7 +2786,7 @@
           <w:sz w:val="19"/>
           <w:szCs w:val="19"/>
         </w:rPr>
-        <w:t>Figura 3 – Menu ☰ di un utente con 3 crediti.</w:t>
+        <w:t>Figura 3 – Menu ☰ di un nuovo utente senza crediti.</w:t>
       </w:r>
     </w:p>
     <w:p>
@@ -2601,6 +2823,26 @@
           <w:b/>
           <w:bCs/>
         </w:rPr>
+        <w:t>Come funziona</w:t>
+      </w:r>
+      <w:r>
+        <w:t>: la pagina con gli screenshot del percorso completo (capitolo 4).</w:t>
+      </w:r>
+    </w:p>
+    <w:p>
+      <w:pPr>
+        <w:pStyle w:val="Paragrafoelenco"/>
+        <w:numPr>
+          <w:ilvl w:val="0"/>
+          <w:numId w:val="3"/>
+        </w:numPr>
+        <w:spacing w:after="60"/>
+      </w:pPr>
+      <w:r>
+        <w:rPr>
+          <w:b/>
+          <w:bCs/>
+        </w:rPr>
         <w:t>Ricomincia da capo</w:t>
       </w:r>
       <w:r>
@@ -2630,7 +2872,7 @@
       <w:pPr>
         <w:pStyle w:val="Titolo1"/>
       </w:pPr>
-      <w:bookmarkStart w:id="6" w:name="_Toc243340891"/>
+      <w:bookmarkStart w:id="6" w:name="_Toc243505493"/>
       <w:r>
         <w:t>4. Crediti e acquisti</w:t>
       </w:r>
@@ -2640,7 +2882,7 @@
       <w:pPr>
         <w:pStyle w:val="Titolo2"/>
       </w:pPr>
-      <w:bookmarkStart w:id="7" w:name="_Toc243340892"/>
+      <w:bookmarkStart w:id="7" w:name="_Toc243505494"/>
       <w:r>
         <w:t>Come funzionano i crediti</w:t>
       </w:r>
@@ -2663,7 +2905,7 @@
         <w:t>1 credito = 1 candidatura completa</w:t>
       </w:r>
       <w:r>
-        <w:t>: lettura del CV, adattamento a un annuncio con lettera, modifiche con l'AI, traduzioni e testi LinkedIn.</w:t>
+        <w:t>, cioè un giro di generazioni: lettura del CV, adattamento a un annuncio con compatibilità e lettera, testi LinkedIn, una volta ciascuno.</w:t>
       </w:r>
     </w:p>
     <w:p>
@@ -2686,7 +2928,17 @@
         <w:t>una sola volta</w:t>
       </w:r>
       <w:r>
-        <w:t>, alla prima consegna: download di un documento, salvataggio nelle candidature o generazione dei testi LinkedIn. Un avviso lo conferma; da lì tutto il resto della candidatura è incluso.</w:t>
+        <w:t xml:space="preserve">, alla </w:t>
+      </w:r>
+      <w:r>
+        <w:rPr>
+          <w:b/>
+          <w:bCs/>
+        </w:rPr>
+        <w:t>consegna</w:t>
+      </w:r>
+      <w:r>
+        <w:t>: il primo download di un documento oppure la generazione dei testi LinkedIn. Un avviso lo conferma.</w:t>
       </w:r>
     </w:p>
     <w:p>
@@ -2699,7 +2951,15 @@
         <w:spacing w:after="60"/>
       </w:pPr>
       <w:r>
-        <w:t>Se esci prima di scaricare o salvare, il credito non viene usato. Una candidatura fatta tutta a mano, senza AI, non costa nulla.</w:t>
+        <w:rPr>
+          <w:b/>
+          <w:bCs/>
+        </w:rPr>
+        <w:lastRenderedPageBreak/>
+        <w:t>Prima della consegna</w:t>
+      </w:r>
+      <w:r>
+        <w:t xml:space="preserve"> puoi correggere a mano, chiedere modifiche all'AI e tradurre in inglese quanto vuoi (entro il tetto di operazioni). Se esci prima di scaricare, il credito non viene usato. Una candidatura fatta tutta a mano, senza AI, non costa nulla.</w:t>
       </w:r>
     </w:p>
     <w:p>
@@ -2712,7 +2972,34 @@
         <w:spacing w:after="60"/>
       </w:pPr>
       <w:r>
-        <w:t>Sotto la barra dei passi una riga ricorda cosa copre il credito della candidatura in corso.</w:t>
+        <w:rPr>
+          <w:b/>
+          <w:bCs/>
+        </w:rPr>
+        <w:t>Dopo la consegna</w:t>
+      </w:r>
+      <w:r>
+        <w:t xml:space="preserve"> scaricare i documenti e correggerli a mano resta gratis, e così i testi LinkedIn se non li hai ancora generati. </w:t>
+      </w:r>
+      <w:r>
+        <w:rPr>
+          <w:b/>
+          <w:bCs/>
+        </w:rPr>
+        <w:t>Ogni altro uso dell'AI</w:t>
+      </w:r>
+      <w:r>
+        <w:t xml:space="preserve"> (una nuova modifica, una traduzione, altri testi LinkedIn, un altro annuncio o un altro CV) crea una </w:t>
+      </w:r>
+      <w:r>
+        <w:rPr>
+          <w:b/>
+          <w:bCs/>
+        </w:rPr>
+        <w:t>nuova versione</w:t>
+      </w:r>
+      <w:r>
+        <w:t xml:space="preserve"> della candidatura e usa un nuovo credito, alla sua consegna. L'app lo scrive accanto al pulsante prima che tu lo prema; senza crediti l'operazione è bloccata.</w:t>
       </w:r>
     </w:p>
     <w:p>
@@ -2725,30 +3012,398 @@
         <w:spacing w:after="60"/>
       </w:pPr>
       <w:r>
-        <w:t>Iniziare un'altra candidatura (nuovo annuncio dopo aver scaricato, altro CV) userà un nuovo credito alla prossima consegna; l'app lo dice prima.</w:t>
-      </w:r>
-    </w:p>
-    <w:p>
-      <w:pPr>
-        <w:pStyle w:val="Paragrafoelenco"/>
-        <w:numPr>
-          <w:ilvl w:val="0"/>
-          <w:numId w:val="3"/>
-        </w:numPr>
-        <w:spacing w:after="60"/>
-      </w:pPr>
-      <w:r>
-        <w:t>Senza crediti le funzioni con l'AI mostrano un riquadro con i vantaggi e il pulsante «Acquista crediti».</w:t>
-      </w:r>
+        <w:t>Sotto la barra dei passi una riga ricorda cosa copre il credito della candidatura in corso.</w:t>
+      </w:r>
+    </w:p>
+    <w:tbl>
+      <w:tblPr>
+        <w:tblW w:w="9638" w:type="dxa"/>
+        <w:tblBorders>
+          <w:top w:val="single" w:sz="4" w:space="0" w:color="auto"/>
+          <w:left w:val="single" w:sz="4" w:space="0" w:color="auto"/>
+          <w:bottom w:val="single" w:sz="4" w:space="0" w:color="auto"/>
+          <w:right w:val="single" w:sz="4" w:space="0" w:color="auto"/>
+          <w:insideH w:val="single" w:sz="4" w:space="0" w:color="auto"/>
+          <w:insideV w:val="single" w:sz="4" w:space="0" w:color="auto"/>
+        </w:tblBorders>
+        <w:tblLook w:val="04A0" w:firstRow="1" w:lastRow="0" w:firstColumn="1" w:lastColumn="0" w:noHBand="0" w:noVBand="1"/>
+      </w:tblPr>
+      <w:tblGrid>
+        <w:gridCol w:w="3800"/>
+        <w:gridCol w:w="2800"/>
+        <w:gridCol w:w="3038"/>
+      </w:tblGrid>
+      <w:tr>
+        <w:trPr>
+          <w:tblHeader/>
+        </w:trPr>
+        <w:tc>
+          <w:tcPr>
+            <w:tcW w:w="3800" w:type="dxa"/>
+            <w:tcBorders>
+              <w:top w:val="single" w:sz="4" w:space="0" w:color="D1D5DB"/>
+              <w:left w:val="single" w:sz="4" w:space="0" w:color="D1D5DB"/>
+              <w:bottom w:val="single" w:sz="4" w:space="0" w:color="D1D5DB"/>
+              <w:right w:val="single" w:sz="4" w:space="0" w:color="D1D5DB"/>
+            </w:tcBorders>
+            <w:shd w:val="clear" w:color="auto" w:fill="DBEAFE"/>
+            <w:tcMar>
+              <w:top w:w="60" w:type="dxa"/>
+              <w:left w:w="100" w:type="dxa"/>
+              <w:bottom w:w="60" w:type="dxa"/>
+              <w:right w:w="100" w:type="dxa"/>
+            </w:tcMar>
+          </w:tcPr>
+          <w:p>
+            <w:r>
+              <w:rPr>
+                <w:b/>
+                <w:bCs/>
+              </w:rPr>
+              <w:t>Operazione</w:t>
+            </w:r>
+          </w:p>
+        </w:tc>
+        <w:tc>
+          <w:tcPr>
+            <w:tcW w:w="2800" w:type="dxa"/>
+            <w:tcBorders>
+              <w:top w:val="single" w:sz="4" w:space="0" w:color="D1D5DB"/>
+              <w:left w:val="single" w:sz="4" w:space="0" w:color="D1D5DB"/>
+              <w:bottom w:val="single" w:sz="4" w:space="0" w:color="D1D5DB"/>
+              <w:right w:val="single" w:sz="4" w:space="0" w:color="D1D5DB"/>
+            </w:tcBorders>
+            <w:shd w:val="clear" w:color="auto" w:fill="DBEAFE"/>
+            <w:tcMar>
+              <w:top w:w="60" w:type="dxa"/>
+              <w:left w:w="100" w:type="dxa"/>
+              <w:bottom w:w="60" w:type="dxa"/>
+              <w:right w:w="100" w:type="dxa"/>
+            </w:tcMar>
+          </w:tcPr>
+          <w:p>
+            <w:r>
+              <w:rPr>
+                <w:b/>
+                <w:bCs/>
+              </w:rPr>
+              <w:t>Prima della consegna</w:t>
+            </w:r>
+          </w:p>
+        </w:tc>
+        <w:tc>
+          <w:tcPr>
+            <w:tcW w:w="3038" w:type="dxa"/>
+            <w:tcBorders>
+              <w:top w:val="single" w:sz="4" w:space="0" w:color="D1D5DB"/>
+              <w:left w:val="single" w:sz="4" w:space="0" w:color="D1D5DB"/>
+              <w:bottom w:val="single" w:sz="4" w:space="0" w:color="D1D5DB"/>
+              <w:right w:val="single" w:sz="4" w:space="0" w:color="D1D5DB"/>
+            </w:tcBorders>
+            <w:shd w:val="clear" w:color="auto" w:fill="DBEAFE"/>
+            <w:tcMar>
+              <w:top w:w="60" w:type="dxa"/>
+              <w:left w:w="100" w:type="dxa"/>
+              <w:bottom w:w="60" w:type="dxa"/>
+              <w:right w:w="100" w:type="dxa"/>
+            </w:tcMar>
+          </w:tcPr>
+          <w:p>
+            <w:r>
+              <w:rPr>
+                <w:b/>
+                <w:bCs/>
+              </w:rPr>
+              <w:t>Dopo la consegna</w:t>
+            </w:r>
+          </w:p>
+        </w:tc>
+      </w:tr>
+      <w:tr>
+        <w:tc>
+          <w:tcPr>
+            <w:tcW w:w="3800" w:type="dxa"/>
+            <w:tcBorders>
+              <w:top w:val="single" w:sz="4" w:space="0" w:color="D1D5DB"/>
+              <w:left w:val="single" w:sz="4" w:space="0" w:color="D1D5DB"/>
+              <w:bottom w:val="single" w:sz="4" w:space="0" w:color="D1D5DB"/>
+              <w:right w:val="single" w:sz="4" w:space="0" w:color="D1D5DB"/>
+            </w:tcBorders>
+            <w:tcMar>
+              <w:top w:w="60" w:type="dxa"/>
+              <w:left w:w="100" w:type="dxa"/>
+              <w:bottom w:w="60" w:type="dxa"/>
+              <w:right w:w="100" w:type="dxa"/>
+            </w:tcMar>
+          </w:tcPr>
+          <w:p>
+            <w:r>
+              <w:t>Download dei documenti, correzioni a mano</w:t>
+            </w:r>
+          </w:p>
+        </w:tc>
+        <w:tc>
+          <w:tcPr>
+            <w:tcW w:w="2800" w:type="dxa"/>
+            <w:tcBorders>
+              <w:top w:val="single" w:sz="4" w:space="0" w:color="D1D5DB"/>
+              <w:left w:val="single" w:sz="4" w:space="0" w:color="D1D5DB"/>
+              <w:bottom w:val="single" w:sz="4" w:space="0" w:color="D1D5DB"/>
+              <w:right w:val="single" w:sz="4" w:space="0" w:color="D1D5DB"/>
+            </w:tcBorders>
+            <w:tcMar>
+              <w:top w:w="60" w:type="dxa"/>
+              <w:left w:w="100" w:type="dxa"/>
+              <w:bottom w:w="60" w:type="dxa"/>
+              <w:right w:w="100" w:type="dxa"/>
+            </w:tcMar>
+          </w:tcPr>
+          <w:p>
+            <w:r>
+              <w:t>Inclusi</w:t>
+            </w:r>
+          </w:p>
+        </w:tc>
+        <w:tc>
+          <w:tcPr>
+            <w:tcW w:w="3038" w:type="dxa"/>
+            <w:tcBorders>
+              <w:top w:val="single" w:sz="4" w:space="0" w:color="D1D5DB"/>
+              <w:left w:val="single" w:sz="4" w:space="0" w:color="D1D5DB"/>
+              <w:bottom w:val="single" w:sz="4" w:space="0" w:color="D1D5DB"/>
+              <w:right w:val="single" w:sz="4" w:space="0" w:color="D1D5DB"/>
+            </w:tcBorders>
+            <w:tcMar>
+              <w:top w:w="60" w:type="dxa"/>
+              <w:left w:w="100" w:type="dxa"/>
+              <w:bottom w:w="60" w:type="dxa"/>
+              <w:right w:w="100" w:type="dxa"/>
+            </w:tcMar>
+          </w:tcPr>
+          <w:p>
+            <w:r>
+              <w:t>Inclusi</w:t>
+            </w:r>
+          </w:p>
+        </w:tc>
+      </w:tr>
+      <w:tr>
+        <w:tc>
+          <w:tcPr>
+            <w:tcW w:w="3800" w:type="dxa"/>
+            <w:tcBorders>
+              <w:top w:val="single" w:sz="4" w:space="0" w:color="D1D5DB"/>
+              <w:left w:val="single" w:sz="4" w:space="0" w:color="D1D5DB"/>
+              <w:bottom w:val="single" w:sz="4" w:space="0" w:color="D1D5DB"/>
+              <w:right w:val="single" w:sz="4" w:space="0" w:color="D1D5DB"/>
+            </w:tcBorders>
+            <w:tcMar>
+              <w:top w:w="60" w:type="dxa"/>
+              <w:left w:w="100" w:type="dxa"/>
+              <w:bottom w:w="60" w:type="dxa"/>
+              <w:right w:w="100" w:type="dxa"/>
+            </w:tcMar>
+          </w:tcPr>
+          <w:p>
+            <w:r>
+              <w:t>Prima generazione dei testi LinkedIn</w:t>
+            </w:r>
+          </w:p>
+        </w:tc>
+        <w:tc>
+          <w:tcPr>
+            <w:tcW w:w="2800" w:type="dxa"/>
+            <w:tcBorders>
+              <w:top w:val="single" w:sz="4" w:space="0" w:color="D1D5DB"/>
+              <w:left w:val="single" w:sz="4" w:space="0" w:color="D1D5DB"/>
+              <w:bottom w:val="single" w:sz="4" w:space="0" w:color="D1D5DB"/>
+              <w:right w:val="single" w:sz="4" w:space="0" w:color="D1D5DB"/>
+            </w:tcBorders>
+            <w:tcMar>
+              <w:top w:w="60" w:type="dxa"/>
+              <w:left w:w="100" w:type="dxa"/>
+              <w:bottom w:w="60" w:type="dxa"/>
+              <w:right w:w="100" w:type="dxa"/>
+            </w:tcMar>
+          </w:tcPr>
+          <w:p>
+            <w:r>
+              <w:t>Inclusa (è una consegna)</w:t>
+            </w:r>
+          </w:p>
+        </w:tc>
+        <w:tc>
+          <w:tcPr>
+            <w:tcW w:w="3038" w:type="dxa"/>
+            <w:tcBorders>
+              <w:top w:val="single" w:sz="4" w:space="0" w:color="D1D5DB"/>
+              <w:left w:val="single" w:sz="4" w:space="0" w:color="D1D5DB"/>
+              <w:bottom w:val="single" w:sz="4" w:space="0" w:color="D1D5DB"/>
+              <w:right w:val="single" w:sz="4" w:space="0" w:color="D1D5DB"/>
+            </w:tcBorders>
+            <w:tcMar>
+              <w:top w:w="60" w:type="dxa"/>
+              <w:left w:w="100" w:type="dxa"/>
+              <w:bottom w:w="60" w:type="dxa"/>
+              <w:right w:w="100" w:type="dxa"/>
+            </w:tcMar>
+          </w:tcPr>
+          <w:p>
+            <w:r>
+              <w:t>Inclusa</w:t>
+            </w:r>
+          </w:p>
+        </w:tc>
+      </w:tr>
+      <w:tr>
+        <w:tc>
+          <w:tcPr>
+            <w:tcW w:w="3800" w:type="dxa"/>
+            <w:tcBorders>
+              <w:top w:val="single" w:sz="4" w:space="0" w:color="D1D5DB"/>
+              <w:left w:val="single" w:sz="4" w:space="0" w:color="D1D5DB"/>
+              <w:bottom w:val="single" w:sz="4" w:space="0" w:color="D1D5DB"/>
+              <w:right w:val="single" w:sz="4" w:space="0" w:color="D1D5DB"/>
+            </w:tcBorders>
+            <w:tcMar>
+              <w:top w:w="60" w:type="dxa"/>
+              <w:left w:w="100" w:type="dxa"/>
+              <w:bottom w:w="60" w:type="dxa"/>
+              <w:right w:w="100" w:type="dxa"/>
+            </w:tcMar>
+          </w:tcPr>
+          <w:p>
+            <w:r>
+              <w:t>Modifica con l'AI, traduzione in inglese</w:t>
+            </w:r>
+          </w:p>
+        </w:tc>
+        <w:tc>
+          <w:tcPr>
+            <w:tcW w:w="2800" w:type="dxa"/>
+            <w:tcBorders>
+              <w:top w:val="single" w:sz="4" w:space="0" w:color="D1D5DB"/>
+              <w:left w:val="single" w:sz="4" w:space="0" w:color="D1D5DB"/>
+              <w:bottom w:val="single" w:sz="4" w:space="0" w:color="D1D5DB"/>
+              <w:right w:val="single" w:sz="4" w:space="0" w:color="D1D5DB"/>
+            </w:tcBorders>
+            <w:tcMar>
+              <w:top w:w="60" w:type="dxa"/>
+              <w:left w:w="100" w:type="dxa"/>
+              <w:bottom w:w="60" w:type="dxa"/>
+              <w:right w:w="100" w:type="dxa"/>
+            </w:tcMar>
+          </w:tcPr>
+          <w:p>
+            <w:r>
+              <w:t>Incluse</w:t>
+            </w:r>
+          </w:p>
+        </w:tc>
+        <w:tc>
+          <w:tcPr>
+            <w:tcW w:w="3038" w:type="dxa"/>
+            <w:tcBorders>
+              <w:top w:val="single" w:sz="4" w:space="0" w:color="D1D5DB"/>
+              <w:left w:val="single" w:sz="4" w:space="0" w:color="D1D5DB"/>
+              <w:bottom w:val="single" w:sz="4" w:space="0" w:color="D1D5DB"/>
+              <w:right w:val="single" w:sz="4" w:space="0" w:color="D1D5DB"/>
+            </w:tcBorders>
+            <w:tcMar>
+              <w:top w:w="60" w:type="dxa"/>
+              <w:left w:w="100" w:type="dxa"/>
+              <w:bottom w:w="60" w:type="dxa"/>
+              <w:right w:w="100" w:type="dxa"/>
+            </w:tcMar>
+          </w:tcPr>
+          <w:p>
+            <w:r>
+              <w:t>Nuova versione: 1 credito</w:t>
+            </w:r>
+          </w:p>
+        </w:tc>
+      </w:tr>
+      <w:tr>
+        <w:tc>
+          <w:tcPr>
+            <w:tcW w:w="3800" w:type="dxa"/>
+            <w:tcBorders>
+              <w:top w:val="single" w:sz="4" w:space="0" w:color="D1D5DB"/>
+              <w:left w:val="single" w:sz="4" w:space="0" w:color="D1D5DB"/>
+              <w:bottom w:val="single" w:sz="4" w:space="0" w:color="D1D5DB"/>
+              <w:right w:val="single" w:sz="4" w:space="0" w:color="D1D5DB"/>
+            </w:tcBorders>
+            <w:tcMar>
+              <w:top w:w="60" w:type="dxa"/>
+              <w:left w:w="100" w:type="dxa"/>
+              <w:bottom w:w="60" w:type="dxa"/>
+              <w:right w:w="100" w:type="dxa"/>
+            </w:tcMar>
+          </w:tcPr>
+          <w:p>
+            <w:r>
+              <w:t>Altri testi LinkedIn, altro annuncio, altro CV</w:t>
+            </w:r>
+          </w:p>
+        </w:tc>
+        <w:tc>
+          <w:tcPr>
+            <w:tcW w:w="2800" w:type="dxa"/>
+            <w:tcBorders>
+              <w:top w:val="single" w:sz="4" w:space="0" w:color="D1D5DB"/>
+              <w:left w:val="single" w:sz="4" w:space="0" w:color="D1D5DB"/>
+              <w:bottom w:val="single" w:sz="4" w:space="0" w:color="D1D5DB"/>
+              <w:right w:val="single" w:sz="4" w:space="0" w:color="D1D5DB"/>
+            </w:tcBorders>
+            <w:tcMar>
+              <w:top w:w="60" w:type="dxa"/>
+              <w:left w:w="100" w:type="dxa"/>
+              <w:bottom w:w="60" w:type="dxa"/>
+              <w:right w:w="100" w:type="dxa"/>
+            </w:tcMar>
+          </w:tcPr>
+          <w:p>
+            <w:r>
+              <w:t>Inclusi</w:t>
+            </w:r>
+          </w:p>
+        </w:tc>
+        <w:tc>
+          <w:tcPr>
+            <w:tcW w:w="3038" w:type="dxa"/>
+            <w:tcBorders>
+              <w:top w:val="single" w:sz="4" w:space="0" w:color="D1D5DB"/>
+              <w:left w:val="single" w:sz="4" w:space="0" w:color="D1D5DB"/>
+              <w:bottom w:val="single" w:sz="4" w:space="0" w:color="D1D5DB"/>
+              <w:right w:val="single" w:sz="4" w:space="0" w:color="D1D5DB"/>
+            </w:tcBorders>
+            <w:tcMar>
+              <w:top w:w="60" w:type="dxa"/>
+              <w:left w:w="100" w:type="dxa"/>
+              <w:bottom w:w="60" w:type="dxa"/>
+              <w:right w:w="100" w:type="dxa"/>
+            </w:tcMar>
+          </w:tcPr>
+          <w:p>
+            <w:r>
+              <w:t>Nuova versione: 1 credito</w:t>
+            </w:r>
+          </w:p>
+        </w:tc>
+      </w:tr>
+    </w:tbl>
+    <w:p>
+      <w:pPr>
+        <w:spacing w:after="120"/>
+      </w:pPr>
     </w:p>
     <w:p>
       <w:pPr>
         <w:pStyle w:val="Titolo2"/>
       </w:pPr>
-      <w:bookmarkStart w:id="8" w:name="_Toc243340893"/>
-      <w:r>
-        <w:lastRenderedPageBreak/>
-        <w:t>Scadenza</w:t>
+      <w:bookmarkStart w:id="8" w:name="_Toc243505495"/>
+      <w:r>
+        <w:t>Senza crediti</w:t>
       </w:r>
       <w:bookmarkEnd w:id="8"/>
     </w:p>
@@ -2757,98 +3412,23 @@
         <w:spacing w:after="120"/>
       </w:pPr>
       <w:r>
-        <w:t xml:space="preserve">I crediti valgono </w:t>
+        <w:t xml:space="preserve">Un nuovo cliente senza crediti vede subito cosa ottiene acquistandone uno: al passo 1 un riquadro con i vantaggi (prima di tutto la percentuale di compatibilità con l'annuncio), il prezzo a candidatura, il link «Guarda come funziona» e il pulsante </w:t>
       </w:r>
       <w:r>
         <w:rPr>
           <w:b/>
           <w:bCs/>
         </w:rPr>
-        <w:t>24 mesi dall'acquisto</w:t>
-      </w:r>
-      <w:r>
-        <w:t>. Si usano prima quelli che scadono prima; la finestra «Crediti» mostra quanti crediti scadono e quando.</w:t>
-      </w:r>
-    </w:p>
-    <w:p>
-      <w:pPr>
-        <w:pStyle w:val="Titolo2"/>
-      </w:pPr>
-      <w:bookmarkStart w:id="9" w:name="_Toc243340894"/>
-      <w:r>
-        <w:t>Acquistare crediti</w:t>
-      </w:r>
-      <w:bookmarkEnd w:id="9"/>
-    </w:p>
-    <w:p>
-      <w:pPr>
-        <w:pStyle w:val="Paragrafoelenco"/>
-        <w:numPr>
-          <w:ilvl w:val="0"/>
-          <w:numId w:val="4"/>
-        </w:numPr>
-        <w:spacing w:after="60"/>
-      </w:pPr>
-      <w:r>
-        <w:t>Apri «Crediti e acquisti» dal menu (o «Acquista crediti» da un riquadro) e scegli il pacchetto. Per ogni pacchetto è indicato il prezzo a candidatura.</w:t>
-      </w:r>
-    </w:p>
-    <w:p>
-      <w:pPr>
-        <w:pStyle w:val="Paragrafoelenco"/>
-        <w:numPr>
-          <w:ilvl w:val="0"/>
-          <w:numId w:val="4"/>
-        </w:numPr>
-        <w:spacing w:after="60"/>
-      </w:pPr>
-      <w:r>
-        <w:t>Spunta la casella con cui chiedi di usare subito i crediti e accetti di perdere il diritto di recesso di 14 giorni da quando inizi a usarli: senza la spunta il pagamento non parte.</w:t>
-      </w:r>
-    </w:p>
-    <w:p>
-      <w:pPr>
-        <w:pStyle w:val="Paragrafoelenco"/>
-        <w:numPr>
-          <w:ilvl w:val="0"/>
-          <w:numId w:val="4"/>
-        </w:numPr>
-        <w:spacing w:after="60"/>
-      </w:pPr>
-      <w:r>
-        <w:t>Premi «Procedi al pagamento»: il pulsante diventa subito «⏳ Preparo il pagamento sicuro...» e si disattiva; dopo qualche secondo al suo posto compare «</w:t>
-      </w:r>
-      <w:r>
-        <w:t>💳</w:t>
-      </w:r>
-      <w:r>
-        <w:t xml:space="preserve"> Paga con Stripe». Premilo: il pagamento si apre in una nuova scheda. Stripe invia la ricevuta per email, intestata al tuo nome.</w:t>
-      </w:r>
-    </w:p>
-    <w:p>
-      <w:pPr>
-        <w:pStyle w:val="Paragrafoelenco"/>
-        <w:numPr>
-          <w:ilvl w:val="0"/>
-          <w:numId w:val="4"/>
-        </w:numPr>
-        <w:spacing w:after="60"/>
-      </w:pPr>
-      <w:r>
-        <w:t>I crediti si attivano da soli appena Stripe conferma il pagamento; torna alla scheda in cui stavi lavorando.</w:t>
-      </w:r>
-    </w:p>
-    <w:p>
-      <w:pPr>
-        <w:pBdr>
-          <w:left w:val="single" w:sz="18" w:space="8" w:color="2563EB"/>
-        </w:pBdr>
-        <w:shd w:val="clear" w:color="auto" w:fill="EFF6FF"/>
-        <w:spacing w:before="120" w:after="200"/>
-        <w:ind w:left="160" w:right="160"/>
-      </w:pPr>
-      <w:r>
-        <w:t>Gli account creati prima che si chiedessero nome e cognome li inseriscono nella finestra «Crediti» al primo acquisto.</w:t>
+        <w:t>«✨ Sblocca la mia candidatura»</w:t>
+      </w:r>
+      <w:r>
+        <w:t xml:space="preserve">. Sotto, «Cosa ottieni con 1 credito» mostra le 3 fasi con uno screenshot ciascuna. I passi 2 e 3 hanno un lucchetto </w:t>
+      </w:r>
+      <w:r>
+        <w:t>🔒</w:t>
+      </w:r>
+      <w:r>
+        <w:t xml:space="preserve"> e la barra in fondo spiega che serve 1 credito, con il pulsante «✨ Acquista crediti».</w:t>
       </w:r>
     </w:p>
     <w:p>
@@ -2861,9 +3441,10 @@
         <w:rPr>
           <w:noProof/>
         </w:rPr>
+        <w:lastRenderedPageBreak/>
         <w:drawing>
-          <wp:inline distT="0" distB="0" distL="0" distR="0" wp14:anchorId="527A5264" wp14:editId="39B79BE6">
-            <wp:extent cx="3810000" cy="3962400"/>
+          <wp:inline distT="0" distB="0" distL="0" distR="0" wp14:anchorId="18880564" wp14:editId="35439E40">
+            <wp:extent cx="4191000" cy="7991475"/>
             <wp:effectExtent l="0" t="0" r="0" b="0"/>
             <wp:docPr id="4" name="Immagine 4"/>
             <wp:cNvGraphicFramePr>
@@ -2888,7 +3469,7 @@
                   <pic:spPr bwMode="auto">
                     <a:xfrm>
                       <a:off x="0" y="0"/>
-                      <a:ext cx="3810000" cy="3962400"/>
+                      <a:ext cx="4191000" cy="7991475"/>
                     </a:xfrm>
                     <a:prstGeom prst="rect">
                       <a:avLst/>
@@ -2914,83 +3495,40 @@
           <w:sz w:val="19"/>
           <w:szCs w:val="19"/>
         </w:rPr>
-        <w:t>Figura 4 – Finestra «Crediti»: saldo, scadenza, pacchetti e consenso sul recesso.</w:t>
-      </w:r>
+        <w:t>Figura 4 – Passo 1 per chi non ha crediti: vantaggi, prezzo, anteprima delle 3 fasi e passi 2–3 con il lucchetto.</w:t>
+      </w:r>
+    </w:p>
+    <w:p>
+      <w:pPr>
+        <w:pStyle w:val="Titolo2"/>
+      </w:pPr>
+      <w:bookmarkStart w:id="9" w:name="_Toc243505496"/>
+      <w:r>
+        <w:t>La pagina «Come funziona»</w:t>
+      </w:r>
+      <w:bookmarkEnd w:id="9"/>
     </w:p>
     <w:p>
       <w:pPr>
         <w:spacing w:after="120"/>
       </w:pPr>
       <w:r>
-        <w:t>I pacchetti e i prezzi li decide l'amministratore (capitolo 13). La home page mostra il prezzo più basso a candidatura, ad esempio «da 1,99 € a candidatura» con 10 candidature a 19,99 €.</w:t>
-      </w:r>
-    </w:p>
-    <w:p>
-      <w:pPr>
-        <w:pStyle w:val="Titolo2"/>
-      </w:pPr>
-      <w:bookmarkStart w:id="10" w:name="_Toc243340895"/>
-      <w:r>
-        <w:t>Limiti di utilizzo</w:t>
-      </w:r>
-      <w:bookmarkEnd w:id="10"/>
-    </w:p>
-    <w:p>
-      <w:pPr>
-        <w:spacing w:after="120"/>
-      </w:pPr>
-      <w:r>
-        <w:t xml:space="preserve">Per contenere i costi ci sono due tetti alle operazioni con l'AI: </w:t>
+        <w:t xml:space="preserve">Dal menu, dalla pagina di benvenuto, dal riquadro di acquisto e dalla finestra «Crediti» si apre la pagina </w:t>
       </w:r>
       <w:r>
         <w:rPr>
           <w:b/>
           <w:bCs/>
         </w:rPr>
-        <w:t>20 per candidatura</w:t>
-      </w:r>
-      <w:r>
-        <w:t xml:space="preserve"> e </w:t>
-      </w:r>
-      <w:r>
-        <w:rPr>
-          <w:b/>
-          <w:bCs/>
-        </w:rPr>
-        <w:t>40 al giorno</w:t>
-      </w:r>
-      <w:r>
-        <w:t xml:space="preserve"> per utente (valori predefiniti). Raggiunto un tetto l'app lo dice: si scaricano i documenti e si inizia una nuova candidatura, oppure si riprova qualche ora dopo.</w:t>
-      </w:r>
-    </w:p>
-    <w:p>
-      <w:pPr>
-        <w:pStyle w:val="Titolo2"/>
-      </w:pPr>
-      <w:bookmarkStart w:id="11" w:name="_Toc243340896"/>
+        <w:t>«Come funziona»</w:t>
+      </w:r>
+      <w:r>
+        <w:t xml:space="preserve">, visibile anche senza account. Elenca cosa include un credito e mostra il percorso </w:t>
+      </w:r>
       <w:r>
         <w:lastRenderedPageBreak/>
-        <w:t>Uso gratuito senza AI</w:t>
-      </w:r>
-      <w:bookmarkEnd w:id="11"/>
-    </w:p>
-    <w:p>
-      <w:pPr>
-        <w:spacing w:after="120"/>
-      </w:pPr>
-      <w:r>
-        <w:t>Se l'amministratore lo attiva, chi non ha crediti può compilare e correggere il CV a mano, scegliere lo stile e scaricare il PDF gratuitamente. Le funzioni con l'AI restano a pagamento.</w:t>
-      </w:r>
-    </w:p>
-    <w:p>
-      <w:pPr>
-        <w:pStyle w:val="Titolo1"/>
-      </w:pPr>
-      <w:bookmarkStart w:id="12" w:name="_Toc243340897"/>
-      <w:r>
-        <w:t>5. Il percorso in tre passi</w:t>
-      </w:r>
-      <w:bookmarkEnd w:id="12"/>
+        <w:t>completo con gli screenshot: CV letto, compatibilità con l'annuncio e parole chiave, lettera, modifica con l'AI, download, testi LinkedIn. In alto e in fondo c'è il pulsante per registrarsi o acquistare crediti.</w:t>
+      </w:r>
     </w:p>
     <w:p>
       <w:pPr>
@@ -3003,8 +3541,8 @@
           <w:noProof/>
         </w:rPr>
         <w:drawing>
-          <wp:inline distT="0" distB="0" distL="0" distR="0" wp14:anchorId="53E48AAA" wp14:editId="01A879DF">
-            <wp:extent cx="5524500" cy="2695575"/>
+          <wp:inline distT="0" distB="0" distL="0" distR="0" wp14:anchorId="7E1ADDAE" wp14:editId="67B753A5">
+            <wp:extent cx="4572000" cy="4191000"/>
             <wp:effectExtent l="0" t="0" r="0" b="0"/>
             <wp:docPr id="5" name="Immagine 5"/>
             <wp:cNvGraphicFramePr>
@@ -3029,7 +3567,7 @@
                   <pic:spPr bwMode="auto">
                     <a:xfrm>
                       <a:off x="0" y="0"/>
-                      <a:ext cx="5524500" cy="2695575"/>
+                      <a:ext cx="4572000" cy="4191000"/>
                     </a:xfrm>
                     <a:prstGeom prst="rect">
                       <a:avLst/>
@@ -3055,33 +3593,116 @@
           <w:sz w:val="19"/>
           <w:szCs w:val="19"/>
         </w:rPr>
-        <w:t>Percorso dell'app: 3 passi e la modifica con l'AI</w:t>
-      </w:r>
+        <w:t>Figura 5 – Inizio della pagina «Come funziona»: cosa include un credito e invito all'acquisto.</w:t>
+      </w:r>
+    </w:p>
+    <w:p>
+      <w:pPr>
+        <w:pStyle w:val="Titolo2"/>
+      </w:pPr>
+      <w:bookmarkStart w:id="10" w:name="_Toc243505497"/>
+      <w:r>
+        <w:t>Scadenza</w:t>
+      </w:r>
+      <w:bookmarkEnd w:id="10"/>
     </w:p>
     <w:p>
       <w:pPr>
         <w:spacing w:after="120"/>
       </w:pPr>
       <w:r>
-        <w:t>L'app guida in tre passi, mostrati in alto come indicatore di avanzamento. Ogni passo si sblocca quando il precedente è completo; la barra in fondo a ogni passo porta avanti o indietro. Mentre l'AI lavora, il pulsante diventa «⏳ …» e un riquadro mostra l'avanzamento: di solito ci vuole meno di un minuto.</w:t>
-      </w:r>
-    </w:p>
-    <w:p>
-      <w:pPr>
-        <w:pStyle w:val="Titolo1"/>
-      </w:pPr>
-      <w:bookmarkStart w:id="13" w:name="_Toc243340898"/>
-      <w:r>
-        <w:t>6. Passo 1 – Il tuo CV</w:t>
-      </w:r>
-      <w:bookmarkEnd w:id="13"/>
-    </w:p>
-    <w:p>
-      <w:pPr>
-        <w:spacing w:after="120"/>
-      </w:pPr>
-      <w:r>
-        <w:t>Il passo 1 trasforma il CV che hai in dati ordinati, che tutti i passi successivi riusano.</w:t>
+        <w:t xml:space="preserve">I crediti valgono </w:t>
+      </w:r>
+      <w:r>
+        <w:rPr>
+          <w:b/>
+          <w:bCs/>
+        </w:rPr>
+        <w:t>24 mesi dall'acquisto</w:t>
+      </w:r>
+      <w:r>
+        <w:t>. Si usano prima quelli che scadono prima; la finestra «Crediti» mostra quanti crediti scadono e quando.</w:t>
+      </w:r>
+    </w:p>
+    <w:p>
+      <w:pPr>
+        <w:pStyle w:val="Titolo2"/>
+      </w:pPr>
+      <w:bookmarkStart w:id="11" w:name="_Toc243505498"/>
+      <w:r>
+        <w:t>Acquistare crediti</w:t>
+      </w:r>
+      <w:bookmarkEnd w:id="11"/>
+    </w:p>
+    <w:p>
+      <w:pPr>
+        <w:pStyle w:val="Paragrafoelenco"/>
+        <w:numPr>
+          <w:ilvl w:val="0"/>
+          <w:numId w:val="4"/>
+        </w:numPr>
+        <w:spacing w:after="60"/>
+      </w:pPr>
+      <w:r>
+        <w:t>Apri «Crediti e acquisti» dal menu (o «Acquista crediti» da un riquadro) e scegli il pacchetto. Per ogni pacchetto è indicato il prezzo a candidatura; è preselezionato quello centrale del listino e il più conveniente è segnalato come «prezzo migliore a candidatura».</w:t>
+      </w:r>
+    </w:p>
+    <w:p>
+      <w:pPr>
+        <w:pStyle w:val="Paragrafoelenco"/>
+        <w:numPr>
+          <w:ilvl w:val="0"/>
+          <w:numId w:val="4"/>
+        </w:numPr>
+        <w:spacing w:after="60"/>
+      </w:pPr>
+      <w:r>
+        <w:t>Spunta la casella con cui chiedi di usare subito i crediti e accetti di perdere il diritto di recesso di 14 giorni da quando inizi a usarli: senza la spunta il pagamento non parte.</w:t>
+      </w:r>
+    </w:p>
+    <w:p>
+      <w:pPr>
+        <w:pStyle w:val="Paragrafoelenco"/>
+        <w:numPr>
+          <w:ilvl w:val="0"/>
+          <w:numId w:val="4"/>
+        </w:numPr>
+        <w:spacing w:after="60"/>
+      </w:pPr>
+      <w:r>
+        <w:t>Premi «Procedi al pagamento»: il pulsante diventa subito «⏳ Preparo il pagamento sicuro...» e si disattiva; dopo qualche secondo al suo posto compare «</w:t>
+      </w:r>
+      <w:r>
+        <w:t>💳</w:t>
+      </w:r>
+      <w:r>
+        <w:t xml:space="preserve"> Paga con Stripe». Premilo: il pagamento si apre in una nuova scheda. Stripe invia la ricevuta per email, intestata al tuo nome.</w:t>
+      </w:r>
+    </w:p>
+    <w:p>
+      <w:pPr>
+        <w:pStyle w:val="Paragrafoelenco"/>
+        <w:numPr>
+          <w:ilvl w:val="0"/>
+          <w:numId w:val="4"/>
+        </w:numPr>
+        <w:spacing w:after="60"/>
+      </w:pPr>
+      <w:r>
+        <w:t>I crediti si attivano da soli appena Stripe conferma il pagamento; torna alla scheda in cui stavi lavorando.</w:t>
+      </w:r>
+    </w:p>
+    <w:p>
+      <w:pPr>
+        <w:pBdr>
+          <w:left w:val="single" w:sz="18" w:space="8" w:color="2563EB"/>
+        </w:pBdr>
+        <w:shd w:val="clear" w:color="auto" w:fill="EFF6FF"/>
+        <w:spacing w:before="120" w:after="200"/>
+        <w:ind w:left="160" w:right="160"/>
+      </w:pPr>
+      <w:r>
+        <w:t>Gli account creati prima che si chiedessero nome e cognome li inseriscono nella finestra «Crediti» al primo acquisto.</w:t>
       </w:r>
     </w:p>
     <w:p>
@@ -3096,8 +3717,8 @@
         </w:rPr>
         <w:lastRenderedPageBreak/>
         <w:drawing>
-          <wp:inline distT="0" distB="0" distL="0" distR="0" wp14:anchorId="375818E2" wp14:editId="49BF6AC5">
-            <wp:extent cx="5524500" cy="4943475"/>
+          <wp:inline distT="0" distB="0" distL="0" distR="0" wp14:anchorId="7F10CF75" wp14:editId="42F3B8A2">
+            <wp:extent cx="3810000" cy="6124575"/>
             <wp:effectExtent l="0" t="0" r="0" b="0"/>
             <wp:docPr id="6" name="Immagine 6"/>
             <wp:cNvGraphicFramePr>
@@ -3122,7 +3743,7 @@
                   <pic:spPr bwMode="auto">
                     <a:xfrm>
                       <a:off x="0" y="0"/>
-                      <a:ext cx="5524500" cy="4943475"/>
+                      <a:ext cx="3810000" cy="6124575"/>
                     </a:xfrm>
                     <a:prstGeom prst="rect">
                       <a:avLst/>
@@ -3148,66 +3769,83 @@
           <w:sz w:val="19"/>
           <w:szCs w:val="19"/>
         </w:rPr>
-        <w:t>Figura 5 – Caricamento del CV: file PDF/TXT oppure testo incollato.</w:t>
-      </w:r>
-    </w:p>
-    <w:p>
-      <w:pPr>
-        <w:pStyle w:val="Paragrafoelenco"/>
-        <w:numPr>
-          <w:ilvl w:val="0"/>
-          <w:numId w:val="5"/>
-        </w:numPr>
-        <w:spacing w:after="60"/>
-      </w:pPr>
-      <w:r>
-        <w:t>Carichi il CV in PDF o TXT, oppure ne incolli il testo. Un PDF scansionato (solo immagine) non è leggibile: in quel caso va incollato il testo.</w:t>
-      </w:r>
-    </w:p>
-    <w:p>
-      <w:pPr>
-        <w:pStyle w:val="Paragrafoelenco"/>
-        <w:numPr>
-          <w:ilvl w:val="0"/>
-          <w:numId w:val="5"/>
-        </w:numPr>
-        <w:spacing w:after="60"/>
-      </w:pPr>
-      <w:r>
-        <w:t>Premi «Leggi il mio CV». Claude estrae anagrafica, esperienze, formazione, competenze tecniche e trasversali, certificazioni e lingue.</w:t>
-      </w:r>
-    </w:p>
-    <w:p>
-      <w:pPr>
-        <w:pStyle w:val="Paragrafoelenco"/>
-        <w:numPr>
-          <w:ilvl w:val="0"/>
-          <w:numId w:val="5"/>
-        </w:numPr>
-        <w:spacing w:after="60"/>
-      </w:pPr>
-      <w:r>
-        <w:t>Durante la lettura le esperienze vengono ordinate dalla più recente, le date normalizzate (MM/AAAA, «Present» per i ruoli in corso) e le responsabilità riscritte come risultati concreti.</w:t>
-      </w:r>
-    </w:p>
-    <w:p>
-      <w:pPr>
-        <w:pStyle w:val="Paragrafoelenco"/>
-        <w:numPr>
-          <w:ilvl w:val="0"/>
-          <w:numId w:val="5"/>
-        </w:numPr>
-        <w:spacing w:after="60"/>
-      </w:pPr>
-      <w:r>
-        <w:t>Controlli il risultato. Con «✏</w:t>
-      </w:r>
-      <w:r>
-        <w:t>️</w:t>
-      </w:r>
-      <w:r>
-        <w:t xml:space="preserve"> Voglio correggere o aggiungere qualcosa» si apre l'editor completo: ogni modifica si salva da sola e vale anche per i passi successivi.</w:t>
-      </w:r>
+        <w:t>Figura 6 – Finestra «Crediti» di un utente senza crediti: cosa include un credito, pacchetti e consenso sul recesso. I prezzi sono quelli dell'ambiente di prova.</w:t>
+      </w:r>
+    </w:p>
+    <w:p>
+      <w:pPr>
+        <w:spacing w:after="120"/>
+      </w:pPr>
+      <w:r>
+        <w:t>I pacchetti e i prezzi li decide l'amministratore (capitolo 13). La home page mostra il prezzo più basso a candidatura, ad esempio «da 1,99 € a candidatura» con 10 candidature a 19,99 €.</w:t>
+      </w:r>
+    </w:p>
+    <w:p>
+      <w:pPr>
+        <w:pStyle w:val="Titolo2"/>
+      </w:pPr>
+      <w:bookmarkStart w:id="12" w:name="_Toc243505499"/>
+      <w:r>
+        <w:t>Limiti di utilizzo</w:t>
+      </w:r>
+      <w:bookmarkEnd w:id="12"/>
+    </w:p>
+    <w:p>
+      <w:pPr>
+        <w:spacing w:after="120"/>
+      </w:pPr>
+      <w:r>
+        <w:t xml:space="preserve">Per contenere i costi ci sono due tetti alle operazioni con l'AI: </w:t>
+      </w:r>
+      <w:r>
+        <w:rPr>
+          <w:b/>
+          <w:bCs/>
+        </w:rPr>
+        <w:t>20 per candidatura</w:t>
+      </w:r>
+      <w:r>
+        <w:t xml:space="preserve"> e </w:t>
+      </w:r>
+      <w:r>
+        <w:rPr>
+          <w:b/>
+          <w:bCs/>
+        </w:rPr>
+        <w:t>40 al giorno</w:t>
+      </w:r>
+      <w:r>
+        <w:t xml:space="preserve"> per utente (valori predefiniti). Raggiunto un tetto l'app lo dice: si scaricano i documenti, oppure si riprova qualche ora dopo.</w:t>
+      </w:r>
+    </w:p>
+    <w:p>
+      <w:pPr>
+        <w:pStyle w:val="Titolo2"/>
+      </w:pPr>
+      <w:bookmarkStart w:id="13" w:name="_Toc243505500"/>
+      <w:r>
+        <w:t>Uso gratuito senza AI</w:t>
+      </w:r>
+      <w:bookmarkEnd w:id="13"/>
+    </w:p>
+    <w:p>
+      <w:pPr>
+        <w:spacing w:after="120"/>
+      </w:pPr>
+      <w:r>
+        <w:t>Se l'amministratore lo attiva, chi non ha crediti può compilare e correggere il CV a mano, scegliere lo stile e scaricare il PDF gratuitamente. Le funzioni con l'AI restano a pagamento. Con questa modalità attiva, finestra «Crediti» e pagina «Come funziona» mostrano una tabella «Gratis / Con 1 credito»; senza, solo l'elenco di cosa include un credito.</w:t>
+      </w:r>
+    </w:p>
+    <w:p>
+      <w:pPr>
+        <w:pStyle w:val="Titolo1"/>
+      </w:pPr>
+      <w:bookmarkStart w:id="14" w:name="_Toc243505501"/>
+      <w:r>
+        <w:lastRenderedPageBreak/>
+        <w:t>5. Il percorso in tre passi</w:t>
+      </w:r>
+      <w:bookmarkEnd w:id="14"/>
     </w:p>
     <w:p>
       <w:pPr>
@@ -3219,10 +3857,9 @@
         <w:rPr>
           <w:noProof/>
         </w:rPr>
-        <w:lastRenderedPageBreak/>
         <w:drawing>
-          <wp:inline distT="0" distB="0" distL="0" distR="0" wp14:anchorId="4F6FF69C" wp14:editId="15549FDB">
-            <wp:extent cx="4191000" cy="5791200"/>
+          <wp:inline distT="0" distB="0" distL="0" distR="0" wp14:anchorId="1AFF05E1" wp14:editId="44915936">
+            <wp:extent cx="5524500" cy="2695575"/>
             <wp:effectExtent l="0" t="0" r="0" b="0"/>
             <wp:docPr id="7" name="Immagine 7"/>
             <wp:cNvGraphicFramePr>
@@ -3247,7 +3884,7 @@
                   <pic:spPr bwMode="auto">
                     <a:xfrm>
                       <a:off x="0" y="0"/>
-                      <a:ext cx="4191000" cy="5791200"/>
+                      <a:ext cx="5524500" cy="2695575"/>
                     </a:xfrm>
                     <a:prstGeom prst="rect">
                       <a:avLst/>
@@ -3273,7 +3910,33 @@
           <w:sz w:val="19"/>
           <w:szCs w:val="19"/>
         </w:rPr>
-        <w:t>Figura 6 – CV letto: riepilogo e anteprima da controllare.</w:t>
+        <w:t>Percorso dell'app: 3 passi e la modifica con l'AI</w:t>
+      </w:r>
+    </w:p>
+    <w:p>
+      <w:pPr>
+        <w:spacing w:after="120"/>
+      </w:pPr>
+      <w:r>
+        <w:t>L'app guida in tre passi, mostrati in alto come indicatore di avanzamento. Ogni passo si sblocca quando il precedente è completo; la barra in fondo a ogni passo porta avanti o indietro. Mentre l'AI lavora, il pulsante diventa «⏳ …» e un riquadro mostra l'avanzamento: di solito ci vuole meno di un minuto.</w:t>
+      </w:r>
+    </w:p>
+    <w:p>
+      <w:pPr>
+        <w:pStyle w:val="Titolo1"/>
+      </w:pPr>
+      <w:bookmarkStart w:id="15" w:name="_Toc243505502"/>
+      <w:r>
+        <w:t>6. Passo 1 – Il tuo CV</w:t>
+      </w:r>
+      <w:bookmarkEnd w:id="15"/>
+    </w:p>
+    <w:p>
+      <w:pPr>
+        <w:spacing w:after="120"/>
+      </w:pPr>
+      <w:r>
+        <w:t>Il passo 1 trasforma il CV che hai in dati ordinati, che tutti i passi successivi riusano.</w:t>
       </w:r>
     </w:p>
     <w:p>
@@ -3286,10 +3949,9 @@
         <w:rPr>
           <w:noProof/>
         </w:rPr>
-        <w:lastRenderedPageBreak/>
         <w:drawing>
-          <wp:inline distT="0" distB="0" distL="0" distR="0" wp14:anchorId="6A855E96" wp14:editId="198A8C04">
-            <wp:extent cx="4191000" cy="5724525"/>
+          <wp:inline distT="0" distB="0" distL="0" distR="0" wp14:anchorId="1718499B" wp14:editId="19CC82BF">
+            <wp:extent cx="5524500" cy="4267200"/>
             <wp:effectExtent l="0" t="0" r="0" b="0"/>
             <wp:docPr id="8" name="Immagine 8"/>
             <wp:cNvGraphicFramePr>
@@ -3314,7 +3976,7 @@
                   <pic:spPr bwMode="auto">
                     <a:xfrm>
                       <a:off x="0" y="0"/>
-                      <a:ext cx="4191000" cy="5724525"/>
+                      <a:ext cx="5524500" cy="4267200"/>
                     </a:xfrm>
                     <a:prstGeom prst="rect">
                       <a:avLst/>
@@ -3340,54 +4002,66 @@
           <w:sz w:val="19"/>
           <w:szCs w:val="19"/>
         </w:rPr>
-        <w:t>Figura 7 – Editor del CV: dati personali, esperienze, formazione e competenze.</w:t>
-      </w:r>
-    </w:p>
-    <w:p>
-      <w:pPr>
-        <w:spacing w:after="120"/>
-      </w:pPr>
-      <w:r>
-        <w:t>Da qui puoi già scaricare il CV in PDF. Con «</w:t>
-      </w:r>
-      <w:r>
-        <w:t>🔄</w:t>
-      </w:r>
-      <w:r>
-        <w:t xml:space="preserve"> Usa un altro CV» carichi un CV diverso: sostituisce quello attuale e cancella CV adattato, lettera e testi LinkedIn preparati dopo.</w:t>
-      </w:r>
-    </w:p>
-    <w:p>
-      <w:pPr>
-        <w:pStyle w:val="Titolo1"/>
-      </w:pPr>
-      <w:bookmarkStart w:id="14" w:name="_Toc243340899"/>
-      <w:r>
-        <w:t>7. Passo 2 – Offerta di lavoro</w:t>
-      </w:r>
-      <w:bookmarkEnd w:id="14"/>
-    </w:p>
-    <w:p>
-      <w:pPr>
-        <w:spacing w:after="120"/>
-      </w:pPr>
-      <w:r>
-        <w:t>Il passo 2 confronta il CV con un annuncio e produce un CV adattato e una lettera di presentazione, nella lingua dell'annuncio.</w:t>
-      </w:r>
-    </w:p>
-    <w:p>
-      <w:pPr>
-        <w:spacing w:after="120"/>
-      </w:pPr>
-      <w:r>
-        <w:rPr>
-          <w:b/>
-          <w:bCs/>
-        </w:rPr>
-        <w:t>Come indicare l'annuncio.</w:t>
-      </w:r>
-      <w:r>
-        <w:t xml:space="preserve"> Incolli il link oppure il testo. Alcuni siti, come LinkedIn, non si lasciano leggere in automatico: se il link dà errore, si incolla il testo. Con «Salta: vai a LinkedIn» si passa direttamente al passo 3.</w:t>
+        <w:t>Figura 7 – Caricamento del CV: file PDF/TXT oppure testo incollato.</w:t>
+      </w:r>
+    </w:p>
+    <w:p>
+      <w:pPr>
+        <w:pStyle w:val="Paragrafoelenco"/>
+        <w:numPr>
+          <w:ilvl w:val="0"/>
+          <w:numId w:val="5"/>
+        </w:numPr>
+        <w:spacing w:after="60"/>
+      </w:pPr>
+      <w:r>
+        <w:lastRenderedPageBreak/>
+        <w:t>Carichi il CV in PDF o TXT, oppure ne incolli il testo. Un PDF scansionato (solo immagine) non è leggibile: in quel caso va incollato il testo.</w:t>
+      </w:r>
+    </w:p>
+    <w:p>
+      <w:pPr>
+        <w:pStyle w:val="Paragrafoelenco"/>
+        <w:numPr>
+          <w:ilvl w:val="0"/>
+          <w:numId w:val="5"/>
+        </w:numPr>
+        <w:spacing w:after="60"/>
+      </w:pPr>
+      <w:r>
+        <w:t>Premi «Leggi il mio CV». Claude estrae anagrafica, esperienze, formazione, competenze tecniche e trasversali, certificazioni e lingue.</w:t>
+      </w:r>
+    </w:p>
+    <w:p>
+      <w:pPr>
+        <w:pStyle w:val="Paragrafoelenco"/>
+        <w:numPr>
+          <w:ilvl w:val="0"/>
+          <w:numId w:val="5"/>
+        </w:numPr>
+        <w:spacing w:after="60"/>
+      </w:pPr>
+      <w:r>
+        <w:t>Durante la lettura le esperienze vengono ordinate dalla più recente, le date normalizzate (MM/AAAA, «Present» per i ruoli in corso) e le responsabilità riscritte come risultati concreti.</w:t>
+      </w:r>
+    </w:p>
+    <w:p>
+      <w:pPr>
+        <w:pStyle w:val="Paragrafoelenco"/>
+        <w:numPr>
+          <w:ilvl w:val="0"/>
+          <w:numId w:val="5"/>
+        </w:numPr>
+        <w:spacing w:after="60"/>
+      </w:pPr>
+      <w:r>
+        <w:t>Controlli il risultato. Con «✏</w:t>
+      </w:r>
+      <w:r>
+        <w:t>️</w:t>
+      </w:r>
+      <w:r>
+        <w:t xml:space="preserve"> Voglio correggere o aggiungere qualcosa» si apre l'editor completo: ogni modifica si salva da sola e vale anche per i passi successivi.</w:t>
       </w:r>
     </w:p>
     <w:p>
@@ -3402,8 +4076,8 @@
         </w:rPr>
         <w:lastRenderedPageBreak/>
         <w:drawing>
-          <wp:inline distT="0" distB="0" distL="0" distR="0" wp14:anchorId="732A4207" wp14:editId="3733F8CF">
-            <wp:extent cx="5524500" cy="4772025"/>
+          <wp:inline distT="0" distB="0" distL="0" distR="0" wp14:anchorId="55C09F25" wp14:editId="59A62C66">
+            <wp:extent cx="4191000" cy="7886700"/>
             <wp:effectExtent l="0" t="0" r="0" b="0"/>
             <wp:docPr id="9" name="Immagine 9"/>
             <wp:cNvGraphicFramePr>
@@ -3428,7 +4102,7 @@
                   <pic:spPr bwMode="auto">
                     <a:xfrm>
                       <a:off x="0" y="0"/>
-                      <a:ext cx="5524500" cy="4772025"/>
+                      <a:ext cx="4191000" cy="7886700"/>
                     </a:xfrm>
                     <a:prstGeom prst="rect">
                       <a:avLst/>
@@ -3454,7 +4128,188 @@
           <w:sz w:val="19"/>
           <w:szCs w:val="19"/>
         </w:rPr>
-        <w:t>Figura 8 – Scelta dell'annuncio: link o testo, oppure salto del passo.</w:t>
+        <w:t>Figura 8 – CV letto: riepilogo e anteprima da controllare.</w:t>
+      </w:r>
+    </w:p>
+    <w:p>
+      <w:pPr>
+        <w:keepNext/>
+        <w:spacing w:before="120" w:after="60"/>
+        <w:jc w:val="center"/>
+      </w:pPr>
+      <w:r>
+        <w:rPr>
+          <w:noProof/>
+        </w:rPr>
+        <w:lastRenderedPageBreak/>
+        <w:drawing>
+          <wp:inline distT="0" distB="0" distL="0" distR="0" wp14:anchorId="57023CB7" wp14:editId="0BE01565">
+            <wp:extent cx="4191000" cy="7315200"/>
+            <wp:effectExtent l="0" t="0" r="0" b="0"/>
+            <wp:docPr id="10" name="Immagine 10"/>
+            <wp:cNvGraphicFramePr>
+              <a:graphicFrameLocks xmlns:a="http://schemas.openxmlformats.org/drawingml/2006/main" noChangeAspect="1"/>
+            </wp:cNvGraphicFramePr>
+            <a:graphic xmlns:a="http://schemas.openxmlformats.org/drawingml/2006/main">
+              <a:graphicData uri="http://schemas.openxmlformats.org/drawingml/2006/picture">
+                <pic:pic xmlns:pic="http://schemas.openxmlformats.org/drawingml/2006/picture">
+                  <pic:nvPicPr>
+                    <pic:cNvPr id="0" name=""/>
+                    <pic:cNvPicPr>
+                      <a:picLocks noChangeAspect="1" noChangeArrowheads="1"/>
+                    </pic:cNvPicPr>
+                  </pic:nvPicPr>
+                  <pic:blipFill>
+                    <a:blip r:embed="rId16"/>
+                    <a:srcRect/>
+                    <a:stretch>
+                      <a:fillRect/>
+                    </a:stretch>
+                  </pic:blipFill>
+                  <pic:spPr bwMode="auto">
+                    <a:xfrm>
+                      <a:off x="0" y="0"/>
+                      <a:ext cx="4191000" cy="7315200"/>
+                    </a:xfrm>
+                    <a:prstGeom prst="rect">
+                      <a:avLst/>
+                    </a:prstGeom>
+                  </pic:spPr>
+                </pic:pic>
+              </a:graphicData>
+            </a:graphic>
+          </wp:inline>
+        </w:drawing>
+      </w:r>
+    </w:p>
+    <w:p>
+      <w:pPr>
+        <w:spacing w:after="200"/>
+        <w:jc w:val="center"/>
+      </w:pPr>
+      <w:r>
+        <w:rPr>
+          <w:i/>
+          <w:iCs/>
+          <w:color w:val="4B5563"/>
+          <w:sz w:val="19"/>
+          <w:szCs w:val="19"/>
+        </w:rPr>
+        <w:t>Figura 9 – Editor del CV: dati personali, esperienze, formazione e competenze.</w:t>
+      </w:r>
+    </w:p>
+    <w:p>
+      <w:pPr>
+        <w:spacing w:after="120"/>
+      </w:pPr>
+      <w:r>
+        <w:t>Da qui puoi già scaricare il CV in PDF, scegliendo lo stile da un'anteprima. Con «</w:t>
+      </w:r>
+      <w:r>
+        <w:t>🔄</w:t>
+      </w:r>
+      <w:r>
+        <w:t xml:space="preserve"> Usa un altro CV» carichi un CV diverso: sostituisce quello attuale e cancella CV adattato, lettera e testi LinkedIn preparati dopo. Se è attiva «Le mie candidature», il CV è già salvato lì come bozza (capitolo 10).</w:t>
+      </w:r>
+    </w:p>
+    <w:p>
+      <w:pPr>
+        <w:pStyle w:val="Titolo1"/>
+      </w:pPr>
+      <w:bookmarkStart w:id="16" w:name="_Toc243505503"/>
+      <w:r>
+        <w:t>7. Passo 2 – Offerta di lavoro</w:t>
+      </w:r>
+      <w:bookmarkEnd w:id="16"/>
+    </w:p>
+    <w:p>
+      <w:pPr>
+        <w:spacing w:after="120"/>
+      </w:pPr>
+      <w:r>
+        <w:t>Il passo 2 confronta il CV con un annuncio e produce un CV adattato e una lettera di presentazione, nella lingua dell'annuncio.</w:t>
+      </w:r>
+    </w:p>
+    <w:p>
+      <w:pPr>
+        <w:spacing w:after="120"/>
+      </w:pPr>
+      <w:r>
+        <w:rPr>
+          <w:b/>
+          <w:bCs/>
+        </w:rPr>
+        <w:lastRenderedPageBreak/>
+        <w:t>Come indicare l'annuncio.</w:t>
+      </w:r>
+      <w:r>
+        <w:t xml:space="preserve"> Incolli il link oppure il testo. Alcuni siti, come LinkedIn, non si lasciano leggere in automatico: se il link dà errore, si incolla il testo. Con «Salta: vai a LinkedIn» si passa direttamente al passo 3.</w:t>
+      </w:r>
+    </w:p>
+    <w:p>
+      <w:pPr>
+        <w:keepNext/>
+        <w:spacing w:before="120" w:after="60"/>
+        <w:jc w:val="center"/>
+      </w:pPr>
+      <w:r>
+        <w:rPr>
+          <w:noProof/>
+        </w:rPr>
+        <w:drawing>
+          <wp:inline distT="0" distB="0" distL="0" distR="0" wp14:anchorId="2EA18029" wp14:editId="04BE6EC7">
+            <wp:extent cx="5524500" cy="4533900"/>
+            <wp:effectExtent l="0" t="0" r="0" b="0"/>
+            <wp:docPr id="11" name="Immagine 11"/>
+            <wp:cNvGraphicFramePr>
+              <a:graphicFrameLocks xmlns:a="http://schemas.openxmlformats.org/drawingml/2006/main" noChangeAspect="1"/>
+            </wp:cNvGraphicFramePr>
+            <a:graphic xmlns:a="http://schemas.openxmlformats.org/drawingml/2006/main">
+              <a:graphicData uri="http://schemas.openxmlformats.org/drawingml/2006/picture">
+                <pic:pic xmlns:pic="http://schemas.openxmlformats.org/drawingml/2006/picture">
+                  <pic:nvPicPr>
+                    <pic:cNvPr id="0" name=""/>
+                    <pic:cNvPicPr>
+                      <a:picLocks noChangeAspect="1" noChangeArrowheads="1"/>
+                    </pic:cNvPicPr>
+                  </pic:nvPicPr>
+                  <pic:blipFill>
+                    <a:blip r:embed="rId17"/>
+                    <a:srcRect/>
+                    <a:stretch>
+                      <a:fillRect/>
+                    </a:stretch>
+                  </pic:blipFill>
+                  <pic:spPr bwMode="auto">
+                    <a:xfrm>
+                      <a:off x="0" y="0"/>
+                      <a:ext cx="5524500" cy="4533900"/>
+                    </a:xfrm>
+                    <a:prstGeom prst="rect">
+                      <a:avLst/>
+                    </a:prstGeom>
+                  </pic:spPr>
+                </pic:pic>
+              </a:graphicData>
+            </a:graphic>
+          </wp:inline>
+        </w:drawing>
+      </w:r>
+    </w:p>
+    <w:p>
+      <w:pPr>
+        <w:spacing w:after="200"/>
+        <w:jc w:val="center"/>
+      </w:pPr>
+      <w:r>
+        <w:rPr>
+          <w:i/>
+          <w:iCs/>
+          <w:color w:val="4B5563"/>
+          <w:sz w:val="19"/>
+          <w:szCs w:val="19"/>
+        </w:rPr>
+        <w:t>Figura 10 – Scelta dell'annuncio: link o testo, oppure salto del passo.</w:t>
       </w:r>
     </w:p>
     <w:tbl>
@@ -3781,305 +4636,8 @@
         </w:rPr>
         <w:lastRenderedPageBreak/>
         <w:drawing>
-          <wp:inline distT="0" distB="0" distL="0" distR="0" wp14:anchorId="5FDCF730" wp14:editId="3B03CC0C">
-            <wp:extent cx="5524500" cy="5238750"/>
-            <wp:effectExtent l="0" t="0" r="0" b="0"/>
-            <wp:docPr id="10" name="Immagine 10"/>
-            <wp:cNvGraphicFramePr>
-              <a:graphicFrameLocks xmlns:a="http://schemas.openxmlformats.org/drawingml/2006/main" noChangeAspect="1"/>
-            </wp:cNvGraphicFramePr>
-            <a:graphic xmlns:a="http://schemas.openxmlformats.org/drawingml/2006/main">
-              <a:graphicData uri="http://schemas.openxmlformats.org/drawingml/2006/picture">
-                <pic:pic xmlns:pic="http://schemas.openxmlformats.org/drawingml/2006/picture">
-                  <pic:nvPicPr>
-                    <pic:cNvPr id="0" name=""/>
-                    <pic:cNvPicPr>
-                      <a:picLocks noChangeAspect="1" noChangeArrowheads="1"/>
-                    </pic:cNvPicPr>
-                  </pic:nvPicPr>
-                  <pic:blipFill>
-                    <a:blip r:embed="rId16"/>
-                    <a:srcRect/>
-                    <a:stretch>
-                      <a:fillRect/>
-                    </a:stretch>
-                  </pic:blipFill>
-                  <pic:spPr bwMode="auto">
-                    <a:xfrm>
-                      <a:off x="0" y="0"/>
-                      <a:ext cx="5524500" cy="5238750"/>
-                    </a:xfrm>
-                    <a:prstGeom prst="rect">
-                      <a:avLst/>
-                    </a:prstGeom>
-                  </pic:spPr>
-                </pic:pic>
-              </a:graphicData>
-            </a:graphic>
-          </wp:inline>
-        </w:drawing>
-      </w:r>
-    </w:p>
-    <w:p>
-      <w:pPr>
-        <w:spacing w:after="200"/>
-        <w:jc w:val="center"/>
-      </w:pPr>
-      <w:r>
-        <w:rPr>
-          <w:i/>
-          <w:iCs/>
-          <w:color w:val="4B5563"/>
-          <w:sz w:val="19"/>
-          <w:szCs w:val="19"/>
-        </w:rPr>
-        <w:t>Figura 9 – Risultato: punteggio, parole chiave presenti e mancanti.</w:t>
-      </w:r>
-    </w:p>
-    <w:p>
-      <w:pPr>
-        <w:keepNext/>
-        <w:spacing w:before="120" w:after="60"/>
-        <w:jc w:val="center"/>
-      </w:pPr>
-      <w:r>
-        <w:rPr>
-          <w:noProof/>
-        </w:rPr>
-        <w:lastRenderedPageBreak/>
-        <w:drawing>
-          <wp:inline distT="0" distB="0" distL="0" distR="0" wp14:anchorId="1BB7B982" wp14:editId="72547F33">
-            <wp:extent cx="5524500" cy="3867150"/>
-            <wp:effectExtent l="0" t="0" r="0" b="0"/>
-            <wp:docPr id="11" name="Immagine 11"/>
-            <wp:cNvGraphicFramePr>
-              <a:graphicFrameLocks xmlns:a="http://schemas.openxmlformats.org/drawingml/2006/main" noChangeAspect="1"/>
-            </wp:cNvGraphicFramePr>
-            <a:graphic xmlns:a="http://schemas.openxmlformats.org/drawingml/2006/main">
-              <a:graphicData uri="http://schemas.openxmlformats.org/drawingml/2006/picture">
-                <pic:pic xmlns:pic="http://schemas.openxmlformats.org/drawingml/2006/picture">
-                  <pic:nvPicPr>
-                    <pic:cNvPr id="0" name=""/>
-                    <pic:cNvPicPr>
-                      <a:picLocks noChangeAspect="1" noChangeArrowheads="1"/>
-                    </pic:cNvPicPr>
-                  </pic:nvPicPr>
-                  <pic:blipFill>
-                    <a:blip r:embed="rId17"/>
-                    <a:srcRect/>
-                    <a:stretch>
-                      <a:fillRect/>
-                    </a:stretch>
-                  </pic:blipFill>
-                  <pic:spPr bwMode="auto">
-                    <a:xfrm>
-                      <a:off x="0" y="0"/>
-                      <a:ext cx="5524500" cy="3867150"/>
-                    </a:xfrm>
-                    <a:prstGeom prst="rect">
-                      <a:avLst/>
-                    </a:prstGeom>
-                  </pic:spPr>
-                </pic:pic>
-              </a:graphicData>
-            </a:graphic>
-          </wp:inline>
-        </w:drawing>
-      </w:r>
-    </w:p>
-    <w:p>
-      <w:pPr>
-        <w:spacing w:after="200"/>
-        <w:jc w:val="center"/>
-      </w:pPr>
-      <w:r>
-        <w:rPr>
-          <w:i/>
-          <w:iCs/>
-          <w:color w:val="4B5563"/>
-          <w:sz w:val="19"/>
-          <w:szCs w:val="19"/>
-        </w:rPr>
-        <w:t>Figura 10 – Lettera di presentazione generata, con il pulsante di copia.</w:t>
-      </w:r>
-    </w:p>
-    <w:p>
-      <w:pPr>
-        <w:spacing w:after="120"/>
-      </w:pPr>
-      <w:r>
-        <w:rPr>
-          <w:b/>
-          <w:bCs/>
-        </w:rPr>
-        <w:t>Correzioni.</w:t>
-      </w:r>
-      <w:r>
-        <w:t xml:space="preserve"> Le schede «✏</w:t>
-      </w:r>
-      <w:r>
-        <w:t>️</w:t>
-      </w:r>
-      <w:r>
-        <w:t xml:space="preserve"> Correggi la lettera» e «✏</w:t>
-      </w:r>
-      <w:r>
-        <w:t>️</w:t>
-      </w:r>
-      <w:r>
-        <w:t xml:space="preserve"> Correggi il CV» permettono le correzioni a mano; la scheda «</w:t>
-      </w:r>
-      <w:r>
-        <w:t>🤖</w:t>
-      </w:r>
-      <w:r>
-        <w:t xml:space="preserve"> Modifica con l'AI» le modifiche descritte a parole (capitolo 8).</w:t>
-      </w:r>
-    </w:p>
-    <w:p>
-      <w:pPr>
-        <w:spacing w:after="120"/>
-      </w:pPr>
-      <w:r>
-        <w:t>Con «</w:t>
-      </w:r>
-      <w:r>
-        <w:t>🔄</w:t>
-      </w:r>
-      <w:r>
-        <w:t xml:space="preserve"> Prova con un altro annuncio» ripeti il passo: il nuovo risultato sostituisce CV adattato e lettera attuali. Se la candidatura è già stata pagata, è una nuova candidatura e userà un credito quando scaricherai i documenti.</w:t>
-      </w:r>
-    </w:p>
-    <w:p>
-      <w:pPr>
-        <w:spacing w:after="120"/>
-      </w:pPr>
-      <w:r>
-        <w:rPr>
-          <w:b/>
-          <w:bCs/>
-        </w:rPr>
-        <w:t>Salvare.</w:t>
-      </w:r>
-      <w:r>
-        <w:t xml:space="preserve"> Se per il tuo account è attiva la sezione «Le mie candidature», «</w:t>
-      </w:r>
-      <w:r>
-        <w:t>💾</w:t>
-      </w:r>
-      <w:r>
-        <w:t xml:space="preserve"> Salva nelle candidature» conserva CV, lettera e testi LinkedIn (capitolo 10).</w:t>
-      </w:r>
-    </w:p>
-    <w:p>
-      <w:pPr>
-        <w:pStyle w:val="Titolo1"/>
-      </w:pPr>
-      <w:bookmarkStart w:id="15" w:name="_Toc243340900"/>
-      <w:r>
-        <w:t>8. Modifica con l'AI</w:t>
-      </w:r>
-      <w:bookmarkEnd w:id="15"/>
-    </w:p>
-    <w:p>
-      <w:pPr>
-        <w:spacing w:after="120"/>
-      </w:pPr>
-      <w:r>
-        <w:t>Dopo il passo 2 puoi chiedere a Claude, a parole, di correggere CV adattato e lettera. Serve soprattutto quando i testi esagerano: per esempio dicono che hai lavorato nel settore dell'annuncio, mentre hai lavorato in uno simile.</w:t>
-      </w:r>
-    </w:p>
-    <w:p>
-      <w:pPr>
-        <w:pStyle w:val="Paragrafoelenco"/>
-        <w:numPr>
-          <w:ilvl w:val="0"/>
-          <w:numId w:val="6"/>
-        </w:numPr>
-        <w:spacing w:after="60"/>
-      </w:pPr>
-      <w:r>
-        <w:t>Apri la scheda «</w:t>
-      </w:r>
-      <w:r>
-        <w:t>🤖</w:t>
-      </w:r>
-      <w:r>
-        <w:t xml:space="preserve"> Modifica con l'AI».</w:t>
-      </w:r>
-    </w:p>
-    <w:p>
-      <w:pPr>
-        <w:pStyle w:val="Paragrafoelenco"/>
-        <w:numPr>
-          <w:ilvl w:val="0"/>
-          <w:numId w:val="6"/>
-        </w:numPr>
-        <w:spacing w:after="60"/>
-      </w:pPr>
-      <w:r>
-        <w:t>Scrivi cosa vuoi cambiare, come lo diresti a una persona. Esempi: «Non ho lavorato nel settore farmaceutico ma in quello chimico: non dire che ho esperienza diretta nel farmaceutico, evidenzia ciò che è simile.» — «La lettera è troppo formale, rendila più diretta.»</w:t>
-      </w:r>
-    </w:p>
-    <w:p>
-      <w:pPr>
-        <w:pStyle w:val="Paragrafoelenco"/>
-        <w:numPr>
-          <w:ilvl w:val="0"/>
-          <w:numId w:val="6"/>
-        </w:numPr>
-        <w:spacing w:after="60"/>
-      </w:pPr>
-      <w:r>
-        <w:t>Scegli cosa modificare: CV e lettera, solo il CV, solo la lettera.</w:t>
-      </w:r>
-    </w:p>
-    <w:p>
-      <w:pPr>
-        <w:pStyle w:val="Paragrafoelenco"/>
-        <w:numPr>
-          <w:ilvl w:val="0"/>
-          <w:numId w:val="6"/>
-        </w:numPr>
-        <w:spacing w:after="60"/>
-      </w:pPr>
-      <w:r>
-        <w:t>Premi «Applica la modifica». Compare l'elenco delle modifiche fatte: riapri CV e lettera per controllarle.</w:t>
-      </w:r>
-    </w:p>
-    <w:p>
-      <w:pPr>
-        <w:pStyle w:val="Paragrafoelenco"/>
-        <w:numPr>
-          <w:ilvl w:val="0"/>
-          <w:numId w:val="6"/>
-        </w:numPr>
-        <w:spacing w:after="60"/>
-      </w:pPr>
-      <w:r>
-        <w:t>Se il risultato non ti convince, «↩</w:t>
-      </w:r>
-      <w:r>
-        <w:t>️</w:t>
-      </w:r>
-      <w:r>
-        <w:t xml:space="preserve"> Annulla l'ultima modifica dell'AI» riporta la versione precedente.</w:t>
-      </w:r>
-    </w:p>
-    <w:p>
-      <w:pPr>
-        <w:keepNext/>
-        <w:spacing w:before="120" w:after="60"/>
-        <w:jc w:val="center"/>
-      </w:pPr>
-      <w:r>
-        <w:rPr>
-          <w:noProof/>
-        </w:rPr>
-        <w:lastRenderedPageBreak/>
-        <w:drawing>
-          <wp:inline distT="0" distB="0" distL="0" distR="0" wp14:anchorId="2EA0B29A" wp14:editId="65F08726">
-            <wp:extent cx="5524500" cy="3457575"/>
+          <wp:inline distT="0" distB="0" distL="0" distR="0" wp14:anchorId="18AC7F85" wp14:editId="2CA4BFC6">
+            <wp:extent cx="5524500" cy="4581525"/>
             <wp:effectExtent l="0" t="0" r="0" b="0"/>
             <wp:docPr id="12" name="Immagine 12"/>
             <wp:cNvGraphicFramePr>
@@ -4104,7 +4662,7 @@
                   <pic:spPr bwMode="auto">
                     <a:xfrm>
                       <a:off x="0" y="0"/>
-                      <a:ext cx="5524500" cy="3457575"/>
+                      <a:ext cx="5524500" cy="4581525"/>
                     </a:xfrm>
                     <a:prstGeom prst="rect">
                       <a:avLst/>
@@ -4130,7 +4688,7 @@
           <w:sz w:val="19"/>
           <w:szCs w:val="19"/>
         </w:rPr>
-        <w:t>Figura 11 – Richiesta di modifica scritta a parole, con la scelta di cosa modificare.</w:t>
+        <w:t>Figura 11 – Risultato: punteggio, parole chiave presenti e mancanti.</w:t>
       </w:r>
     </w:p>
     <w:p>
@@ -4143,9 +4701,10 @@
         <w:rPr>
           <w:noProof/>
         </w:rPr>
+        <w:lastRenderedPageBreak/>
         <w:drawing>
-          <wp:inline distT="0" distB="0" distL="0" distR="0" wp14:anchorId="577DA867" wp14:editId="0AB24AF7">
-            <wp:extent cx="5524500" cy="2171700"/>
+          <wp:inline distT="0" distB="0" distL="0" distR="0" wp14:anchorId="475DDA15" wp14:editId="76843895">
+            <wp:extent cx="5524500" cy="6581775"/>
             <wp:effectExtent l="0" t="0" r="0" b="0"/>
             <wp:docPr id="13" name="Immagine 13"/>
             <wp:cNvGraphicFramePr>
@@ -4170,7 +4729,7 @@
                   <pic:spPr bwMode="auto">
                     <a:xfrm>
                       <a:off x="0" y="0"/>
-                      <a:ext cx="5524500" cy="2171700"/>
+                      <a:ext cx="5524500" cy="6581775"/>
                     </a:xfrm>
                     <a:prstGeom prst="rect">
                       <a:avLst/>
@@ -4196,7 +4755,7 @@
           <w:sz w:val="19"/>
           <w:szCs w:val="19"/>
         </w:rPr>
-        <w:t>Figura 12 – Modifica applicata: elenco dei cambiamenti e pulsante per annullarla.</w:t>
+        <w:t>Figura 12 – Lettera di presentazione generata, con il pulsante di copia.</w:t>
       </w:r>
     </w:p>
     <w:p>
@@ -4204,18 +4763,319 @@
         <w:spacing w:after="120"/>
       </w:pPr>
       <w:r>
-        <w:t>Puoi ripetere più volte (entro il tetto di operazioni per candidatura); ogni richiesta parte dalla versione attuale.</w:t>
+        <w:rPr>
+          <w:b/>
+          <w:bCs/>
+        </w:rPr>
+        <w:t>Correzioni.</w:t>
+      </w:r>
+      <w:r>
+        <w:t xml:space="preserve"> Le schede «✏</w:t>
+      </w:r>
+      <w:r>
+        <w:t>️</w:t>
+      </w:r>
+      <w:r>
+        <w:t xml:space="preserve"> Correggi la lettera» e «✏</w:t>
+      </w:r>
+      <w:r>
+        <w:t>️</w:t>
+      </w:r>
+      <w:r>
+        <w:t xml:space="preserve"> Correggi il CV» permettono le correzioni a mano; la scheda «</w:t>
+      </w:r>
+      <w:r>
+        <w:t>🤖</w:t>
+      </w:r>
+      <w:r>
+        <w:t xml:space="preserve"> Modifica con l'AI» le modifiche descritte a parole (capitolo 8).</w:t>
+      </w:r>
+    </w:p>
+    <w:p>
+      <w:pPr>
+        <w:spacing w:after="120"/>
+      </w:pPr>
+      <w:r>
+        <w:t>Con «</w:t>
+      </w:r>
+      <w:r>
+        <w:t>🔄</w:t>
+      </w:r>
+      <w:r>
+        <w:t xml:space="preserve"> Prova con un altro annuncio» ripeti il passo: il nuovo risultato sostituisce CV adattato e lettera attuali. Se la candidatura è già stata pagata, è una nuova candidatura e userà un credito quando scaricherai i documenti.</w:t>
+      </w:r>
+    </w:p>
+    <w:p>
+      <w:pPr>
+        <w:spacing w:after="120"/>
+      </w:pPr>
+      <w:r>
+        <w:rPr>
+          <w:b/>
+          <w:bCs/>
+        </w:rPr>
+        <w:t>Salvataggio.</w:t>
+      </w:r>
+      <w:r>
+        <w:t xml:space="preserve"> Se per il tuo account è attiva la sezione «Le mie candidature», la candidatura si salva da sola con azienda e ruolo letti dall'annuncio (capitolo 10).</w:t>
+      </w:r>
+    </w:p>
+    <w:p>
+      <w:pPr>
+        <w:pStyle w:val="Titolo1"/>
+      </w:pPr>
+      <w:bookmarkStart w:id="17" w:name="_Toc243505504"/>
+      <w:r>
+        <w:lastRenderedPageBreak/>
+        <w:t>8. Modifica con l'AI</w:t>
+      </w:r>
+      <w:bookmarkEnd w:id="17"/>
+    </w:p>
+    <w:p>
+      <w:pPr>
+        <w:spacing w:after="120"/>
+      </w:pPr>
+      <w:r>
+        <w:t>Dopo il passo 2 puoi chiedere a Claude, a parole, di correggere CV adattato e lettera. Serve soprattutto quando i testi esagerano: per esempio dicono che hai lavorato nel settore dell'annuncio, mentre hai lavorato in uno simile.</w:t>
+      </w:r>
+    </w:p>
+    <w:p>
+      <w:pPr>
+        <w:pStyle w:val="Paragrafoelenco"/>
+        <w:numPr>
+          <w:ilvl w:val="0"/>
+          <w:numId w:val="6"/>
+        </w:numPr>
+        <w:spacing w:after="60"/>
+      </w:pPr>
+      <w:r>
+        <w:t>Apri la scheda «</w:t>
+      </w:r>
+      <w:r>
+        <w:t>🤖</w:t>
+      </w:r>
+      <w:r>
+        <w:t xml:space="preserve"> Modifica con l'AI».</w:t>
+      </w:r>
+    </w:p>
+    <w:p>
+      <w:pPr>
+        <w:pStyle w:val="Paragrafoelenco"/>
+        <w:numPr>
+          <w:ilvl w:val="0"/>
+          <w:numId w:val="6"/>
+        </w:numPr>
+        <w:spacing w:after="60"/>
+      </w:pPr>
+      <w:r>
+        <w:t>Scrivi cosa vuoi cambiare, come lo diresti a una persona. Esempi: «Non ho lavorato nel settore farmaceutico ma in quello chimico: non dire che ho esperienza diretta nel farmaceutico, evidenzia ciò che è simile.» — «La lettera è troppo formale, rendila più diretta.»</w:t>
+      </w:r>
+    </w:p>
+    <w:p>
+      <w:pPr>
+        <w:pStyle w:val="Paragrafoelenco"/>
+        <w:numPr>
+          <w:ilvl w:val="0"/>
+          <w:numId w:val="6"/>
+        </w:numPr>
+        <w:spacing w:after="60"/>
+      </w:pPr>
+      <w:r>
+        <w:t>Scegli cosa modificare: CV e lettera, solo il CV, solo la lettera.</w:t>
+      </w:r>
+    </w:p>
+    <w:p>
+      <w:pPr>
+        <w:pStyle w:val="Paragrafoelenco"/>
+        <w:numPr>
+          <w:ilvl w:val="0"/>
+          <w:numId w:val="6"/>
+        </w:numPr>
+        <w:spacing w:after="60"/>
+      </w:pPr>
+      <w:r>
+        <w:t>Premi «Applica la modifica». Compare l'elenco delle modifiche fatte: riapri CV e lettera per controllarle.</w:t>
+      </w:r>
+    </w:p>
+    <w:p>
+      <w:pPr>
+        <w:pStyle w:val="Paragrafoelenco"/>
+        <w:numPr>
+          <w:ilvl w:val="0"/>
+          <w:numId w:val="6"/>
+        </w:numPr>
+        <w:spacing w:after="60"/>
+      </w:pPr>
+      <w:r>
+        <w:t>Se il risultato non ti convince, «↩</w:t>
+      </w:r>
+      <w:r>
+        <w:t>️</w:t>
+      </w:r>
+      <w:r>
+        <w:t xml:space="preserve"> Annulla l'ultima modifica dell'AI» riporta la versione precedente.</w:t>
+      </w:r>
+    </w:p>
+    <w:p>
+      <w:pPr>
+        <w:keepNext/>
+        <w:spacing w:before="120" w:after="60"/>
+        <w:jc w:val="center"/>
+      </w:pPr>
+      <w:r>
+        <w:rPr>
+          <w:noProof/>
+        </w:rPr>
+        <w:drawing>
+          <wp:inline distT="0" distB="0" distL="0" distR="0" wp14:anchorId="497BADFB" wp14:editId="28CE47C8">
+            <wp:extent cx="5524500" cy="3305175"/>
+            <wp:effectExtent l="0" t="0" r="0" b="0"/>
+            <wp:docPr id="14" name="Immagine 14"/>
+            <wp:cNvGraphicFramePr>
+              <a:graphicFrameLocks xmlns:a="http://schemas.openxmlformats.org/drawingml/2006/main" noChangeAspect="1"/>
+            </wp:cNvGraphicFramePr>
+            <a:graphic xmlns:a="http://schemas.openxmlformats.org/drawingml/2006/main">
+              <a:graphicData uri="http://schemas.openxmlformats.org/drawingml/2006/picture">
+                <pic:pic xmlns:pic="http://schemas.openxmlformats.org/drawingml/2006/picture">
+                  <pic:nvPicPr>
+                    <pic:cNvPr id="0" name=""/>
+                    <pic:cNvPicPr>
+                      <a:picLocks noChangeAspect="1" noChangeArrowheads="1"/>
+                    </pic:cNvPicPr>
+                  </pic:nvPicPr>
+                  <pic:blipFill>
+                    <a:blip r:embed="rId20"/>
+                    <a:srcRect/>
+                    <a:stretch>
+                      <a:fillRect/>
+                    </a:stretch>
+                  </pic:blipFill>
+                  <pic:spPr bwMode="auto">
+                    <a:xfrm>
+                      <a:off x="0" y="0"/>
+                      <a:ext cx="5524500" cy="3305175"/>
+                    </a:xfrm>
+                    <a:prstGeom prst="rect">
+                      <a:avLst/>
+                    </a:prstGeom>
+                  </pic:spPr>
+                </pic:pic>
+              </a:graphicData>
+            </a:graphic>
+          </wp:inline>
+        </w:drawing>
+      </w:r>
+    </w:p>
+    <w:p>
+      <w:pPr>
+        <w:spacing w:after="200"/>
+        <w:jc w:val="center"/>
+      </w:pPr>
+      <w:r>
+        <w:rPr>
+          <w:i/>
+          <w:iCs/>
+          <w:color w:val="4B5563"/>
+          <w:sz w:val="19"/>
+          <w:szCs w:val="19"/>
+        </w:rPr>
+        <w:t>Figura 13 – Richiesta di modifica scritta a parole, con la scelta di cosa modificare.</w:t>
+      </w:r>
+    </w:p>
+    <w:p>
+      <w:pPr>
+        <w:keepNext/>
+        <w:spacing w:before="120" w:after="60"/>
+        <w:jc w:val="center"/>
+      </w:pPr>
+      <w:r>
+        <w:rPr>
+          <w:noProof/>
+        </w:rPr>
+        <w:drawing>
+          <wp:inline distT="0" distB="0" distL="0" distR="0" wp14:anchorId="0CA49615" wp14:editId="211E4F9D">
+            <wp:extent cx="5524500" cy="2133600"/>
+            <wp:effectExtent l="0" t="0" r="0" b="0"/>
+            <wp:docPr id="15" name="Immagine 15"/>
+            <wp:cNvGraphicFramePr>
+              <a:graphicFrameLocks xmlns:a="http://schemas.openxmlformats.org/drawingml/2006/main" noChangeAspect="1"/>
+            </wp:cNvGraphicFramePr>
+            <a:graphic xmlns:a="http://schemas.openxmlformats.org/drawingml/2006/main">
+              <a:graphicData uri="http://schemas.openxmlformats.org/drawingml/2006/picture">
+                <pic:pic xmlns:pic="http://schemas.openxmlformats.org/drawingml/2006/picture">
+                  <pic:nvPicPr>
+                    <pic:cNvPr id="0" name=""/>
+                    <pic:cNvPicPr>
+                      <a:picLocks noChangeAspect="1" noChangeArrowheads="1"/>
+                    </pic:cNvPicPr>
+                  </pic:nvPicPr>
+                  <pic:blipFill>
+                    <a:blip r:embed="rId21"/>
+                    <a:srcRect/>
+                    <a:stretch>
+                      <a:fillRect/>
+                    </a:stretch>
+                  </pic:blipFill>
+                  <pic:spPr bwMode="auto">
+                    <a:xfrm>
+                      <a:off x="0" y="0"/>
+                      <a:ext cx="5524500" cy="2133600"/>
+                    </a:xfrm>
+                    <a:prstGeom prst="rect">
+                      <a:avLst/>
+                    </a:prstGeom>
+                  </pic:spPr>
+                </pic:pic>
+              </a:graphicData>
+            </a:graphic>
+          </wp:inline>
+        </w:drawing>
+      </w:r>
+    </w:p>
+    <w:p>
+      <w:pPr>
+        <w:spacing w:after="200"/>
+        <w:jc w:val="center"/>
+      </w:pPr>
+      <w:r>
+        <w:rPr>
+          <w:i/>
+          <w:iCs/>
+          <w:color w:val="4B5563"/>
+          <w:sz w:val="19"/>
+          <w:szCs w:val="19"/>
+        </w:rPr>
+        <w:t>Figura 14 – Modifica applicata: elenco dei cambiamenti e pulsante per annullarla.</w:t>
+      </w:r>
+    </w:p>
+    <w:p>
+      <w:pPr>
+        <w:spacing w:after="120"/>
+      </w:pPr>
+      <w:r>
+        <w:t xml:space="preserve">Prima della consegna puoi ripetere più volte (entro il tetto di operazioni per candidatura); ogni richiesta parte dalla versione attuale. </w:t>
+      </w:r>
+      <w:r>
+        <w:rPr>
+          <w:b/>
+          <w:bCs/>
+        </w:rPr>
+        <w:t>Dopo la consegna</w:t>
+      </w:r>
+      <w:r>
+        <w:t xml:space="preserve"> una modifica con l'AI crea una nuova versione e usa un nuovo credito: l'app lo scrive sopra il campo della richiesta.</w:t>
       </w:r>
     </w:p>
     <w:p>
       <w:pPr>
         <w:pStyle w:val="Titolo2"/>
       </w:pPr>
-      <w:bookmarkStart w:id="16" w:name="_Toc243340901"/>
-      <w:r>
+      <w:bookmarkStart w:id="18" w:name="_Toc243505505"/>
+      <w:r>
+        <w:lastRenderedPageBreak/>
         <w:t>Come ragiona l'AI</w:t>
       </w:r>
-      <w:bookmarkEnd w:id="16"/>
+      <w:bookmarkEnd w:id="18"/>
     </w:p>
     <w:p>
       <w:pPr>
@@ -4288,12 +5148,11 @@
       <w:pPr>
         <w:pStyle w:val="Titolo1"/>
       </w:pPr>
-      <w:bookmarkStart w:id="17" w:name="_Toc243340902"/>
-      <w:r>
-        <w:lastRenderedPageBreak/>
+      <w:bookmarkStart w:id="19" w:name="_Toc243505506"/>
+      <w:r>
         <w:t>9. Passo 3 – Profilo LinkedIn</w:t>
       </w:r>
-      <w:bookmarkEnd w:id="17"/>
+      <w:bookmarkEnd w:id="19"/>
     </w:p>
     <w:p>
       <w:pPr>
@@ -4655,11 +5514,12 @@
         <w:rPr>
           <w:noProof/>
         </w:rPr>
+        <w:lastRenderedPageBreak/>
         <w:drawing>
-          <wp:inline distT="0" distB="0" distL="0" distR="0" wp14:anchorId="74F2AD82" wp14:editId="1CF754E2">
-            <wp:extent cx="5524500" cy="3457575"/>
+          <wp:inline distT="0" distB="0" distL="0" distR="0" wp14:anchorId="22E1056A" wp14:editId="2D998302">
+            <wp:extent cx="5524500" cy="3543300"/>
             <wp:effectExtent l="0" t="0" r="0" b="0"/>
-            <wp:docPr id="14" name="Immagine 14"/>
+            <wp:docPr id="16" name="Immagine 16"/>
             <wp:cNvGraphicFramePr>
               <a:graphicFrameLocks xmlns:a="http://schemas.openxmlformats.org/drawingml/2006/main" noChangeAspect="1"/>
             </wp:cNvGraphicFramePr>
@@ -4673,7 +5533,7 @@
                     </pic:cNvPicPr>
                   </pic:nvPicPr>
                   <pic:blipFill>
-                    <a:blip r:embed="rId20"/>
+                    <a:blip r:embed="rId22"/>
                     <a:srcRect/>
                     <a:stretch>
                       <a:fillRect/>
@@ -4682,7 +5542,7 @@
                   <pic:spPr bwMode="auto">
                     <a:xfrm>
                       <a:off x="0" y="0"/>
-                      <a:ext cx="5524500" cy="3457575"/>
+                      <a:ext cx="5524500" cy="3543300"/>
                     </a:xfrm>
                     <a:prstGeom prst="rect">
                       <a:avLst/>
@@ -4708,7 +5568,7 @@
           <w:sz w:val="19"/>
           <w:szCs w:val="19"/>
         </w:rPr>
-        <w:t>Figura 13 – Scelta delle versioni da generare.</w:t>
+        <w:t>Figura 15 – Scelta delle versioni da generare.</w:t>
       </w:r>
     </w:p>
     <w:p>
@@ -4723,10 +5583,10 @@
         </w:rPr>
         <w:lastRenderedPageBreak/>
         <w:drawing>
-          <wp:inline distT="0" distB="0" distL="0" distR="0" wp14:anchorId="578010EE" wp14:editId="67166874">
-            <wp:extent cx="4381500" cy="5362575"/>
+          <wp:inline distT="0" distB="0" distL="0" distR="0" wp14:anchorId="7543B2D9" wp14:editId="413127D7">
+            <wp:extent cx="4381500" cy="9144000"/>
             <wp:effectExtent l="0" t="0" r="0" b="0"/>
-            <wp:docPr id="15" name="Immagine 15"/>
+            <wp:docPr id="17" name="Immagine 17"/>
             <wp:cNvGraphicFramePr>
               <a:graphicFrameLocks xmlns:a="http://schemas.openxmlformats.org/drawingml/2006/main" noChangeAspect="1"/>
             </wp:cNvGraphicFramePr>
@@ -4740,7 +5600,7 @@
                     </pic:cNvPicPr>
                   </pic:nvPicPr>
                   <pic:blipFill>
-                    <a:blip r:embed="rId21"/>
+                    <a:blip r:embed="rId23"/>
                     <a:srcRect/>
                     <a:stretch>
                       <a:fillRect/>
@@ -4749,7 +5609,7 @@
                   <pic:spPr bwMode="auto">
                     <a:xfrm>
                       <a:off x="0" y="0"/>
-                      <a:ext cx="4381500" cy="5362575"/>
+                      <a:ext cx="4381500" cy="9144000"/>
                     </a:xfrm>
                     <a:prstGeom prst="rect">
                       <a:avLst/>
@@ -4775,7 +5635,8 @@
           <w:sz w:val="19"/>
           <w:szCs w:val="19"/>
         </w:rPr>
-        <w:t>Figura 14 – Testi generati: una scheda per versione, contatore dei caratteri e pulsante di copia.</w:t>
+        <w:lastRenderedPageBreak/>
+        <w:t>Figura 16 – Testi generati: una scheda per versione, contatore dei caratteri e pulsante di copia.</w:t>
       </w:r>
     </w:p>
     <w:p>
@@ -4789,35 +5650,159 @@
         <w:t>️</w:t>
       </w:r>
       <w:r>
-        <w:t xml:space="preserve"> Voglio correggere qualcosa».</w:t>
+        <w:t xml:space="preserve"> Voglio correggere qualcosa». Chiedere altre versioni dopo la consegna usa un nuovo credito.</w:t>
+      </w:r>
+    </w:p>
+    <w:p>
+      <w:pPr>
+        <w:pStyle w:val="Titolo2"/>
+      </w:pPr>
+      <w:bookmarkStart w:id="20" w:name="_Toc243505507"/>
+      <w:r>
+        <w:t>La tua candidatura completa</w:t>
+      </w:r>
+      <w:bookmarkEnd w:id="20"/>
+    </w:p>
+    <w:p>
+      <w:pPr>
+        <w:spacing w:after="120"/>
+      </w:pPr>
+      <w:r>
+        <w:t>Quando i testi LinkedIn sono pronti, sotto «</w:t>
+      </w:r>
+      <w:r>
+        <w:t>🎉</w:t>
+      </w:r>
+      <w:r>
+        <w:t xml:space="preserve"> Hai finito!» il riquadro </w:t>
+      </w:r>
+      <w:r>
+        <w:rPr>
+          <w:b/>
+          <w:bCs/>
+        </w:rPr>
+        <w:t>«</w:t>
+      </w:r>
+      <w:r>
+        <w:rPr>
+          <w:b/>
+          <w:bCs/>
+        </w:rPr>
+        <w:t>📦</w:t>
+      </w:r>
+      <w:r>
+        <w:rPr>
+          <w:b/>
+          <w:bCs/>
+        </w:rPr>
+        <w:t xml:space="preserve"> La tua candidatura completa»</w:t>
+      </w:r>
+      <w:r>
+        <w:t xml:space="preserve"> raccoglie tutti i documenti, senza tornare ai passi precedenti: </w:t>
+      </w:r>
+      <w:r>
+        <w:rPr>
+          <w:b/>
+          <w:bCs/>
+        </w:rPr>
+        <w:t>Scarica tutto (ZIP)</w:t>
+      </w:r>
+      <w:r>
+        <w:t xml:space="preserve"> con CV, lettera e testi LinkedIn, oppure i singoli file (CV e lettera in PDF, testi LinkedIn in .txt con tutte le versioni). Stile e lingua sono quelli scelti al passo 2; se lì hai fatto tradurre i documenti in inglese, scarichi la traduzione.</w:t>
+      </w:r>
+    </w:p>
+    <w:p>
+      <w:pPr>
+        <w:keepNext/>
+        <w:spacing w:before="120" w:after="60"/>
+        <w:jc w:val="center"/>
+      </w:pPr>
+      <w:r>
+        <w:rPr>
+          <w:noProof/>
+        </w:rPr>
+        <w:drawing>
+          <wp:inline distT="0" distB="0" distL="0" distR="0" wp14:anchorId="15D24A6F" wp14:editId="3F7E4A4F">
+            <wp:extent cx="4572000" cy="3171825"/>
+            <wp:effectExtent l="0" t="0" r="0" b="0"/>
+            <wp:docPr id="18" name="Immagine 18"/>
+            <wp:cNvGraphicFramePr>
+              <a:graphicFrameLocks xmlns:a="http://schemas.openxmlformats.org/drawingml/2006/main" noChangeAspect="1"/>
+            </wp:cNvGraphicFramePr>
+            <a:graphic xmlns:a="http://schemas.openxmlformats.org/drawingml/2006/main">
+              <a:graphicData uri="http://schemas.openxmlformats.org/drawingml/2006/picture">
+                <pic:pic xmlns:pic="http://schemas.openxmlformats.org/drawingml/2006/picture">
+                  <pic:nvPicPr>
+                    <pic:cNvPr id="0" name=""/>
+                    <pic:cNvPicPr>
+                      <a:picLocks noChangeAspect="1" noChangeArrowheads="1"/>
+                    </pic:cNvPicPr>
+                  </pic:nvPicPr>
+                  <pic:blipFill>
+                    <a:blip r:embed="rId24"/>
+                    <a:srcRect/>
+                    <a:stretch>
+                      <a:fillRect/>
+                    </a:stretch>
+                  </pic:blipFill>
+                  <pic:spPr bwMode="auto">
+                    <a:xfrm>
+                      <a:off x="0" y="0"/>
+                      <a:ext cx="4572000" cy="3171825"/>
+                    </a:xfrm>
+                    <a:prstGeom prst="rect">
+                      <a:avLst/>
+                    </a:prstGeom>
+                  </pic:spPr>
+                </pic:pic>
+              </a:graphicData>
+            </a:graphic>
+          </wp:inline>
+        </w:drawing>
+      </w:r>
+    </w:p>
+    <w:p>
+      <w:pPr>
+        <w:spacing w:after="200"/>
+        <w:jc w:val="center"/>
+      </w:pPr>
+      <w:r>
+        <w:rPr>
+          <w:i/>
+          <w:iCs/>
+          <w:color w:val="4B5563"/>
+          <w:sz w:val="19"/>
+          <w:szCs w:val="19"/>
+        </w:rPr>
+        <w:t>Figura 17 – Fine percorso: tutti i documenti della candidatura insieme, anche in un unico ZIP.</w:t>
       </w:r>
     </w:p>
     <w:p>
       <w:pPr>
         <w:pStyle w:val="Titolo1"/>
       </w:pPr>
-      <w:bookmarkStart w:id="18" w:name="_Toc243340903"/>
+      <w:bookmarkStart w:id="21" w:name="_Toc243505508"/>
       <w:r>
         <w:t>10. Download e «Le mie candidature»</w:t>
       </w:r>
-      <w:bookmarkEnd w:id="18"/>
+      <w:bookmarkEnd w:id="21"/>
     </w:p>
     <w:p>
       <w:pPr>
         <w:pStyle w:val="Titolo2"/>
       </w:pPr>
-      <w:bookmarkStart w:id="19" w:name="_Toc243340904"/>
+      <w:bookmarkStart w:id="22" w:name="_Toc243505509"/>
       <w:r>
         <w:t>Download</w:t>
       </w:r>
-      <w:bookmarkEnd w:id="19"/>
+      <w:bookmarkEnd w:id="22"/>
     </w:p>
     <w:p>
       <w:pPr>
         <w:spacing w:after="120"/>
       </w:pPr>
       <w:r>
-        <w:t>CV e lettera si scaricano in PDF A4, in uno di quattro stili, tutti leggibili dai sistemi ATS. Lo stile predefinito è «Moderno». Il primo download di una candidatura fatta con l'AI usa il suo credito.</w:t>
+        <w:t>CV e lettera si scaricano in PDF A4, in uno di sette stili, scelti guardando l'anteprima. Lo stile predefinito è «Moderno». Il primo download di una candidatura fatta con l'AI usa il suo credito.</w:t>
       </w:r>
     </w:p>
     <w:tbl>
@@ -5196,7 +6181,220 @@
           </w:p>
         </w:tc>
       </w:tr>
+      <w:tr>
+        <w:tc>
+          <w:tcPr>
+            <w:tcW w:w="2400" w:type="dxa"/>
+            <w:tcBorders>
+              <w:top w:val="single" w:sz="4" w:space="0" w:color="D1D5DB"/>
+              <w:left w:val="single" w:sz="4" w:space="0" w:color="D1D5DB"/>
+              <w:bottom w:val="single" w:sz="4" w:space="0" w:color="D1D5DB"/>
+              <w:right w:val="single" w:sz="4" w:space="0" w:color="D1D5DB"/>
+            </w:tcBorders>
+            <w:tcMar>
+              <w:top w:w="60" w:type="dxa"/>
+              <w:left w:w="100" w:type="dxa"/>
+              <w:bottom w:w="60" w:type="dxa"/>
+              <w:right w:w="100" w:type="dxa"/>
+            </w:tcMar>
+          </w:tcPr>
+          <w:p>
+            <w:r>
+              <w:t>Professionale a colonne</w:t>
+            </w:r>
+          </w:p>
+        </w:tc>
+        <w:tc>
+          <w:tcPr>
+            <w:tcW w:w="3800" w:type="dxa"/>
+            <w:tcBorders>
+              <w:top w:val="single" w:sz="4" w:space="0" w:color="D1D5DB"/>
+              <w:left w:val="single" w:sz="4" w:space="0" w:color="D1D5DB"/>
+              <w:bottom w:val="single" w:sz="4" w:space="0" w:color="D1D5DB"/>
+              <w:right w:val="single" w:sz="4" w:space="0" w:color="D1D5DB"/>
+            </w:tcBorders>
+            <w:tcMar>
+              <w:top w:w="60" w:type="dxa"/>
+              <w:left w:w="100" w:type="dxa"/>
+              <w:bottom w:w="60" w:type="dxa"/>
+              <w:right w:w="100" w:type="dxa"/>
+            </w:tcMar>
+          </w:tcPr>
+          <w:p>
+            <w:r>
+              <w:t>Fascia colorata a sinistra, titoli delle sezioni in una colonna a parte</w:t>
+            </w:r>
+          </w:p>
+        </w:tc>
+        <w:tc>
+          <w:tcPr>
+            <w:tcW w:w="3438" w:type="dxa"/>
+            <w:tcBorders>
+              <w:top w:val="single" w:sz="4" w:space="0" w:color="D1D5DB"/>
+              <w:left w:val="single" w:sz="4" w:space="0" w:color="D1D5DB"/>
+              <w:bottom w:val="single" w:sz="4" w:space="0" w:color="D1D5DB"/>
+              <w:right w:val="single" w:sz="4" w:space="0" w:color="D1D5DB"/>
+            </w:tcBorders>
+            <w:tcMar>
+              <w:top w:w="60" w:type="dxa"/>
+              <w:left w:w="100" w:type="dxa"/>
+              <w:bottom w:w="60" w:type="dxa"/>
+              <w:right w:w="100" w:type="dxa"/>
+            </w:tcMar>
+          </w:tcPr>
+          <w:p>
+            <w:r>
+              <w:t>Profili tecnici e manageriali</w:t>
+            </w:r>
+          </w:p>
+        </w:tc>
+      </w:tr>
+      <w:tr>
+        <w:tc>
+          <w:tcPr>
+            <w:tcW w:w="2400" w:type="dxa"/>
+            <w:tcBorders>
+              <w:top w:val="single" w:sz="4" w:space="0" w:color="D1D5DB"/>
+              <w:left w:val="single" w:sz="4" w:space="0" w:color="D1D5DB"/>
+              <w:bottom w:val="single" w:sz="4" w:space="0" w:color="D1D5DB"/>
+              <w:right w:val="single" w:sz="4" w:space="0" w:color="D1D5DB"/>
+            </w:tcBorders>
+            <w:tcMar>
+              <w:top w:w="60" w:type="dxa"/>
+              <w:left w:w="100" w:type="dxa"/>
+              <w:bottom w:w="60" w:type="dxa"/>
+              <w:right w:w="100" w:type="dxa"/>
+            </w:tcMar>
+          </w:tcPr>
+          <w:p>
+            <w:r>
+              <w:t>Barra laterale</w:t>
+            </w:r>
+          </w:p>
+        </w:tc>
+        <w:tc>
+          <w:tcPr>
+            <w:tcW w:w="3800" w:type="dxa"/>
+            <w:tcBorders>
+              <w:top w:val="single" w:sz="4" w:space="0" w:color="D1D5DB"/>
+              <w:left w:val="single" w:sz="4" w:space="0" w:color="D1D5DB"/>
+              <w:bottom w:val="single" w:sz="4" w:space="0" w:color="D1D5DB"/>
+              <w:right w:val="single" w:sz="4" w:space="0" w:color="D1D5DB"/>
+            </w:tcBorders>
+            <w:tcMar>
+              <w:top w:w="60" w:type="dxa"/>
+              <w:left w:w="100" w:type="dxa"/>
+              <w:bottom w:w="60" w:type="dxa"/>
+              <w:right w:w="100" w:type="dxa"/>
+            </w:tcMar>
+          </w:tcPr>
+          <w:p>
+            <w:r>
+              <w:t>Due colonne: contatti, competenze e formazione nella barra colorata</w:t>
+            </w:r>
+          </w:p>
+        </w:tc>
+        <w:tc>
+          <w:tcPr>
+            <w:tcW w:w="3438" w:type="dxa"/>
+            <w:tcBorders>
+              <w:top w:val="single" w:sz="4" w:space="0" w:color="D1D5DB"/>
+              <w:left w:val="single" w:sz="4" w:space="0" w:color="D1D5DB"/>
+              <w:bottom w:val="single" w:sz="4" w:space="0" w:color="D1D5DB"/>
+              <w:right w:val="single" w:sz="4" w:space="0" w:color="D1D5DB"/>
+            </w:tcBorders>
+            <w:tcMar>
+              <w:top w:w="60" w:type="dxa"/>
+              <w:left w:w="100" w:type="dxa"/>
+              <w:bottom w:w="60" w:type="dxa"/>
+              <w:right w:w="100" w:type="dxa"/>
+            </w:tcMar>
+          </w:tcPr>
+          <w:p>
+            <w:r>
+              <w:t>Molte informazioni in poco spazio</w:t>
+            </w:r>
+          </w:p>
+        </w:tc>
+      </w:tr>
+      <w:tr>
+        <w:tc>
+          <w:tcPr>
+            <w:tcW w:w="2400" w:type="dxa"/>
+            <w:tcBorders>
+              <w:top w:val="single" w:sz="4" w:space="0" w:color="D1D5DB"/>
+              <w:left w:val="single" w:sz="4" w:space="0" w:color="D1D5DB"/>
+              <w:bottom w:val="single" w:sz="4" w:space="0" w:color="D1D5DB"/>
+              <w:right w:val="single" w:sz="4" w:space="0" w:color="D1D5DB"/>
+            </w:tcBorders>
+            <w:tcMar>
+              <w:top w:w="60" w:type="dxa"/>
+              <w:left w:w="100" w:type="dxa"/>
+              <w:bottom w:w="60" w:type="dxa"/>
+              <w:right w:w="100" w:type="dxa"/>
+            </w:tcMar>
+          </w:tcPr>
+          <w:p>
+            <w:r>
+              <w:lastRenderedPageBreak/>
+              <w:t>Intestazione a fascia</w:t>
+            </w:r>
+          </w:p>
+        </w:tc>
+        <w:tc>
+          <w:tcPr>
+            <w:tcW w:w="3800" w:type="dxa"/>
+            <w:tcBorders>
+              <w:top w:val="single" w:sz="4" w:space="0" w:color="D1D5DB"/>
+              <w:left w:val="single" w:sz="4" w:space="0" w:color="D1D5DB"/>
+              <w:bottom w:val="single" w:sz="4" w:space="0" w:color="D1D5DB"/>
+              <w:right w:val="single" w:sz="4" w:space="0" w:color="D1D5DB"/>
+            </w:tcBorders>
+            <w:tcMar>
+              <w:top w:w="60" w:type="dxa"/>
+              <w:left w:w="100" w:type="dxa"/>
+              <w:bottom w:w="60" w:type="dxa"/>
+              <w:right w:w="100" w:type="dxa"/>
+            </w:tcMar>
+          </w:tcPr>
+          <w:p>
+            <w:r>
+              <w:t>Nome e contatti in una fascia colorata in cima</w:t>
+            </w:r>
+          </w:p>
+        </w:tc>
+        <w:tc>
+          <w:tcPr>
+            <w:tcW w:w="3438" w:type="dxa"/>
+            <w:tcBorders>
+              <w:top w:val="single" w:sz="4" w:space="0" w:color="D1D5DB"/>
+              <w:left w:val="single" w:sz="4" w:space="0" w:color="D1D5DB"/>
+              <w:bottom w:val="single" w:sz="4" w:space="0" w:color="D1D5DB"/>
+              <w:right w:val="single" w:sz="4" w:space="0" w:color="D1D5DB"/>
+            </w:tcBorders>
+            <w:tcMar>
+              <w:top w:w="60" w:type="dxa"/>
+              <w:left w:w="100" w:type="dxa"/>
+              <w:bottom w:w="60" w:type="dxa"/>
+              <w:right w:w="100" w:type="dxa"/>
+            </w:tcMar>
+          </w:tcPr>
+          <w:p>
+            <w:r>
+              <w:t>Ruoli creativi e commerciali</w:t>
+            </w:r>
+          </w:p>
+        </w:tc>
+      </w:tr>
     </w:tbl>
+    <w:p>
+      <w:pPr>
+        <w:spacing w:after="120"/>
+      </w:pPr>
+      <w:r>
+        <w:t>I primi quattro stili sono leggibili da tutti i sistemi ATS; gli ultimi tre sono più grafici e alcuni ATS li leggono peggio: per le candidature tramite portali conviene uno dei primi quattro. L'app lo ricorda sotto lo stile scelto.</w:t>
+      </w:r>
+    </w:p>
     <w:p>
       <w:pPr>
         <w:spacing w:after="120"/>
@@ -5216,10 +6414,16 @@
           <w:b/>
           <w:bCs/>
         </w:rPr>
-        <w:t>Lingua dei titoli:</w:t>
-      </w:r>
-      <w:r>
-        <w:t xml:space="preserve"> italiano o inglese («Esperienza» / «Experience»); l'app propone la lingua in cui è scritto il CV.</w:t>
+        <w:t>Lingua:</w:t>
+      </w:r>
+      <w:r>
+        <w:t xml:space="preserve"> italiano o inglese; l'app propone la lingua in cui è scritto il CV. Scegliendo l'altra lingua, «</w:t>
+      </w:r>
+      <w:r>
+        <w:t>🌍</w:t>
+      </w:r>
+      <w:r>
+        <w:t xml:space="preserve"> Traduci» fa tradurre all'AI CV e lettera, con la stessa struttura e gli stessi fatti.</w:t>
       </w:r>
     </w:p>
     <w:p>
@@ -5239,7 +6443,7 @@
         <w:t>Dove si scarica:</w:t>
       </w:r>
       <w:r>
-        <w:t xml:space="preserve"> al passo 1 il CV base; al passo 2 CV adattato e lettera. In «Altri formati» ci sono anche la lettera in testo (.txt) e il CV adattato in Markdown e JSON.</w:t>
+        <w:t xml:space="preserve"> al passo 1 il CV base; al passo 2 CV adattato e lettera; alla fine del percorso tutto insieme (capitolo 9). In «Altri formati» ci sono anche la lettera in testo (.txt) e il CV adattato in Markdown e JSON.</w:t>
       </w:r>
     </w:p>
     <w:p>
@@ -5252,11 +6456,12 @@
         <w:rPr>
           <w:noProof/>
         </w:rPr>
+        <w:lastRenderedPageBreak/>
         <w:drawing>
-          <wp:inline distT="0" distB="0" distL="0" distR="0" wp14:anchorId="61B21CDB" wp14:editId="0909DAEC">
-            <wp:extent cx="5524500" cy="2438400"/>
+          <wp:inline distT="0" distB="0" distL="0" distR="0" wp14:anchorId="6AF58533" wp14:editId="6803E0D3">
+            <wp:extent cx="4191000" cy="7029450"/>
             <wp:effectExtent l="0" t="0" r="0" b="0"/>
-            <wp:docPr id="16" name="Immagine 16"/>
+            <wp:docPr id="19" name="Immagine 19"/>
             <wp:cNvGraphicFramePr>
               <a:graphicFrameLocks xmlns:a="http://schemas.openxmlformats.org/drawingml/2006/main" noChangeAspect="1"/>
             </wp:cNvGraphicFramePr>
@@ -5270,7 +6475,7 @@
                     </pic:cNvPicPr>
                   </pic:nvPicPr>
                   <pic:blipFill>
-                    <a:blip r:embed="rId22"/>
+                    <a:blip r:embed="rId25"/>
                     <a:srcRect/>
                     <a:stretch>
                       <a:fillRect/>
@@ -5279,7 +6484,7 @@
                   <pic:spPr bwMode="auto">
                     <a:xfrm>
                       <a:off x="0" y="0"/>
-                      <a:ext cx="5524500" cy="2438400"/>
+                      <a:ext cx="4191000" cy="7029450"/>
                     </a:xfrm>
                     <a:prstGeom prst="rect">
                       <a:avLst/>
@@ -5305,31 +6510,35 @@
           <w:sz w:val="19"/>
           <w:szCs w:val="19"/>
         </w:rPr>
-        <w:t>Figura 15 – Download al passo 2: stile, lingua dei titoli, CV e lettera in PDF.</w:t>
+        <w:t>Figura 18 – Download al passo 2: lingua, stile scelto dall'anteprima, CV e lettera in PDF.</w:t>
       </w:r>
     </w:p>
     <w:p>
       <w:pPr>
         <w:pStyle w:val="Titolo2"/>
       </w:pPr>
-      <w:bookmarkStart w:id="20" w:name="_Toc243340905"/>
+      <w:bookmarkStart w:id="23" w:name="_Toc243505510"/>
       <w:r>
         <w:t>Le mie candidature</w:t>
       </w:r>
-      <w:bookmarkEnd w:id="20"/>
+      <w:bookmarkEnd w:id="23"/>
     </w:p>
     <w:p>
       <w:pPr>
         <w:spacing w:after="120"/>
       </w:pPr>
       <w:r>
-        <w:t>Sezione attivata dall'amministratore per singolo utente (sempre attiva per gli admin). Con «</w:t>
-      </w:r>
-      <w:r>
-        <w:t>💾</w:t>
-      </w:r>
-      <w:r>
-        <w:t xml:space="preserve"> Salva nelle candidature» al passo 2 la candidatura viene conservata con azienda e ruolo; le modifiche e i testi LinkedIn fatti dopo si aggiungono da soli.</w:t>
+        <w:t xml:space="preserve">Sezione attivata dall'amministratore per singolo utente (sempre attiva per gli admin). La candidatura si </w:t>
+      </w:r>
+      <w:r>
+        <w:rPr>
+          <w:b/>
+          <w:bCs/>
+        </w:rPr>
+        <w:t>salva da sola</w:t>
+      </w:r>
+      <w:r>
+        <w:t xml:space="preserve"> mentre lavori: prima il CV letto al passo 1 (come «CV di Nome Cognome»), poi CV adattato, lettera e compatibilità al passo 2 (con il titolo «Azienda - Ruolo» letto dall'annuncio), infine i testi LinkedIn. Ogni correzione aggiorna la candidatura; un altro annuncio o «Nuova candidatura» ne crea una nuova. Così puoi interrompere e riprendere in più momenti.</w:t>
       </w:r>
     </w:p>
     <w:p>
@@ -5342,7 +6551,31 @@
         <w:spacing w:after="60"/>
       </w:pPr>
       <w:r>
-        <w:t>Dal menu, «Le mie candidature» elenca le candidature salvate con data e punteggio.</w:t>
+        <w:t xml:space="preserve">Dal menu, «Le mie candidature» elenca le candidature con data e punteggio; quelle non ancora consegnate hanno l'etichetta </w:t>
+      </w:r>
+      <w:r>
+        <w:rPr>
+          <w:b/>
+          <w:bCs/>
+        </w:rPr>
+        <w:t>«</w:t>
+      </w:r>
+      <w:r>
+        <w:rPr>
+          <w:b/>
+          <w:bCs/>
+        </w:rPr>
+        <w:t>📝</w:t>
+      </w:r>
+      <w:r>
+        <w:rPr>
+          <w:b/>
+          <w:bCs/>
+        </w:rPr>
+        <w:t xml:space="preserve"> bozza»</w:t>
+      </w:r>
+      <w:r>
+        <w:t>.</w:t>
       </w:r>
     </w:p>
     <w:p>
@@ -5355,7 +6588,15 @@
         <w:spacing w:after="60"/>
       </w:pPr>
       <w:r>
-        <w:t>Ognuna si può scaricare, consultare (CV, lettera, LinkedIn) ed eliminare.</w:t>
+        <w:rPr>
+          <w:b/>
+          <w:bCs/>
+        </w:rPr>
+        <w:lastRenderedPageBreak/>
+        <w:t>Bozza:</w:t>
+      </w:r>
+      <w:r>
+        <w:t xml:space="preserve"> «Riprendi da qui» la riapre nel percorso guidato dal punto in cui ti eri fermato e continua a salvarsi lì. I documenti si scaricano quando la completi: il credito si scala alla consegna, come sempre.</w:t>
       </w:r>
     </w:p>
     <w:p>
@@ -5368,35 +6609,24 @@
         <w:spacing w:after="60"/>
       </w:pPr>
       <w:r>
-        <w:t xml:space="preserve">«Riapri e modifica» la riporta nel percorso guidato: è già pagata, quindi riaprirla, modificarla e scaricarla </w:t>
-      </w:r>
-      <w:r>
         <w:rPr>
           <w:b/>
           <w:bCs/>
         </w:rPr>
-        <w:t>non usa crediti</w:t>
-      </w:r>
-      <w:r>
-        <w:t>.</w:t>
-      </w:r>
-    </w:p>
-    <w:p>
-      <w:pPr>
-        <w:pStyle w:val="Titolo1"/>
-      </w:pPr>
-      <w:bookmarkStart w:id="21" w:name="_Toc243340906"/>
-      <w:r>
-        <w:t>11. Regole di scrittura e veridicità</w:t>
-      </w:r>
-      <w:bookmarkEnd w:id="21"/>
-    </w:p>
-    <w:p>
-      <w:pPr>
-        <w:spacing w:after="120"/>
-      </w:pPr>
-      <w:r>
-        <w:t>Ogni testo prodotto da Claude segue le stesse regole, valide per CV, lettera e LinkedIn.</w:t>
+        <w:t>Completata:</w:t>
+      </w:r>
+      <w:r>
+        <w:t xml:space="preserve"> CV e lettera si scaricano quando vuoi, </w:t>
+      </w:r>
+      <w:r>
+        <w:rPr>
+          <w:b/>
+          <w:bCs/>
+        </w:rPr>
+        <w:t>senza usare crediti</w:t>
+      </w:r>
+      <w:r>
+        <w:t>, e si consultano anche i testi LinkedIn. Restano come li hai generati e non si modificano.</w:t>
       </w:r>
     </w:p>
     <w:p>
@@ -5409,14 +6639,23 @@
         <w:spacing w:after="60"/>
       </w:pPr>
       <w:r>
+        <w:t>Per cambiare una candidatura completata, «✏</w:t>
+      </w:r>
+      <w:r>
+        <w:t>️</w:t>
+      </w:r>
+      <w:r>
+        <w:t xml:space="preserve"> Crea una nuova versione» la riapre nel percorso guidato: alla prima modifica si salva a parte come «… (nuova versione)» e, alla consegna, usa </w:t>
+      </w:r>
+      <w:r>
         <w:rPr>
           <w:b/>
           <w:bCs/>
         </w:rPr>
-        <w:t>Niente invenzioni.</w:t>
-      </w:r>
-      <w:r>
-        <w:t xml:space="preserve"> Aziende, ruoli, date, titoli, competenze e numeri vengono solo dal CV o da ciò che dichiari. Se una metrica manca, il risultato è descritto senza cifre inventate.</w:t>
+        <w:t>un nuovo credito</w:t>
+      </w:r>
+      <w:r>
+        <w:t>. L'originale resta invariato.</w:t>
       </w:r>
     </w:p>
     <w:p>
@@ -5429,427 +6668,7 @@
         <w:spacing w:after="60"/>
       </w:pPr>
       <w:r>
-        <w:rPr>
-          <w:b/>
-          <w:bCs/>
-        </w:rPr>
-        <w:t>Competenze mancanti non aggiunte.</w:t>
-      </w:r>
-      <w:r>
-        <w:t xml:space="preserve"> Quelle richieste dall'annuncio ma assenti dal CV restano nell'elenco «mancanti»; le aggiungi tu solo se le hai.</w:t>
-      </w:r>
-    </w:p>
-    <w:p>
-      <w:pPr>
-        <w:pStyle w:val="Paragrafoelenco"/>
-        <w:numPr>
-          <w:ilvl w:val="0"/>
-          <w:numId w:val="3"/>
-        </w:numPr>
-        <w:spacing w:after="60"/>
-      </w:pPr>
-      <w:r>
-        <w:rPr>
-          <w:b/>
-          <w:bCs/>
-        </w:rPr>
-        <w:t>Fatti, non aggettivi.</w:t>
-      </w:r>
-      <w:r>
-        <w:t xml:space="preserve"> Vietati i cliché come «dinamico», «proattivo», «team player», «problem solver» e gli equivalenti inglesi.</w:t>
-      </w:r>
-    </w:p>
-    <w:p>
-      <w:pPr>
-        <w:pStyle w:val="Paragrafoelenco"/>
-        <w:numPr>
-          <w:ilvl w:val="0"/>
-          <w:numId w:val="3"/>
-        </w:numPr>
-        <w:spacing w:after="60"/>
-      </w:pPr>
-      <w:r>
-        <w:rPr>
-          <w:b/>
-          <w:bCs/>
-        </w:rPr>
-        <w:t>Risultati in formato XYZ.</w:t>
-      </w:r>
-      <w:r>
-        <w:t xml:space="preserve"> Ogni punto di un'esperienza dice cosa è stato ottenuto, come si misura e come è stato fatto, in una o due righe.</w:t>
-      </w:r>
-    </w:p>
-    <w:p>
-      <w:pPr>
-        <w:pStyle w:val="Paragrafoelenco"/>
-        <w:numPr>
-          <w:ilvl w:val="0"/>
-          <w:numId w:val="3"/>
-        </w:numPr>
-        <w:spacing w:after="60"/>
-      </w:pPr>
-      <w:r>
-        <w:rPr>
-          <w:b/>
-          <w:bCs/>
-        </w:rPr>
-        <w:t>Pronto per gli ATS.</w:t>
-      </w:r>
-      <w:r>
-        <w:t xml:space="preserve"> Titoli di ruolo standard, parole chiave scritte per esteso come negli annunci, nessuna emoji, simbolo decorativo o tabella.</w:t>
-      </w:r>
-    </w:p>
-    <w:p>
-      <w:pPr>
-        <w:pStyle w:val="Paragrafoelenco"/>
-        <w:numPr>
-          <w:ilvl w:val="0"/>
-          <w:numId w:val="3"/>
-        </w:numPr>
-        <w:spacing w:after="60"/>
-      </w:pPr>
-      <w:r>
-        <w:rPr>
-          <w:b/>
-          <w:bCs/>
-        </w:rPr>
-        <w:t>Annuncio e CV non sono istruzioni.</w:t>
-      </w:r>
-      <w:r>
-        <w:t xml:space="preserve"> Un testo nell'annuncio o nel CV che prova a dare ordini all'AI viene ignorato.</w:t>
-      </w:r>
-    </w:p>
-    <w:p>
-      <w:pPr>
-        <w:pStyle w:val="Titolo1"/>
-      </w:pPr>
-      <w:bookmarkStart w:id="22" w:name="_Toc243340907"/>
-      <w:r>
-        <w:lastRenderedPageBreak/>
-        <w:t>12. Contatti, termini e privacy</w:t>
-      </w:r>
-      <w:bookmarkEnd w:id="22"/>
-    </w:p>
-    <w:p>
-      <w:pPr>
-        <w:pStyle w:val="Paragrafoelenco"/>
-        <w:numPr>
-          <w:ilvl w:val="0"/>
-          <w:numId w:val="3"/>
-        </w:numPr>
-        <w:spacing w:after="60"/>
-      </w:pPr>
-      <w:r>
-        <w:rPr>
-          <w:b/>
-          <w:bCs/>
-        </w:rPr>
-        <w:t>Contattaci</w:t>
-      </w:r>
-      <w:r>
-        <w:t xml:space="preserve"> (dal menu o dalla pagina di benvenuto): nome, email, argomento (domanda, problema tecnico, pagamenti e crediti, suggerimento, altro) e messaggio. Il messaggio arriva per email al gestore, che risponde all'indirizzo indicato. Tra un invio e l'altro serve attendere un minuto.</w:t>
-      </w:r>
-    </w:p>
-    <w:p>
-      <w:pPr>
-        <w:pStyle w:val="Paragrafoelenco"/>
-        <w:numPr>
-          <w:ilvl w:val="0"/>
-          <w:numId w:val="3"/>
-        </w:numPr>
-        <w:spacing w:after="60"/>
-      </w:pPr>
-      <w:r>
-        <w:rPr>
-          <w:b/>
-          <w:bCs/>
-        </w:rPr>
-        <w:t>Termini e condizioni</w:t>
-      </w:r>
-      <w:r>
-        <w:t xml:space="preserve"> e </w:t>
-      </w:r>
-      <w:r>
-        <w:rPr>
-          <w:b/>
-          <w:bCs/>
-        </w:rPr>
-        <w:t>Privacy e cookie</w:t>
-      </w:r>
-      <w:r>
-        <w:t xml:space="preserve"> si aprono dal menu o dai link in fondo alle pagine, anche senza accesso, in una pagina dedicata.</w:t>
-      </w:r>
-    </w:p>
-    <w:p>
-      <w:pPr>
-        <w:pStyle w:val="Paragrafoelenco"/>
-        <w:numPr>
-          <w:ilvl w:val="0"/>
-          <w:numId w:val="3"/>
-        </w:numPr>
-        <w:spacing w:after="60"/>
-      </w:pPr>
-      <w:r>
-        <w:t>Il servizio usa solo cookie tecnici (accesso ricordato); i dati sono conservati su server nell'Unione Europea e non vengono usati per addestrare modelli di AI.</w:t>
-      </w:r>
-    </w:p>
-    <w:p>
-      <w:pPr>
-        <w:pStyle w:val="Titolo1"/>
-      </w:pPr>
-      <w:bookmarkStart w:id="23" w:name="_Toc243340908"/>
-      <w:r>
-        <w:t>13. Pannello admin</w:t>
-      </w:r>
-      <w:bookmarkEnd w:id="23"/>
-    </w:p>
-    <w:p>
-      <w:pPr>
-        <w:spacing w:after="120"/>
-      </w:pPr>
-      <w:r>
-        <w:t>Gli amministratori (indicati nella configurazione) hanno crediti illimitati e, dal menu, il «Pannello admin»:</w:t>
-      </w:r>
-    </w:p>
-    <w:p>
-      <w:pPr>
-        <w:pStyle w:val="Paragrafoelenco"/>
-        <w:numPr>
-          <w:ilvl w:val="0"/>
-          <w:numId w:val="3"/>
-        </w:numPr>
-        <w:spacing w:after="60"/>
-      </w:pPr>
-      <w:r>
-        <w:rPr>
-          <w:b/>
-          <w:bCs/>
-        </w:rPr>
-        <w:t>Statistiche:</w:t>
-      </w:r>
-      <w:r>
-        <w:t xml:space="preserve"> chiamate a Claude (totali e di oggi, per tipo), vendite, incasso e crediti venduti. Vendite e incasso contano solo i pagamenti della modalità Stripe attiva (test o live), indicata sotto le statistiche.</w:t>
-      </w:r>
-    </w:p>
-    <w:p>
-      <w:pPr>
-        <w:pStyle w:val="Paragrafoelenco"/>
-        <w:numPr>
-          <w:ilvl w:val="0"/>
-          <w:numId w:val="3"/>
-        </w:numPr>
-        <w:spacing w:after="60"/>
-      </w:pPr>
-      <w:r>
-        <w:rPr>
-          <w:b/>
-          <w:bCs/>
-        </w:rPr>
-        <w:t>Uso gratuito senza AI:</w:t>
-      </w:r>
-      <w:r>
-        <w:t xml:space="preserve"> attiva o disattiva la compilazione manuale gratuita (capitolo 4).</w:t>
-      </w:r>
-    </w:p>
-    <w:p>
-      <w:pPr>
-        <w:pStyle w:val="Paragrafoelenco"/>
-        <w:numPr>
-          <w:ilvl w:val="0"/>
-          <w:numId w:val="3"/>
-        </w:numPr>
-        <w:spacing w:after="60"/>
-      </w:pPr>
-      <w:r>
-        <w:rPr>
-          <w:b/>
-          <w:bCs/>
-        </w:rPr>
-        <w:t>API key Anthropic</w:t>
-      </w:r>
-      <w:r>
-        <w:t xml:space="preserve"> per la sola sessione dell'admin, alternativa a quella di configurazione.</w:t>
-      </w:r>
-    </w:p>
-    <w:p>
-      <w:pPr>
-        <w:pStyle w:val="Paragrafoelenco"/>
-        <w:numPr>
-          <w:ilvl w:val="0"/>
-          <w:numId w:val="3"/>
-        </w:numPr>
-        <w:spacing w:after="60"/>
-      </w:pPr>
-      <w:r>
-        <w:rPr>
-          <w:b/>
-          <w:bCs/>
-        </w:rPr>
-        <w:t>Pacchetti e prezzi:</w:t>
-      </w:r>
-      <w:r>
-        <w:t xml:space="preserve"> il listino dei crediti (vedi sotto).</w:t>
-      </w:r>
-    </w:p>
-    <w:p>
-      <w:pPr>
-        <w:pStyle w:val="Paragrafoelenco"/>
-        <w:numPr>
-          <w:ilvl w:val="0"/>
-          <w:numId w:val="3"/>
-        </w:numPr>
-        <w:spacing w:after="60"/>
-      </w:pPr>
-      <w:r>
-        <w:rPr>
-          <w:b/>
-          <w:bCs/>
-        </w:rPr>
-        <w:t>Crediti di un utente:</w:t>
-      </w:r>
-      <w:r>
-        <w:t xml:space="preserve"> aggiunge o imposta il saldo di un account (i crediti regalati scadono dopo 24 mesi come quelli acquistati).</w:t>
-      </w:r>
-    </w:p>
-    <w:p>
-      <w:pPr>
-        <w:pStyle w:val="Paragrafoelenco"/>
-        <w:numPr>
-          <w:ilvl w:val="0"/>
-          <w:numId w:val="3"/>
-        </w:numPr>
-        <w:spacing w:after="60"/>
-      </w:pPr>
-      <w:r>
-        <w:rPr>
-          <w:b/>
-          <w:bCs/>
-        </w:rPr>
-        <w:t>Utenti registrati:</w:t>
-      </w:r>
-      <w:r>
-        <w:t xml:space="preserve"> tabella con nome, crediti, stato, utilizzo, acquisti e spesa; la colonna «</w:t>
-      </w:r>
-      <w:r>
-        <w:t>📁</w:t>
-      </w:r>
-      <w:r>
-        <w:t xml:space="preserve"> Candidature» attiva o disattiva l'archivio per il singolo utente.</w:t>
-      </w:r>
-    </w:p>
-    <w:p>
-      <w:pPr>
-        <w:pStyle w:val="Titolo2"/>
-      </w:pPr>
-      <w:bookmarkStart w:id="24" w:name="_Toc243340909"/>
-      <w:r>
-        <w:t>Avvisi email</w:t>
-      </w:r>
-      <w:bookmarkEnd w:id="24"/>
-    </w:p>
-    <w:p>
-      <w:pPr>
-        <w:spacing w:after="120"/>
-      </w:pPr>
-      <w:r>
-        <w:t xml:space="preserve">A ogni </w:t>
-      </w:r>
-      <w:r>
-        <w:rPr>
-          <w:b/>
-          <w:bCs/>
-        </w:rPr>
-        <w:t>nuova registrazione</w:t>
-      </w:r>
-      <w:r>
-        <w:t xml:space="preserve"> e a ogni </w:t>
-      </w:r>
-      <w:r>
-        <w:rPr>
-          <w:b/>
-          <w:bCs/>
-        </w:rPr>
-        <w:t>acquisto</w:t>
-      </w:r>
-      <w:r>
-        <w:t xml:space="preserve"> il gestore riceve un'email. L'oggetto inizia con l'ambiente: </w:t>
-      </w:r>
-      <w:r>
-        <w:rPr>
-          <w:b/>
-          <w:bCs/>
-        </w:rPr>
-        <w:t>[PROD]</w:t>
-      </w:r>
-      <w:r>
-        <w:t xml:space="preserve"> per il sito pubblico, </w:t>
-      </w:r>
-      <w:r>
-        <w:rPr>
-          <w:b/>
-          <w:bCs/>
-        </w:rPr>
-        <w:t>[TEST]</w:t>
-      </w:r>
-      <w:r>
-        <w:t xml:space="preserve"> per l'ambiente di prova (ad esempio «[PROD] Acquisto: 10 candidature, 19,99 €»).</w:t>
-      </w:r>
-    </w:p>
-    <w:p>
-      <w:pPr>
-        <w:pStyle w:val="Paragrafoelenco"/>
-        <w:numPr>
-          <w:ilvl w:val="0"/>
-          <w:numId w:val="3"/>
-        </w:numPr>
-        <w:spacing w:after="60"/>
-      </w:pPr>
-      <w:r>
-        <w:t>Registrazione: nome, email e crediti iniziali; l'avviso parte appena l'account è creato, anche prima della conferma dell'email.</w:t>
-      </w:r>
-    </w:p>
-    <w:p>
-      <w:pPr>
-        <w:pStyle w:val="Paragrafoelenco"/>
-        <w:numPr>
-          <w:ilvl w:val="0"/>
-          <w:numId w:val="3"/>
-        </w:numPr>
-        <w:spacing w:after="60"/>
-      </w:pPr>
-      <w:r>
-        <w:t>Acquisto: cliente, pacchetto, importo, saldo crediti, modalità Stripe e codice della sessione; l'avviso parte una sola volta, quando i crediti sono accreditati.</w:t>
-      </w:r>
-    </w:p>
-    <w:p>
-      <w:pPr>
-        <w:pStyle w:val="Paragrafoelenco"/>
-        <w:numPr>
-          <w:ilvl w:val="0"/>
-          <w:numId w:val="3"/>
-        </w:numPr>
-        <w:spacing w:after="60"/>
-      </w:pPr>
-      <w:r>
-        <w:t>Gli avvisi arrivano all'indirizzo del modulo «Contattaci», salvo diversa configurazione; se l'invio non riesce, registrazione e acquisto vanno comunque a buon fine.</w:t>
-      </w:r>
-    </w:p>
-    <w:p>
-      <w:pPr>
-        <w:pStyle w:val="Titolo2"/>
-      </w:pPr>
-      <w:bookmarkStart w:id="25" w:name="_Toc243340910"/>
-      <w:r>
-        <w:t>Pacchetti e prezzi</w:t>
-      </w:r>
-      <w:bookmarkEnd w:id="25"/>
-    </w:p>
-    <w:p>
-      <w:pPr>
-        <w:spacing w:after="120"/>
-      </w:pPr>
-      <w:r>
-        <w:t>La tabella elenca i pacchetti: numero di candidature e prezzo in euro. Si possono modificare i valori, aggiungere righe in fondo o eliminarle, poi si preme «Salva prezzi».</w:t>
+        <w:t>Ogni candidatura si può eliminare. Se elimini quella aperta nel percorso guidato, non viene salvata di nuovo.</w:t>
       </w:r>
     </w:p>
     <w:p>
@@ -5862,12 +6681,11 @@
         <w:rPr>
           <w:noProof/>
         </w:rPr>
-        <w:lastRenderedPageBreak/>
         <w:drawing>
-          <wp:inline distT="0" distB="0" distL="0" distR="0" wp14:anchorId="5A204FA6" wp14:editId="249C6AD3">
-            <wp:extent cx="4762500" cy="2581275"/>
+          <wp:inline distT="0" distB="0" distL="0" distR="0" wp14:anchorId="77D4DCAF" wp14:editId="3C232434">
+            <wp:extent cx="4572000" cy="4371975"/>
             <wp:effectExtent l="0" t="0" r="0" b="0"/>
-            <wp:docPr id="17" name="Immagine 17"/>
+            <wp:docPr id="20" name="Immagine 20"/>
             <wp:cNvGraphicFramePr>
               <a:graphicFrameLocks xmlns:a="http://schemas.openxmlformats.org/drawingml/2006/main" noChangeAspect="1"/>
             </wp:cNvGraphicFramePr>
@@ -5881,7 +6699,545 @@
                     </pic:cNvPicPr>
                   </pic:nvPicPr>
                   <pic:blipFill>
-                    <a:blip r:embed="rId23"/>
+                    <a:blip r:embed="rId26"/>
+                    <a:srcRect/>
+                    <a:stretch>
+                      <a:fillRect/>
+                    </a:stretch>
+                  </pic:blipFill>
+                  <pic:spPr bwMode="auto">
+                    <a:xfrm>
+                      <a:off x="0" y="0"/>
+                      <a:ext cx="4572000" cy="4371975"/>
+                    </a:xfrm>
+                    <a:prstGeom prst="rect">
+                      <a:avLst/>
+                    </a:prstGeom>
+                  </pic:spPr>
+                </pic:pic>
+              </a:graphicData>
+            </a:graphic>
+          </wp:inline>
+        </w:drawing>
+      </w:r>
+    </w:p>
+    <w:p>
+      <w:pPr>
+        <w:spacing w:after="200"/>
+        <w:jc w:val="center"/>
+      </w:pPr>
+      <w:r>
+        <w:rPr>
+          <w:i/>
+          <w:iCs/>
+          <w:color w:val="4B5563"/>
+          <w:sz w:val="19"/>
+          <w:szCs w:val="19"/>
+        </w:rPr>
+        <w:t>Figura 19 – «Le mie candidature»: candidatura completata con download e pulsante per crearne una nuova versione.</w:t>
+      </w:r>
+    </w:p>
+    <w:p>
+      <w:pPr>
+        <w:pStyle w:val="Titolo1"/>
+      </w:pPr>
+      <w:bookmarkStart w:id="24" w:name="_Toc243505511"/>
+      <w:r>
+        <w:t>11. Regole di scrittura e veridicità</w:t>
+      </w:r>
+      <w:bookmarkEnd w:id="24"/>
+    </w:p>
+    <w:p>
+      <w:pPr>
+        <w:spacing w:after="120"/>
+      </w:pPr>
+      <w:r>
+        <w:t>Ogni testo prodotto da Claude segue le stesse regole, valide per CV, lettera e LinkedIn.</w:t>
+      </w:r>
+    </w:p>
+    <w:p>
+      <w:pPr>
+        <w:pStyle w:val="Paragrafoelenco"/>
+        <w:numPr>
+          <w:ilvl w:val="0"/>
+          <w:numId w:val="3"/>
+        </w:numPr>
+        <w:spacing w:after="60"/>
+      </w:pPr>
+      <w:r>
+        <w:rPr>
+          <w:b/>
+          <w:bCs/>
+        </w:rPr>
+        <w:t>Niente invenzioni.</w:t>
+      </w:r>
+      <w:r>
+        <w:t xml:space="preserve"> Aziende, ruoli, date, titoli, competenze e numeri vengono solo dal CV o da ciò che dichiari. Se una metrica manca, il risultato è descritto senza cifre inventate.</w:t>
+      </w:r>
+    </w:p>
+    <w:p>
+      <w:pPr>
+        <w:pStyle w:val="Paragrafoelenco"/>
+        <w:numPr>
+          <w:ilvl w:val="0"/>
+          <w:numId w:val="3"/>
+        </w:numPr>
+        <w:spacing w:after="60"/>
+      </w:pPr>
+      <w:r>
+        <w:rPr>
+          <w:b/>
+          <w:bCs/>
+        </w:rPr>
+        <w:t>Competenze mancanti non aggiunte.</w:t>
+      </w:r>
+      <w:r>
+        <w:t xml:space="preserve"> Quelle richieste dall'annuncio ma assenti dal CV restano nell'elenco «mancanti»; le aggiungi tu solo se le hai.</w:t>
+      </w:r>
+    </w:p>
+    <w:p>
+      <w:pPr>
+        <w:pStyle w:val="Paragrafoelenco"/>
+        <w:numPr>
+          <w:ilvl w:val="0"/>
+          <w:numId w:val="3"/>
+        </w:numPr>
+        <w:spacing w:after="60"/>
+      </w:pPr>
+      <w:r>
+        <w:rPr>
+          <w:b/>
+          <w:bCs/>
+        </w:rPr>
+        <w:t>Fatti, non aggettivi.</w:t>
+      </w:r>
+      <w:r>
+        <w:t xml:space="preserve"> Vietati i cliché come «dinamico», «proattivo», «team player», «problem solver» e gli equivalenti inglesi.</w:t>
+      </w:r>
+    </w:p>
+    <w:p>
+      <w:pPr>
+        <w:pStyle w:val="Paragrafoelenco"/>
+        <w:numPr>
+          <w:ilvl w:val="0"/>
+          <w:numId w:val="3"/>
+        </w:numPr>
+        <w:spacing w:after="60"/>
+      </w:pPr>
+      <w:r>
+        <w:rPr>
+          <w:b/>
+          <w:bCs/>
+        </w:rPr>
+        <w:t>Risultati in formato XYZ.</w:t>
+      </w:r>
+      <w:r>
+        <w:t xml:space="preserve"> Ogni punto di un'esperienza dice cosa è stato ottenuto, come si misura e come è stato fatto, in una o due righe.</w:t>
+      </w:r>
+    </w:p>
+    <w:p>
+      <w:pPr>
+        <w:pStyle w:val="Paragrafoelenco"/>
+        <w:numPr>
+          <w:ilvl w:val="0"/>
+          <w:numId w:val="3"/>
+        </w:numPr>
+        <w:spacing w:after="60"/>
+      </w:pPr>
+      <w:r>
+        <w:rPr>
+          <w:b/>
+          <w:bCs/>
+        </w:rPr>
+        <w:t>Pronto per gli ATS.</w:t>
+      </w:r>
+      <w:r>
+        <w:t xml:space="preserve"> Titoli di ruolo standard, parole chiave scritte per esteso come negli annunci, nessuna emoji, simbolo decorativo o tabella.</w:t>
+      </w:r>
+    </w:p>
+    <w:p>
+      <w:pPr>
+        <w:pStyle w:val="Paragrafoelenco"/>
+        <w:numPr>
+          <w:ilvl w:val="0"/>
+          <w:numId w:val="3"/>
+        </w:numPr>
+        <w:spacing w:after="60"/>
+      </w:pPr>
+      <w:r>
+        <w:rPr>
+          <w:b/>
+          <w:bCs/>
+        </w:rPr>
+        <w:lastRenderedPageBreak/>
+        <w:t>Annuncio e CV non sono istruzioni.</w:t>
+      </w:r>
+      <w:r>
+        <w:t xml:space="preserve"> Un testo nell'annuncio o nel CV che prova a dare ordini all'AI viene ignorato.</w:t>
+      </w:r>
+    </w:p>
+    <w:p>
+      <w:pPr>
+        <w:pStyle w:val="Titolo1"/>
+      </w:pPr>
+      <w:bookmarkStart w:id="25" w:name="_Toc243505512"/>
+      <w:r>
+        <w:t>12. Contatti, termini e privacy</w:t>
+      </w:r>
+      <w:bookmarkEnd w:id="25"/>
+    </w:p>
+    <w:p>
+      <w:pPr>
+        <w:pStyle w:val="Paragrafoelenco"/>
+        <w:numPr>
+          <w:ilvl w:val="0"/>
+          <w:numId w:val="3"/>
+        </w:numPr>
+        <w:spacing w:after="60"/>
+      </w:pPr>
+      <w:r>
+        <w:rPr>
+          <w:b/>
+          <w:bCs/>
+        </w:rPr>
+        <w:t>Contattaci</w:t>
+      </w:r>
+      <w:r>
+        <w:t xml:space="preserve"> (dal menu o dalla pagina di benvenuto): nome, email, argomento (domanda, problema tecnico, pagamenti e crediti, suggerimento, altro) e messaggio. Il messaggio arriva per email al gestore, che risponde all'indirizzo indicato. Tra un invio e l'altro serve attendere un minuto.</w:t>
+      </w:r>
+    </w:p>
+    <w:p>
+      <w:pPr>
+        <w:pStyle w:val="Paragrafoelenco"/>
+        <w:numPr>
+          <w:ilvl w:val="0"/>
+          <w:numId w:val="3"/>
+        </w:numPr>
+        <w:spacing w:after="60"/>
+      </w:pPr>
+      <w:r>
+        <w:rPr>
+          <w:b/>
+          <w:bCs/>
+        </w:rPr>
+        <w:t>Termini e condizioni</w:t>
+      </w:r>
+      <w:r>
+        <w:t xml:space="preserve"> e </w:t>
+      </w:r>
+      <w:r>
+        <w:rPr>
+          <w:b/>
+          <w:bCs/>
+        </w:rPr>
+        <w:t>Privacy e cookie</w:t>
+      </w:r>
+      <w:r>
+        <w:t xml:space="preserve"> si aprono dal menu o dai link in fondo alle pagine, anche senza accesso, in una pagina dedicata.</w:t>
+      </w:r>
+    </w:p>
+    <w:p>
+      <w:pPr>
+        <w:pStyle w:val="Paragrafoelenco"/>
+        <w:numPr>
+          <w:ilvl w:val="0"/>
+          <w:numId w:val="3"/>
+        </w:numPr>
+        <w:spacing w:after="60"/>
+      </w:pPr>
+      <w:r>
+        <w:t>Il servizio usa solo cookie tecnici (accesso ricordato); i dati sono conservati su server nell'Unione Europea e non vengono usati per addestrare modelli di AI.</w:t>
+      </w:r>
+    </w:p>
+    <w:p>
+      <w:pPr>
+        <w:pStyle w:val="Titolo1"/>
+      </w:pPr>
+      <w:bookmarkStart w:id="26" w:name="_Toc243505513"/>
+      <w:r>
+        <w:t>13. Pannello admin</w:t>
+      </w:r>
+      <w:bookmarkEnd w:id="26"/>
+    </w:p>
+    <w:p>
+      <w:pPr>
+        <w:spacing w:after="120"/>
+      </w:pPr>
+      <w:r>
+        <w:t>Gli amministratori (indicati nella configurazione) hanno crediti illimitati e, dal menu, il «Pannello admin»:</w:t>
+      </w:r>
+    </w:p>
+    <w:p>
+      <w:pPr>
+        <w:pStyle w:val="Paragrafoelenco"/>
+        <w:numPr>
+          <w:ilvl w:val="0"/>
+          <w:numId w:val="3"/>
+        </w:numPr>
+        <w:spacing w:after="60"/>
+      </w:pPr>
+      <w:r>
+        <w:rPr>
+          <w:b/>
+          <w:bCs/>
+        </w:rPr>
+        <w:t>Statistiche:</w:t>
+      </w:r>
+      <w:r>
+        <w:t xml:space="preserve"> chiamate a Claude (totali e di oggi, per tipo), vendite, incasso e crediti venduti. Vendite e incasso contano solo i pagamenti della modalità Stripe attiva (test o live), indicata sotto le statistiche.</w:t>
+      </w:r>
+    </w:p>
+    <w:p>
+      <w:pPr>
+        <w:pStyle w:val="Paragrafoelenco"/>
+        <w:numPr>
+          <w:ilvl w:val="0"/>
+          <w:numId w:val="3"/>
+        </w:numPr>
+        <w:spacing w:after="60"/>
+      </w:pPr>
+      <w:r>
+        <w:rPr>
+          <w:b/>
+          <w:bCs/>
+        </w:rPr>
+        <w:t>Uso gratuito senza AI:</w:t>
+      </w:r>
+      <w:r>
+        <w:t xml:space="preserve"> attiva o disattiva la compilazione manuale gratuita (capitolo 4).</w:t>
+      </w:r>
+    </w:p>
+    <w:p>
+      <w:pPr>
+        <w:pStyle w:val="Paragrafoelenco"/>
+        <w:numPr>
+          <w:ilvl w:val="0"/>
+          <w:numId w:val="3"/>
+        </w:numPr>
+        <w:spacing w:after="60"/>
+      </w:pPr>
+      <w:r>
+        <w:rPr>
+          <w:b/>
+          <w:bCs/>
+        </w:rPr>
+        <w:t>API key Anthropic</w:t>
+      </w:r>
+      <w:r>
+        <w:t xml:space="preserve"> per la sola sessione dell'admin, alternativa a quella di configurazione.</w:t>
+      </w:r>
+    </w:p>
+    <w:p>
+      <w:pPr>
+        <w:pStyle w:val="Paragrafoelenco"/>
+        <w:numPr>
+          <w:ilvl w:val="0"/>
+          <w:numId w:val="3"/>
+        </w:numPr>
+        <w:spacing w:after="60"/>
+      </w:pPr>
+      <w:r>
+        <w:rPr>
+          <w:b/>
+          <w:bCs/>
+        </w:rPr>
+        <w:t>Pacchetti e prezzi:</w:t>
+      </w:r>
+      <w:r>
+        <w:t xml:space="preserve"> il listino dei crediti (vedi sotto).</w:t>
+      </w:r>
+    </w:p>
+    <w:p>
+      <w:pPr>
+        <w:pStyle w:val="Paragrafoelenco"/>
+        <w:numPr>
+          <w:ilvl w:val="0"/>
+          <w:numId w:val="3"/>
+        </w:numPr>
+        <w:spacing w:after="60"/>
+      </w:pPr>
+      <w:r>
+        <w:rPr>
+          <w:b/>
+          <w:bCs/>
+        </w:rPr>
+        <w:t>Crediti di un utente:</w:t>
+      </w:r>
+      <w:r>
+        <w:t xml:space="preserve"> aggiunge o imposta il saldo di un account (i crediti regalati scadono dopo 24 mesi come quelli acquistati).</w:t>
+      </w:r>
+    </w:p>
+    <w:p>
+      <w:pPr>
+        <w:pStyle w:val="Paragrafoelenco"/>
+        <w:numPr>
+          <w:ilvl w:val="0"/>
+          <w:numId w:val="3"/>
+        </w:numPr>
+        <w:spacing w:after="60"/>
+      </w:pPr>
+      <w:r>
+        <w:rPr>
+          <w:b/>
+          <w:bCs/>
+        </w:rPr>
+        <w:t>Utenti registrati:</w:t>
+      </w:r>
+      <w:r>
+        <w:t xml:space="preserve"> tabella con nome, crediti, stato, utilizzo, acquisti e spesa; la colonna «</w:t>
+      </w:r>
+      <w:r>
+        <w:t>📁</w:t>
+      </w:r>
+      <w:r>
+        <w:t xml:space="preserve"> Candidature» attiva o disattiva l'archivio per il singolo utente.</w:t>
+      </w:r>
+    </w:p>
+    <w:p>
+      <w:pPr>
+        <w:pStyle w:val="Titolo2"/>
+      </w:pPr>
+      <w:bookmarkStart w:id="27" w:name="_Toc243505514"/>
+      <w:r>
+        <w:t>Avvisi email</w:t>
+      </w:r>
+      <w:bookmarkEnd w:id="27"/>
+    </w:p>
+    <w:p>
+      <w:pPr>
+        <w:spacing w:after="120"/>
+      </w:pPr>
+      <w:r>
+        <w:t xml:space="preserve">A ogni </w:t>
+      </w:r>
+      <w:r>
+        <w:rPr>
+          <w:b/>
+          <w:bCs/>
+        </w:rPr>
+        <w:t>nuova registrazione</w:t>
+      </w:r>
+      <w:r>
+        <w:t xml:space="preserve"> e a ogni </w:t>
+      </w:r>
+      <w:r>
+        <w:rPr>
+          <w:b/>
+          <w:bCs/>
+        </w:rPr>
+        <w:t>acquisto</w:t>
+      </w:r>
+      <w:r>
+        <w:t xml:space="preserve"> il gestore riceve un'email. L'oggetto inizia con l'ambiente: </w:t>
+      </w:r>
+      <w:r>
+        <w:rPr>
+          <w:b/>
+          <w:bCs/>
+        </w:rPr>
+        <w:t>[PROD]</w:t>
+      </w:r>
+      <w:r>
+        <w:t xml:space="preserve"> per il sito pubblico, </w:t>
+      </w:r>
+      <w:r>
+        <w:rPr>
+          <w:b/>
+          <w:bCs/>
+        </w:rPr>
+        <w:t>[TEST]</w:t>
+      </w:r>
+      <w:r>
+        <w:t xml:space="preserve"> per l'ambiente di prova (ad esempio «[PROD] Acquisto: 10 candidature, 19,99 €»).</w:t>
+      </w:r>
+    </w:p>
+    <w:p>
+      <w:pPr>
+        <w:pStyle w:val="Paragrafoelenco"/>
+        <w:numPr>
+          <w:ilvl w:val="0"/>
+          <w:numId w:val="3"/>
+        </w:numPr>
+        <w:spacing w:after="60"/>
+      </w:pPr>
+      <w:r>
+        <w:t>Registrazione: nome, email e crediti iniziali; l'avviso parte appena l'account è creato, anche prima della conferma dell'email.</w:t>
+      </w:r>
+    </w:p>
+    <w:p>
+      <w:pPr>
+        <w:pStyle w:val="Paragrafoelenco"/>
+        <w:numPr>
+          <w:ilvl w:val="0"/>
+          <w:numId w:val="3"/>
+        </w:numPr>
+        <w:spacing w:after="60"/>
+      </w:pPr>
+      <w:r>
+        <w:t>Acquisto: cliente, pacchetto, importo, saldo crediti, modalità Stripe e codice della sessione; l'avviso parte una sola volta, quando i crediti sono accreditati.</w:t>
+      </w:r>
+    </w:p>
+    <w:p>
+      <w:pPr>
+        <w:pStyle w:val="Paragrafoelenco"/>
+        <w:numPr>
+          <w:ilvl w:val="0"/>
+          <w:numId w:val="3"/>
+        </w:numPr>
+        <w:spacing w:after="60"/>
+      </w:pPr>
+      <w:r>
+        <w:t>Gli avvisi arrivano all'indirizzo del modulo «Contattaci», salvo diversa configurazione; se l'invio non riesce, registrazione e acquisto vanno comunque a buon fine.</w:t>
+      </w:r>
+    </w:p>
+    <w:p>
+      <w:pPr>
+        <w:pStyle w:val="Titolo2"/>
+      </w:pPr>
+      <w:bookmarkStart w:id="28" w:name="_Toc243505515"/>
+      <w:r>
+        <w:t>Pacchetti e prezzi</w:t>
+      </w:r>
+      <w:bookmarkEnd w:id="28"/>
+    </w:p>
+    <w:p>
+      <w:pPr>
+        <w:spacing w:after="120"/>
+      </w:pPr>
+      <w:r>
+        <w:t>La tabella elenca i pacchetti: numero di candidature e prezzo in euro. Si possono modificare i valori, aggiungere righe in fondo o eliminarle, poi si preme «Salva prezzi».</w:t>
+      </w:r>
+    </w:p>
+    <w:p>
+      <w:pPr>
+        <w:keepNext/>
+        <w:spacing w:before="120" w:after="60"/>
+        <w:jc w:val="center"/>
+      </w:pPr>
+      <w:r>
+        <w:rPr>
+          <w:noProof/>
+        </w:rPr>
+        <w:lastRenderedPageBreak/>
+        <w:drawing>
+          <wp:inline distT="0" distB="0" distL="0" distR="0" wp14:anchorId="2B30B7D5" wp14:editId="07093129">
+            <wp:extent cx="4762500" cy="2581275"/>
+            <wp:effectExtent l="0" t="0" r="0" b="0"/>
+            <wp:docPr id="21" name="Immagine 21"/>
+            <wp:cNvGraphicFramePr>
+              <a:graphicFrameLocks xmlns:a="http://schemas.openxmlformats.org/drawingml/2006/main" noChangeAspect="1"/>
+            </wp:cNvGraphicFramePr>
+            <a:graphic xmlns:a="http://schemas.openxmlformats.org/drawingml/2006/main">
+              <a:graphicData uri="http://schemas.openxmlformats.org/drawingml/2006/picture">
+                <pic:pic xmlns:pic="http://schemas.openxmlformats.org/drawingml/2006/picture">
+                  <pic:nvPicPr>
+                    <pic:cNvPr id="0" name=""/>
+                    <pic:cNvPicPr>
+                      <a:picLocks noChangeAspect="1" noChangeArrowheads="1"/>
+                    </pic:cNvPicPr>
+                  </pic:nvPicPr>
+                  <pic:blipFill>
+                    <a:blip r:embed="rId27"/>
                     <a:srcRect/>
                     <a:stretch>
                       <a:fillRect/>
@@ -5916,7 +7272,7 @@
           <w:sz w:val="19"/>
           <w:szCs w:val="19"/>
         </w:rPr>
-        <w:t>Figura 16 – Listino dei pacchetti nel pannello admin, con l'anteprima del prezzo in home page.</w:t>
+        <w:t>Figura 20 – Listino dei pacchetti nel pannello admin, con l'anteprima del prezzo in home page.</w:t>
       </w:r>
     </w:p>
     <w:p>
@@ -5998,11 +7354,11 @@
       <w:pPr>
         <w:pStyle w:val="Titolo1"/>
       </w:pPr>
-      <w:bookmarkStart w:id="26" w:name="_Toc243340911"/>
+      <w:bookmarkStart w:id="29" w:name="_Toc243505516"/>
       <w:r>
         <w:t>14. Limiti noti</w:t>
       </w:r>
-      <w:bookmarkEnd w:id="26"/>
+      <w:bookmarkEnd w:id="29"/>
     </w:p>
     <w:p>
       <w:pPr>
@@ -6014,7 +7370,7 @@
         <w:spacing w:after="60"/>
       </w:pPr>
       <w:r>
-        <w:t>Il lavoro in corso resta nella sessione del browser: chiudendo la pagina o con «Ricomincia da capo» si perde, salvo le candidature salvate. Scarica o salva i documenti prima.</w:t>
+        <w:t>Senza «Le mie candidature» il lavoro in corso resta nella sessione del browser: chiudendo la pagina o con «Ricomincia da capo» si perde. Scarica i documenti prima. Con l'archivio attivo, invece, si salva da solo a ogni passo.</w:t>
       </w:r>
     </w:p>
     <w:p>
@@ -6053,7 +7409,7 @@
         <w:spacing w:after="60"/>
       </w:pPr>
       <w:r>
-        <w:t>I titoli delle sezioni del PDF sono solo in italiano o inglese.</w:t>
+        <w:t>Dall'archivio CV e lettera si scaricano nella lingua in cui sono stati generati (scegliendo l'altra lingua cambiano solo i titoli); per tradurli si crea una nuova versione.</w:t>
       </w:r>
     </w:p>
     <w:p>
@@ -6066,7 +7422,7 @@
         <w:spacing w:after="60"/>
       </w:pPr>
       <w:r>
-        <w:t>Tetti di 20 operazioni con l'AI per candidatura e 40 al giorno per utente (valori predefiniti).</w:t>
+        <w:t>I titoli delle sezioni del PDF sono solo in italiano o inglese.</w:t>
       </w:r>
     </w:p>
     <w:p>
@@ -6079,11 +7435,24 @@
         <w:spacing w:after="60"/>
       </w:pPr>
       <w:r>
+        <w:t>Tetti di 20 operazioni con l'AI per candidatura e 40 al giorno per utente (valori predefiniti).</w:t>
+      </w:r>
+    </w:p>
+    <w:p>
+      <w:pPr>
+        <w:pStyle w:val="Paragrafoelenco"/>
+        <w:numPr>
+          <w:ilvl w:val="0"/>
+          <w:numId w:val="3"/>
+        </w:numPr>
+        <w:spacing w:after="60"/>
+      </w:pPr>
+      <w:r>
         <w:t>Sul piano gratuito di Render il sito si spegne dopo 15 minuti senza visite e alla visita successiva impiega circa un minuto a ripartire.</w:t>
       </w:r>
     </w:p>
     <w:sectPr>
-      <w:footerReference w:type="default" r:id="rId24"/>
+      <w:footerReference w:type="default" r:id="rId28"/>
       <w:pgSz w:w="11906" w:h="16838"/>
       <w:pgMar w:top="1134" w:right="1134" w:bottom="1134" w:left="1134" w:header="708" w:footer="708" w:gutter="0"/>
       <w:cols w:space="720"/>
@@ -6193,64 +7562,64 @@
 <file path=word/numbering.xml><?xml version="1.0" encoding="utf-8"?>
 <w:numbering xmlns:wpc="http://schemas.microsoft.com/office/word/2010/wordprocessingCanvas" xmlns:cx="http://schemas.microsoft.com/office/drawing/2014/chartex" xmlns:cx1="http://schemas.microsoft.com/office/drawing/2015/9/8/chartex" xmlns:cx2="http://schemas.microsoft.com/office/drawing/2015/10/21/chartex" xmlns:cx3="http://schemas.microsoft.com/office/drawing/2016/5/9/chartex" xmlns:cx4="http://schemas.microsoft.com/office/drawing/2016/5/10/chartex" xmlns:cx5="http://schemas.microsoft.com/office/drawing/2016/5/11/chartex" xmlns:cx6="http://schemas.microsoft.com/office/drawing/2016/5/12/chartex" xmlns:cx7="http://schemas.microsoft.com/office/drawing/2016/5/13/chartex" xmlns:cx8="http://schemas.microsoft.com/office/drawing/2016/5/14/chartex" xmlns:mc="http://schemas.openxmlformats.org/markup-compatibility/2006" xmlns:aink="http://schemas.microsoft.com/office/drawing/2016/ink" xmlns:am3d="http://schemas.microsoft.com/office/drawing/2017/model3d" xmlns:o="urn:schemas-microsoft-com:office:office" xmlns:oel="http://schemas.microsoft.com/office/2019/extlst" xmlns:r="http://schemas.openxmlformats.org/officeDocument/2006/relationships" xmlns:m="http://schemas.openxmlformats.org/officeDocument/2006/math" xmlns:v="urn:schemas-microsoft-com:vml" xmlns:wp14="http://schemas.microsoft.com/office/word/2010/wordprocessingDrawing" xmlns:wp="http://schemas.openxmlformats.org/drawingml/2006/wordprocessingDrawing" xmlns:w10="urn:schemas-microsoft-com:office:word" xmlns:w="http://schemas.openxmlformats.org/wordprocessingml/2006/main" xmlns:w14="http://schemas.microsoft.com/office/word/2010/wordml" xmlns:w15="http://schemas.microsoft.com/office/word/2012/wordml" xmlns:w16cex="http://schemas.microsoft.com/office/word/2018/wordml/cex" xmlns:w16cid="http://schemas.microsoft.com/office/word/2016/wordml/cid" xmlns:w16="http://schemas.microsoft.com/office/word/2018/wordml" xmlns:w16du="http://schemas.microsoft.com/office/word/2023/wordml/word16du" xmlns:w16sdtdh="http://schemas.microsoft.com/office/word/2020/wordml/sdtdatahash" xmlns:w16sdtfl="http://schemas.microsoft.com/office/word/2024/wordml/sdtformatlock" xmlns:w16se="http://schemas.microsoft.com/office/word/2015/wordml/symex" xmlns:wpg="http://schemas.microsoft.com/office/word/2010/wordprocessingGroup" xmlns:wpi="http://schemas.microsoft.com/office/word/2010/wordprocessingInk" xmlns:wne="http://schemas.microsoft.com/office/word/2006/wordml" xmlns:wps="http://schemas.microsoft.com/office/word/2010/wordprocessingShape" mc:Ignorable="w14 w15 w16se w16cid w16 w16cex w16sdtdh w16sdtfl w16du wp14">
   <w:abstractNum w:abstractNumId="0" w15:restartNumberingAfterBreak="0">
-    <w:nsid w:val="109E3FFF"/>
+    <w:nsid w:val="03964C15"/>
     <w:multiLevelType w:val="hybridMultilevel"/>
-    <w:tmpl w:val="D06A0DBE"/>
-    <w:lvl w:ilvl="0" w:tplc="A64E7DAC">
+    <w:tmpl w:val="2CEEFF38"/>
+    <w:lvl w:ilvl="0" w:tplc="AB7C5D02">
       <w:start w:val="1"/>
-      <w:numFmt w:val="decimal"/>
-      <w:lvlText w:val="%1."/>
+      <w:numFmt w:val="bullet"/>
+      <w:lvlText w:val="•"/>
       <w:lvlJc w:val="left"/>
       <w:pPr>
-        <w:ind w:left="540" w:hanging="300"/>
+        <w:ind w:left="540" w:hanging="270"/>
       </w:pPr>
     </w:lvl>
-    <w:lvl w:ilvl="1" w:tplc="BD505B74">
+    <w:lvl w:ilvl="1" w:tplc="69624D0C">
       <w:numFmt w:val="decimal"/>
       <w:lvlText w:val=""/>
       <w:lvlJc w:val="left"/>
     </w:lvl>
-    <w:lvl w:ilvl="2" w:tplc="DADEFE0C">
+    <w:lvl w:ilvl="2" w:tplc="393AB4CE">
       <w:numFmt w:val="decimal"/>
       <w:lvlText w:val=""/>
       <w:lvlJc w:val="left"/>
     </w:lvl>
-    <w:lvl w:ilvl="3" w:tplc="AACE0C26">
+    <w:lvl w:ilvl="3" w:tplc="D61EE27E">
       <w:numFmt w:val="decimal"/>
       <w:lvlText w:val=""/>
       <w:lvlJc w:val="left"/>
     </w:lvl>
-    <w:lvl w:ilvl="4" w:tplc="4A96C8F0">
+    <w:lvl w:ilvl="4" w:tplc="BAB2EFF8">
       <w:numFmt w:val="decimal"/>
       <w:lvlText w:val=""/>
       <w:lvlJc w:val="left"/>
     </w:lvl>
-    <w:lvl w:ilvl="5" w:tplc="383261C2">
+    <w:lvl w:ilvl="5" w:tplc="B8565E66">
       <w:numFmt w:val="decimal"/>
       <w:lvlText w:val=""/>
       <w:lvlJc w:val="left"/>
     </w:lvl>
-    <w:lvl w:ilvl="6" w:tplc="CF86C17C">
+    <w:lvl w:ilvl="6" w:tplc="FB42965A">
       <w:numFmt w:val="decimal"/>
       <w:lvlText w:val=""/>
       <w:lvlJc w:val="left"/>
     </w:lvl>
-    <w:lvl w:ilvl="7" w:tplc="6832A326">
+    <w:lvl w:ilvl="7" w:tplc="6E90F294">
       <w:numFmt w:val="decimal"/>
       <w:lvlText w:val=""/>
       <w:lvlJc w:val="left"/>
     </w:lvl>
-    <w:lvl w:ilvl="8" w:tplc="95CE6886">
+    <w:lvl w:ilvl="8" w:tplc="C21C690E">
       <w:numFmt w:val="decimal"/>
       <w:lvlText w:val=""/>
       <w:lvlJc w:val="left"/>
     </w:lvl>
   </w:abstractNum>
   <w:abstractNum w:abstractNumId="1" w15:restartNumberingAfterBreak="0">
-    <w:nsid w:val="1B926920"/>
+    <w:nsid w:val="230B19E8"/>
     <w:multiLevelType w:val="hybridMultilevel"/>
-    <w:tmpl w:val="6930F3A0"/>
-    <w:lvl w:ilvl="0" w:tplc="06869604">
+    <w:tmpl w:val="FC7A8FE2"/>
+    <w:lvl w:ilvl="0" w:tplc="361C369A">
       <w:start w:val="1"/>
       <w:numFmt w:val="decimal"/>
       <w:lvlText w:val="%1."/>
@@ -6259,52 +7628,52 @@
         <w:ind w:left="540" w:hanging="300"/>
       </w:pPr>
     </w:lvl>
-    <w:lvl w:ilvl="1" w:tplc="90A6D408">
+    <w:lvl w:ilvl="1" w:tplc="06B80D42">
       <w:numFmt w:val="decimal"/>
       <w:lvlText w:val=""/>
       <w:lvlJc w:val="left"/>
     </w:lvl>
-    <w:lvl w:ilvl="2" w:tplc="BAC812FE">
+    <w:lvl w:ilvl="2" w:tplc="EE2CC566">
       <w:numFmt w:val="decimal"/>
       <w:lvlText w:val=""/>
       <w:lvlJc w:val="left"/>
     </w:lvl>
-    <w:lvl w:ilvl="3" w:tplc="1B862AB4">
+    <w:lvl w:ilvl="3" w:tplc="6C600DA8">
       <w:numFmt w:val="decimal"/>
       <w:lvlText w:val=""/>
       <w:lvlJc w:val="left"/>
     </w:lvl>
-    <w:lvl w:ilvl="4" w:tplc="C86C5C14">
+    <w:lvl w:ilvl="4" w:tplc="50FE9F76">
       <w:numFmt w:val="decimal"/>
       <w:lvlText w:val=""/>
       <w:lvlJc w:val="left"/>
     </w:lvl>
-    <w:lvl w:ilvl="5" w:tplc="D66A5BEA">
+    <w:lvl w:ilvl="5" w:tplc="D8A2518A">
       <w:numFmt w:val="decimal"/>
       <w:lvlText w:val=""/>
       <w:lvlJc w:val="left"/>
     </w:lvl>
-    <w:lvl w:ilvl="6" w:tplc="97C4B1B8">
+    <w:lvl w:ilvl="6" w:tplc="8F02A230">
       <w:numFmt w:val="decimal"/>
       <w:lvlText w:val=""/>
       <w:lvlJc w:val="left"/>
     </w:lvl>
-    <w:lvl w:ilvl="7" w:tplc="7F8ECEF8">
+    <w:lvl w:ilvl="7" w:tplc="9B4AEA08">
       <w:numFmt w:val="decimal"/>
       <w:lvlText w:val=""/>
       <w:lvlJc w:val="left"/>
     </w:lvl>
-    <w:lvl w:ilvl="8" w:tplc="74DE0114">
+    <w:lvl w:ilvl="8" w:tplc="D454179C">
       <w:numFmt w:val="decimal"/>
       <w:lvlText w:val=""/>
       <w:lvlJc w:val="left"/>
     </w:lvl>
   </w:abstractNum>
   <w:abstractNum w:abstractNumId="2" w15:restartNumberingAfterBreak="0">
-    <w:nsid w:val="41255F92"/>
+    <w:nsid w:val="36575841"/>
     <w:multiLevelType w:val="hybridMultilevel"/>
-    <w:tmpl w:val="52A4E10A"/>
-    <w:lvl w:ilvl="0" w:tplc="E6BC72A2">
+    <w:tmpl w:val="F59026B0"/>
+    <w:lvl w:ilvl="0" w:tplc="B0FC4F98">
       <w:start w:val="1"/>
       <w:numFmt w:val="decimal"/>
       <w:lvlText w:val="%1."/>
@@ -6313,106 +7682,106 @@
         <w:ind w:left="540" w:hanging="300"/>
       </w:pPr>
     </w:lvl>
-    <w:lvl w:ilvl="1" w:tplc="455435B2">
+    <w:lvl w:ilvl="1" w:tplc="E9364E68">
       <w:numFmt w:val="decimal"/>
       <w:lvlText w:val=""/>
       <w:lvlJc w:val="left"/>
     </w:lvl>
-    <w:lvl w:ilvl="2" w:tplc="78C47686">
+    <w:lvl w:ilvl="2" w:tplc="3CEA5442">
       <w:numFmt w:val="decimal"/>
       <w:lvlText w:val=""/>
       <w:lvlJc w:val="left"/>
     </w:lvl>
-    <w:lvl w:ilvl="3" w:tplc="9328ED76">
+    <w:lvl w:ilvl="3" w:tplc="FA66A478">
       <w:numFmt w:val="decimal"/>
       <w:lvlText w:val=""/>
       <w:lvlJc w:val="left"/>
     </w:lvl>
-    <w:lvl w:ilvl="4" w:tplc="7A3AA216">
+    <w:lvl w:ilvl="4" w:tplc="3140C4DE">
       <w:numFmt w:val="decimal"/>
       <w:lvlText w:val=""/>
       <w:lvlJc w:val="left"/>
     </w:lvl>
-    <w:lvl w:ilvl="5" w:tplc="AC72472E">
+    <w:lvl w:ilvl="5" w:tplc="1888753A">
       <w:numFmt w:val="decimal"/>
       <w:lvlText w:val=""/>
       <w:lvlJc w:val="left"/>
     </w:lvl>
-    <w:lvl w:ilvl="6" w:tplc="1FAA31EA">
+    <w:lvl w:ilvl="6" w:tplc="B7C6D722">
       <w:numFmt w:val="decimal"/>
       <w:lvlText w:val=""/>
       <w:lvlJc w:val="left"/>
     </w:lvl>
-    <w:lvl w:ilvl="7" w:tplc="535414CC">
+    <w:lvl w:ilvl="7" w:tplc="EBD877D0">
       <w:numFmt w:val="decimal"/>
       <w:lvlText w:val=""/>
       <w:lvlJc w:val="left"/>
     </w:lvl>
-    <w:lvl w:ilvl="8" w:tplc="319814B8">
+    <w:lvl w:ilvl="8" w:tplc="C50CE2A0">
       <w:numFmt w:val="decimal"/>
       <w:lvlText w:val=""/>
       <w:lvlJc w:val="left"/>
     </w:lvl>
   </w:abstractNum>
   <w:abstractNum w:abstractNumId="3" w15:restartNumberingAfterBreak="0">
-    <w:nsid w:val="4B0A79DD"/>
+    <w:nsid w:val="3802693B"/>
     <w:multiLevelType w:val="hybridMultilevel"/>
-    <w:tmpl w:val="D2685FE8"/>
-    <w:lvl w:ilvl="0" w:tplc="A95A7CEA">
+    <w:tmpl w:val="711EF0FA"/>
+    <w:lvl w:ilvl="0" w:tplc="70E0E0EE">
       <w:start w:val="1"/>
-      <w:numFmt w:val="bullet"/>
-      <w:lvlText w:val="•"/>
+      <w:numFmt w:val="decimal"/>
+      <w:lvlText w:val="%1."/>
       <w:lvlJc w:val="left"/>
       <w:pPr>
-        <w:ind w:left="540" w:hanging="270"/>
+        <w:ind w:left="540" w:hanging="300"/>
       </w:pPr>
     </w:lvl>
-    <w:lvl w:ilvl="1" w:tplc="7E2E4758">
+    <w:lvl w:ilvl="1" w:tplc="B1164996">
       <w:numFmt w:val="decimal"/>
       <w:lvlText w:val=""/>
       <w:lvlJc w:val="left"/>
     </w:lvl>
-    <w:lvl w:ilvl="2" w:tplc="6C128A22">
+    <w:lvl w:ilvl="2" w:tplc="8030120E">
       <w:numFmt w:val="decimal"/>
       <w:lvlText w:val=""/>
       <w:lvlJc w:val="left"/>
     </w:lvl>
-    <w:lvl w:ilvl="3" w:tplc="CF6E240E">
+    <w:lvl w:ilvl="3" w:tplc="243A12D2">
       <w:numFmt w:val="decimal"/>
       <w:lvlText w:val=""/>
       <w:lvlJc w:val="left"/>
     </w:lvl>
-    <w:lvl w:ilvl="4" w:tplc="94B8F08A">
+    <w:lvl w:ilvl="4" w:tplc="73864714">
       <w:numFmt w:val="decimal"/>
       <w:lvlText w:val=""/>
       <w:lvlJc w:val="left"/>
     </w:lvl>
-    <w:lvl w:ilvl="5" w:tplc="95A8CE04">
+    <w:lvl w:ilvl="5" w:tplc="4B929D90">
       <w:numFmt w:val="decimal"/>
       <w:lvlText w:val=""/>
       <w:lvlJc w:val="left"/>
     </w:lvl>
-    <w:lvl w:ilvl="6" w:tplc="F14C8090">
+    <w:lvl w:ilvl="6" w:tplc="1C507FAC">
       <w:numFmt w:val="decimal"/>
       <w:lvlText w:val=""/>
       <w:lvlJc w:val="left"/>
     </w:lvl>
-    <w:lvl w:ilvl="7" w:tplc="7F7EADB6">
+    <w:lvl w:ilvl="7" w:tplc="58AE77EE">
       <w:numFmt w:val="decimal"/>
       <w:lvlText w:val=""/>
       <w:lvlJc w:val="left"/>
     </w:lvl>
-    <w:lvl w:ilvl="8" w:tplc="97C05084">
+    <w:lvl w:ilvl="8" w:tplc="5024F7A4">
       <w:numFmt w:val="decimal"/>
       <w:lvlText w:val=""/>
       <w:lvlJc w:val="left"/>
     </w:lvl>
   </w:abstractNum>
   <w:abstractNum w:abstractNumId="4" w15:restartNumberingAfterBreak="0">
-    <w:nsid w:val="522065FF"/>
+    <w:nsid w:val="739D2D68"/>
     <w:multiLevelType w:val="hybridMultilevel"/>
-    <w:tmpl w:val="57C0E79A"/>
-    <w:lvl w:ilvl="0" w:tplc="9D62410C" w:tentative="1">
+    <w:tmpl w:val="E8FA6736"/>
+    <w:lvl w:ilvl="0" w:tplc="0DF2451A" w:tentative="1">
       <w:start w:val="1"/>
       <w:numFmt w:val="bullet"/>
       <w:lvlText w:val="●"/>
@@ -6421,7 +7790,7 @@
         <w:ind w:left="720" w:hanging="360"/>
       </w:pPr>
     </w:lvl>
-    <w:lvl w:ilvl="1" w:tplc="E026B49C" w:tentative="1">
+    <w:lvl w:ilvl="1" w:tplc="45542A6C" w:tentative="1">
       <w:start w:val="1"/>
       <w:numFmt w:val="bullet"/>
       <w:lvlText w:val="○"/>
@@ -6430,7 +7799,7 @@
         <w:ind w:left="1440" w:hanging="360"/>
       </w:pPr>
     </w:lvl>
-    <w:lvl w:ilvl="2" w:tplc="383E10BE" w:tentative="1">
+    <w:lvl w:ilvl="2" w:tplc="E302641E" w:tentative="1">
       <w:start w:val="1"/>
       <w:numFmt w:val="bullet"/>
       <w:lvlText w:val="■"/>
@@ -6439,7 +7808,7 @@
         <w:ind w:left="2160" w:hanging="360"/>
       </w:pPr>
     </w:lvl>
-    <w:lvl w:ilvl="3" w:tplc="B64C3800" w:tentative="1">
+    <w:lvl w:ilvl="3" w:tplc="34B2F3F6" w:tentative="1">
       <w:start w:val="1"/>
       <w:numFmt w:val="bullet"/>
       <w:lvlText w:val="●"/>
@@ -6448,7 +7817,7 @@
         <w:ind w:left="2880" w:hanging="360"/>
       </w:pPr>
     </w:lvl>
-    <w:lvl w:ilvl="4" w:tplc="DAA8F0EC" w:tentative="1">
+    <w:lvl w:ilvl="4" w:tplc="AF2E1CFE" w:tentative="1">
       <w:start w:val="1"/>
       <w:numFmt w:val="bullet"/>
       <w:lvlText w:val="○"/>
@@ -6457,7 +7826,7 @@
         <w:ind w:left="3600" w:hanging="360"/>
       </w:pPr>
     </w:lvl>
-    <w:lvl w:ilvl="5" w:tplc="386E4ED8" w:tentative="1">
+    <w:lvl w:ilvl="5" w:tplc="B704CB62" w:tentative="1">
       <w:start w:val="1"/>
       <w:numFmt w:val="bullet"/>
       <w:lvlText w:val="■"/>
@@ -6466,7 +7835,7 @@
         <w:ind w:left="4320" w:hanging="360"/>
       </w:pPr>
     </w:lvl>
-    <w:lvl w:ilvl="6" w:tplc="28D846B4" w:tentative="1">
+    <w:lvl w:ilvl="6" w:tplc="F10607E2" w:tentative="1">
       <w:start w:val="1"/>
       <w:numFmt w:val="bullet"/>
       <w:lvlText w:val="●"/>
@@ -6475,7 +7844,7 @@
         <w:ind w:left="5040" w:hanging="360"/>
       </w:pPr>
     </w:lvl>
-    <w:lvl w:ilvl="7" w:tplc="BABEAD72" w:tentative="1">
+    <w:lvl w:ilvl="7" w:tplc="E148474C" w:tentative="1">
       <w:start w:val="1"/>
       <w:numFmt w:val="bullet"/>
       <w:lvlText w:val="●"/>
@@ -6484,7 +7853,7 @@
         <w:ind w:left="5760" w:hanging="360"/>
       </w:pPr>
     </w:lvl>
-    <w:lvl w:ilvl="8" w:tplc="91CEF9E0" w:tentative="1">
+    <w:lvl w:ilvl="8" w:tplc="7AE41C9E" w:tentative="1">
       <w:start w:val="1"/>
       <w:numFmt w:val="bullet"/>
       <w:lvlText w:val="●"/>
@@ -6495,10 +7864,10 @@
     </w:lvl>
   </w:abstractNum>
   <w:abstractNum w:abstractNumId="5" w15:restartNumberingAfterBreak="0">
-    <w:nsid w:val="62DB3D4D"/>
+    <w:nsid w:val="73D2093C"/>
     <w:multiLevelType w:val="hybridMultilevel"/>
-    <w:tmpl w:val="EEC0D8CA"/>
-    <w:lvl w:ilvl="0" w:tplc="7C7AC91A">
+    <w:tmpl w:val="FB46379E"/>
+    <w:lvl w:ilvl="0" w:tplc="089CA34C">
       <w:start w:val="1"/>
       <w:numFmt w:val="decimal"/>
       <w:lvlText w:val="%1."/>
@@ -6507,79 +7876,79 @@
         <w:ind w:left="540" w:hanging="300"/>
       </w:pPr>
     </w:lvl>
-    <w:lvl w:ilvl="1" w:tplc="8A0C50E4">
+    <w:lvl w:ilvl="1" w:tplc="2AF68998">
       <w:numFmt w:val="decimal"/>
       <w:lvlText w:val=""/>
       <w:lvlJc w:val="left"/>
     </w:lvl>
-    <w:lvl w:ilvl="2" w:tplc="8F6EED46">
+    <w:lvl w:ilvl="2" w:tplc="0E72A936">
       <w:numFmt w:val="decimal"/>
       <w:lvlText w:val=""/>
       <w:lvlJc w:val="left"/>
     </w:lvl>
-    <w:lvl w:ilvl="3" w:tplc="1F348760">
+    <w:lvl w:ilvl="3" w:tplc="F7E22D04">
       <w:numFmt w:val="decimal"/>
       <w:lvlText w:val=""/>
       <w:lvlJc w:val="left"/>
     </w:lvl>
-    <w:lvl w:ilvl="4" w:tplc="DCC06498">
+    <w:lvl w:ilvl="4" w:tplc="767E1AEA">
       <w:numFmt w:val="decimal"/>
       <w:lvlText w:val=""/>
       <w:lvlJc w:val="left"/>
     </w:lvl>
-    <w:lvl w:ilvl="5" w:tplc="812AC396">
+    <w:lvl w:ilvl="5" w:tplc="F2AA0CE0">
       <w:numFmt w:val="decimal"/>
       <w:lvlText w:val=""/>
       <w:lvlJc w:val="left"/>
     </w:lvl>
-    <w:lvl w:ilvl="6" w:tplc="019AA8BA">
+    <w:lvl w:ilvl="6" w:tplc="6610EDF2">
       <w:numFmt w:val="decimal"/>
       <w:lvlText w:val=""/>
       <w:lvlJc w:val="left"/>
     </w:lvl>
-    <w:lvl w:ilvl="7" w:tplc="53D802EE">
+    <w:lvl w:ilvl="7" w:tplc="00483E98">
       <w:numFmt w:val="decimal"/>
       <w:lvlText w:val=""/>
       <w:lvlJc w:val="left"/>
     </w:lvl>
-    <w:lvl w:ilvl="8" w:tplc="D4289E5A">
+    <w:lvl w:ilvl="8" w:tplc="DEA276BA">
       <w:numFmt w:val="decimal"/>
       <w:lvlText w:val=""/>
       <w:lvlJc w:val="left"/>
     </w:lvl>
   </w:abstractNum>
-  <w:num w:numId="1" w16cid:durableId="783234072">
+  <w:num w:numId="1" w16cid:durableId="2007047688">
     <w:abstractNumId w:val="4"/>
     <w:lvlOverride w:ilvl="0">
       <w:startOverride w:val="1"/>
     </w:lvlOverride>
   </w:num>
-  <w:num w:numId="2" w16cid:durableId="1273587521">
+  <w:num w:numId="2" w16cid:durableId="692730666">
+    <w:abstractNumId w:val="1"/>
+    <w:lvlOverride w:ilvl="0">
+      <w:startOverride w:val="1"/>
+    </w:lvlOverride>
+  </w:num>
+  <w:num w:numId="3" w16cid:durableId="671445211">
     <w:abstractNumId w:val="0"/>
     <w:lvlOverride w:ilvl="0">
       <w:startOverride w:val="1"/>
     </w:lvlOverride>
   </w:num>
-  <w:num w:numId="3" w16cid:durableId="307906138">
+  <w:num w:numId="4" w16cid:durableId="451755299">
+    <w:abstractNumId w:val="2"/>
+    <w:lvlOverride w:ilvl="0">
+      <w:startOverride w:val="1"/>
+    </w:lvlOverride>
+  </w:num>
+  <w:num w:numId="5" w16cid:durableId="855197970">
     <w:abstractNumId w:val="3"/>
     <w:lvlOverride w:ilvl="0">
       <w:startOverride w:val="1"/>
     </w:lvlOverride>
   </w:num>
-  <w:num w:numId="4" w16cid:durableId="682896763">
+  <w:num w:numId="6" w16cid:durableId="110130363">
     <w:abstractNumId w:val="5"/>
-    <w:lvlOverride w:ilvl="0">
-      <w:startOverride w:val="1"/>
-    </w:lvlOverride>
-  </w:num>
-  <w:num w:numId="5" w16cid:durableId="479151638">
-    <w:abstractNumId w:val="2"/>
-    <w:lvlOverride w:ilvl="0">
-      <w:startOverride w:val="1"/>
-    </w:lvlOverride>
-  </w:num>
-  <w:num w:numId="6" w16cid:durableId="486822036">
-    <w:abstractNumId w:val="1"/>
     <w:lvlOverride w:ilvl="0">
       <w:startOverride w:val="1"/>
     </w:lvlOverride>
@@ -7218,7 +8587,7 @@
     <w:autoRedefine/>
     <w:uiPriority w:val="39"/>
     <w:unhideWhenUsed/>
-    <w:rsid w:val="00D96AF3"/>
+    <w:rsid w:val="007C4A2D"/>
     <w:pPr>
       <w:spacing w:after="100"/>
     </w:pPr>
@@ -7230,7 +8599,7 @@
     <w:autoRedefine/>
     <w:uiPriority w:val="39"/>
     <w:unhideWhenUsed/>
-    <w:rsid w:val="00D96AF3"/>
+    <w:rsid w:val="007C4A2D"/>
     <w:pPr>
       <w:spacing w:after="100"/>
       <w:ind w:left="220"/>
